--- a/07_Portfolio_Documents/UFCEP4-0-3_02_Task03_Alignment_Evaluation.docx
+++ b/07_Portfolio_Documents/UFCEP4-0-3_02_Task03_Alignment_Evaluation.docx
@@ -67,7 +67,7 @@
         <w:t xml:space="preserve">O1_Operational_Merged</w:t>
       </w:r>
       <w:r>
-        <w:t xml:space="preserve">, the 68 Camunda Forms attached to the user tasks, and the Zeebe job types attached to the automated tasks. All six process definitions in that set were deployed to a running Camunda 8 Run 8.10.0-alpha5 cluster and executed.</w:t>
+        <w:t>, the 69 Camunda Forms attached to the user tasks, and the Zeebe job types attached to the automated tasks. All six process definitions in that set were deployed to a running Camunda 8 Run 8.10.0-alpha5 cluster and executed.</w:t>
       </w:r>
     </w:p>
     <w:p>

--- a/07_Portfolio_Documents/UFCEP4-0-3_02_Task03_Alignment_Evaluation.docx
+++ b/07_Portfolio_Documents/UFCEP4-0-3_02_Task03_Alignment_Evaluation.docx
@@ -67,7 +67,7 @@
         <w:t xml:space="preserve">O1_Operational_Merged</w:t>
       </w:r>
       <w:r>
-        <w:t>, the 69 Camunda Forms attached to the user tasks, and the Zeebe job types attached to the automated tasks. All six process definitions in that set were deployed to a running Camunda 8 Run 8.10.0-alpha5 cluster and executed.</w:t>
+        <w:t>, the 68 Camunda Forms attached to the user tasks, and the Zeebe job types attached to the automated tasks. All six process definitions in that set were deployed to a running Camunda 8 Run 8.10.0-alpha5 cluster and executed.</w:t>
       </w:r>
     </w:p>
     <w:p>
@@ -168,31 +168,29 @@
     </w:p>
     <w:tbl>
       <w:tblPr>
-        <w:tblStyle w:val="TableGrid"/>
         <w:tblW w:w="9638" w:type="dxa"/>
         <w:tblBorders>
-          <w:top w:val="single" w:sz="6" w:color="808080"/>
-          <w:left w:val="single" w:sz="6" w:color="808080"/>
-          <w:bottom w:val="single" w:sz="6" w:color="808080"/>
-          <w:right w:val="single" w:sz="6" w:color="808080"/>
-          <w:insideH w:val="single" w:sz="6" w:color="808080"/>
-          <w:insideV w:val="single" w:sz="6" w:color="808080"/>
+          <w:top w:val="single" w:sz="4" w:space="0" w:color="999999"/>
+          <w:left w:val="single" w:sz="4" w:space="0" w:color="999999"/>
+          <w:bottom w:val="single" w:sz="4" w:space="0" w:color="999999"/>
+          <w:right w:val="single" w:sz="4" w:space="0" w:color="999999"/>
+          <w:insideH w:val="single" w:sz="4" w:space="0" w:color="999999"/>
+          <w:insideV w:val="single" w:sz="4" w:space="0" w:color="999999"/>
         </w:tblBorders>
-        <w:tblLayout w:type="fixed"/>
         <w:tblCellMar>
-          <w:top w:w="0" w:type="dxa"/>
-          <w:left w:w="90" w:type="dxa"/>
-          <w:bottom w:w="0" w:type="dxa"/>
-          <w:right w:w="90" w:type="dxa"/>
+          <w:top w:w="10" w:type="dxa"/>
+          <w:left w:w="40" w:type="dxa"/>
+          <w:bottom w:w="10" w:type="dxa"/>
+          <w:right w:w="40" w:type="dxa"/>
         </w:tblCellMar>
-        <w:tblLook w:val="04A0" w:firstRow="1" w:lastRow="0" w:firstColumn="0" w:lastColumn="0" w:noHBand="0" w:noVBand="1"/>
       </w:tblPr>
       <w:tblGrid>
-        <w:gridCol w:w="616"/>
-        <w:gridCol w:w="2561"/>
-        <w:gridCol w:w="2809"/>
-        <w:gridCol w:w="2576"/>
-        <w:gridCol w:w="1076"/>
+        <w:gridCol w:w="652"/>
+        <w:gridCol w:w="1882"/>
+        <w:gridCol w:w="1956"/>
+        <w:gridCol w:w="2068"/>
+        <w:gridCol w:w="1956"/>
+        <w:gridCol w:w="1124"/>
       </w:tblGrid>
       <w:tr>
         <w:trPr>
@@ -200,19 +198,19 @@
         </w:trPr>
         <w:tc>
           <w:tcPr>
-            <w:tcW w:w="616" w:type="dxa"/>
-            <w:shd w:val="clear" w:fill="EDEDED"/>
-            <w:vAlign w:val="top"/>
-          </w:tcPr>
-          <w:p>
-            <w:pPr>
-              <w:spacing w:before="20" w:after="20"/>
+            <w:tcW w:w="652" w:type="dxa"/>
+            <w:shd w:val="clear" w:color="auto" w:fill="D9E2F3"/>
+            <w:vAlign w:val="top"/>
+          </w:tcPr>
+          <w:p>
+            <w:pPr>
+              <w:spacing w:before="10" w:after="10"/>
             </w:pPr>
             <w:r>
               <w:rPr>
                 <w:b/>
-                <w:sz w:val="21"/>
-                <w:szCs w:val="21"/>
+                <w:sz w:val="15"/>
+                <w:szCs w:val="15"/>
               </w:rPr>
               <w:t xml:space="preserve">ID</w:t>
             </w:r>
@@ -220,19 +218,19 @@
         </w:tc>
         <w:tc>
           <w:tcPr>
-            <w:tcW w:w="2561" w:type="dxa"/>
-            <w:shd w:val="clear" w:fill="EDEDED"/>
-            <w:vAlign w:val="top"/>
-          </w:tcPr>
-          <w:p>
-            <w:pPr>
-              <w:spacing w:before="20" w:after="20"/>
+            <w:tcW w:w="1882" w:type="dxa"/>
+            <w:shd w:val="clear" w:color="auto" w:fill="D9E2F3"/>
+            <w:vAlign w:val="top"/>
+          </w:tcPr>
+          <w:p>
+            <w:pPr>
+              <w:spacing w:before="10" w:after="10"/>
             </w:pPr>
             <w:r>
               <w:rPr>
                 <w:b/>
-                <w:sz w:val="21"/>
-                <w:szCs w:val="21"/>
+                <w:sz w:val="15"/>
+                <w:szCs w:val="15"/>
               </w:rPr>
               <w:t xml:space="preserve">Requirement</w:t>
             </w:r>
@@ -240,19 +238,19 @@
         </w:tc>
         <w:tc>
           <w:tcPr>
-            <w:tcW w:w="2809" w:type="dxa"/>
-            <w:shd w:val="clear" w:fill="EDEDED"/>
-            <w:vAlign w:val="top"/>
-          </w:tcPr>
-          <w:p>
-            <w:pPr>
-              <w:spacing w:before="20" w:after="20"/>
+            <w:tcW w:w="1956" w:type="dxa"/>
+            <w:shd w:val="clear" w:color="auto" w:fill="D9E2F3"/>
+            <w:vAlign w:val="top"/>
+          </w:tcPr>
+          <w:p>
+            <w:pPr>
+              <w:spacing w:before="10" w:after="10"/>
             </w:pPr>
             <w:r>
               <w:rPr>
                 <w:b/>
-                <w:sz w:val="21"/>
-                <w:szCs w:val="21"/>
+                <w:sz w:val="15"/>
+                <w:szCs w:val="15"/>
               </w:rPr>
               <w:t xml:space="preserve">Strategic model evidence</w:t>
             </w:r>
@@ -260,19 +258,39 @@
         </w:tc>
         <w:tc>
           <w:tcPr>
-            <w:tcW w:w="2576" w:type="dxa"/>
-            <w:shd w:val="clear" w:fill="EDEDED"/>
-            <w:vAlign w:val="top"/>
-          </w:tcPr>
-          <w:p>
-            <w:pPr>
-              <w:spacing w:before="20" w:after="20"/>
+            <w:tcW w:w="2068" w:type="dxa"/>
+            <w:shd w:val="clear" w:color="auto" w:fill="D9E2F3"/>
+            <w:vAlign w:val="top"/>
+          </w:tcPr>
+          <w:p>
+            <w:pPr>
+              <w:spacing w:before="10" w:after="10"/>
             </w:pPr>
             <w:r>
               <w:rPr>
                 <w:b/>
-                <w:sz w:val="21"/>
-                <w:szCs w:val="21"/>
+                <w:sz w:val="15"/>
+                <w:szCs w:val="15"/>
+              </w:rPr>
+              <w:t xml:space="preserve">i* element (SD/SR)</w:t>
+            </w:r>
+          </w:p>
+        </w:tc>
+        <w:tc>
+          <w:tcPr>
+            <w:tcW w:w="1956" w:type="dxa"/>
+            <w:shd w:val="clear" w:color="auto" w:fill="D9E2F3"/>
+            <w:vAlign w:val="top"/>
+          </w:tcPr>
+          <w:p>
+            <w:pPr>
+              <w:spacing w:before="10" w:after="10"/>
+            </w:pPr>
+            <w:r>
+              <w:rPr>
+                <w:b/>
+                <w:sz w:val="15"/>
+                <w:szCs w:val="15"/>
               </w:rPr>
               <w:t xml:space="preserve">Operational / implementation evidence</w:t>
             </w:r>
@@ -280,19 +298,19 @@
         </w:tc>
         <w:tc>
           <w:tcPr>
-            <w:tcW w:w="1076" w:type="dxa"/>
-            <w:shd w:val="clear" w:fill="EDEDED"/>
-            <w:vAlign w:val="top"/>
-          </w:tcPr>
-          <w:p>
-            <w:pPr>
-              <w:spacing w:before="20" w:after="20"/>
+            <w:tcW w:w="1124" w:type="dxa"/>
+            <w:shd w:val="clear" w:color="auto" w:fill="D9E2F3"/>
+            <w:vAlign w:val="top"/>
+          </w:tcPr>
+          <w:p>
+            <w:pPr>
+              <w:spacing w:before="10" w:after="10"/>
             </w:pPr>
             <w:r>
               <w:rPr>
                 <w:b/>
-                <w:sz w:val="21"/>
-                <w:szCs w:val="21"/>
+                <w:sz w:val="15"/>
+                <w:szCs w:val="15"/>
               </w:rPr>
               <w:t xml:space="preserve">Verdict</w:t>
             </w:r>
@@ -302,17 +320,17 @@
       <w:tr>
         <w:tc>
           <w:tcPr>
-            <w:tcW w:w="616" w:type="dxa"/>
-            <w:vAlign w:val="top"/>
-          </w:tcPr>
-          <w:p>
-            <w:pPr>
-              <w:spacing w:before="20" w:after="20"/>
-            </w:pPr>
-            <w:r>
-              <w:rPr>
-                <w:sz w:val="21"/>
-                <w:szCs w:val="21"/>
+            <w:tcW w:w="652" w:type="dxa"/>
+            <w:vAlign w:val="top"/>
+          </w:tcPr>
+          <w:p>
+            <w:pPr>
+              <w:spacing w:before="10" w:after="10"/>
+            </w:pPr>
+            <w:r>
+              <w:rPr>
+                <w:sz w:val="14"/>
+                <w:szCs w:val="14"/>
               </w:rPr>
               <w:t xml:space="preserve">REQ-01</w:t>
             </w:r>
@@ -320,17 +338,17 @@
         </w:tc>
         <w:tc>
           <w:tcPr>
-            <w:tcW w:w="2561" w:type="dxa"/>
-            <w:vAlign w:val="top"/>
-          </w:tcPr>
-          <w:p>
-            <w:pPr>
-              <w:spacing w:before="20" w:after="20"/>
-            </w:pPr>
-            <w:r>
-              <w:rPr>
-                <w:sz w:val="21"/>
-                <w:szCs w:val="21"/>
+            <w:tcW w:w="1882" w:type="dxa"/>
+            <w:vAlign w:val="top"/>
+          </w:tcPr>
+          <w:p>
+            <w:pPr>
+              <w:spacing w:before="10" w:after="10"/>
+            </w:pPr>
+            <w:r>
+              <w:rPr>
+                <w:sz w:val="14"/>
+                <w:szCs w:val="14"/>
               </w:rPr>
               <w:t xml:space="preserve">A referral from a GP or another hospital must be received and registered, and the patient identified</w:t>
             </w:r>
@@ -338,17 +356,17 @@
         </w:tc>
         <w:tc>
           <w:tcPr>
-            <w:tcW w:w="2809" w:type="dxa"/>
-            <w:vAlign w:val="top"/>
-          </w:tcPr>
-          <w:p>
-            <w:pPr>
-              <w:spacing w:before="20" w:after="20"/>
-            </w:pPr>
-            <w:r>
-              <w:rPr>
-                <w:sz w:val="21"/>
-                <w:szCs w:val="21"/>
+            <w:tcW w:w="1956" w:type="dxa"/>
+            <w:vAlign w:val="top"/>
+          </w:tcPr>
+          <w:p>
+            <w:pPr>
+              <w:spacing w:before="10" w:after="10"/>
+            </w:pPr>
+            <w:r>
+              <w:rPr>
+                <w:sz w:val="14"/>
+                <w:szCs w:val="14"/>
               </w:rPr>
               <w:t xml:space="preserve">S1 T_Register; S2 T_RegisterReferral, E_ReferralReceived</w:t>
             </w:r>
@@ -356,35 +374,53 @@
         </w:tc>
         <w:tc>
           <w:tcPr>
-            <w:tcW w:w="2576" w:type="dxa"/>
-            <w:vAlign w:val="top"/>
-          </w:tcPr>
-          <w:p>
-            <w:pPr>
-              <w:spacing w:before="20" w:after="20"/>
-            </w:pPr>
-            <w:r>
-              <w:rPr>
-                <w:sz w:val="21"/>
-                <w:szCs w:val="21"/>
-              </w:rPr>
-              <w:t xml:space="preserve">Built and modelled; patient-identity check is a form field only</w:t>
-            </w:r>
-          </w:p>
-        </w:tc>
-        <w:tc>
-          <w:tcPr>
-            <w:tcW w:w="1076" w:type="dxa"/>
-            <w:vAlign w:val="top"/>
-          </w:tcPr>
-          <w:p>
-            <w:pPr>
-              <w:spacing w:before="20" w:after="20"/>
-            </w:pPr>
-            <w:r>
-              <w:rPr>
-                <w:sz w:val="21"/>
-                <w:szCs w:val="21"/>
+            <w:tcW w:w="2068" w:type="dxa"/>
+            <w:vAlign w:val="top"/>
+          </w:tcPr>
+          <w:p>
+            <w:pPr>
+              <w:spacing w:before="10" w:after="10"/>
+            </w:pPr>
+            <w:r>
+              <w:rPr>
+                <w:sz w:val="14"/>
+                <w:szCs w:val="14"/>
+              </w:rPr>
+              <w:t xml:space="preserve">SD-00 Referrer→Secretary [resource: complete referral documentation]; SD-07 Secretary→Patient [resource: accurate patient identification]</w:t>
+            </w:r>
+          </w:p>
+        </w:tc>
+        <w:tc>
+          <w:tcPr>
+            <w:tcW w:w="1956" w:type="dxa"/>
+            <w:vAlign w:val="top"/>
+          </w:tcPr>
+          <w:p>
+            <w:pPr>
+              <w:spacing w:before="10" w:after="10"/>
+            </w:pPr>
+            <w:r>
+              <w:rPr>
+                <w:sz w:val="14"/>
+                <w:szCs w:val="14"/>
+              </w:rPr>
+              <w:t xml:space="preserve">Built and modelled; patient-identity check is a form field only [TC-01]</w:t>
+            </w:r>
+          </w:p>
+        </w:tc>
+        <w:tc>
+          <w:tcPr>
+            <w:tcW w:w="1124" w:type="dxa"/>
+            <w:vAlign w:val="top"/>
+          </w:tcPr>
+          <w:p>
+            <w:pPr>
+              <w:spacing w:before="10" w:after="10"/>
+            </w:pPr>
+            <w:r>
+              <w:rPr>
+                <w:sz w:val="14"/>
+                <w:szCs w:val="14"/>
               </w:rPr>
               <w:t xml:space="preserve">Fully</w:t>
             </w:r>
@@ -394,17 +430,17 @@
       <w:tr>
         <w:tc>
           <w:tcPr>
-            <w:tcW w:w="616" w:type="dxa"/>
-            <w:vAlign w:val="top"/>
-          </w:tcPr>
-          <w:p>
-            <w:pPr>
-              <w:spacing w:before="20" w:after="20"/>
-            </w:pPr>
-            <w:r>
-              <w:rPr>
-                <w:sz w:val="21"/>
-                <w:szCs w:val="21"/>
+            <w:tcW w:w="652" w:type="dxa"/>
+            <w:vAlign w:val="top"/>
+          </w:tcPr>
+          <w:p>
+            <w:pPr>
+              <w:spacing w:before="10" w:after="10"/>
+            </w:pPr>
+            <w:r>
+              <w:rPr>
+                <w:sz w:val="14"/>
+                <w:szCs w:val="14"/>
               </w:rPr>
               <w:t xml:space="preserve">REQ-02</w:t>
             </w:r>
@@ -412,17 +448,17 @@
         </w:tc>
         <w:tc>
           <w:tcPr>
-            <w:tcW w:w="2561" w:type="dxa"/>
-            <w:vAlign w:val="top"/>
-          </w:tcPr>
-          <w:p>
-            <w:pPr>
-              <w:spacing w:before="20" w:after="20"/>
-            </w:pPr>
-            <w:r>
-              <w:rPr>
-                <w:sz w:val="21"/>
-                <w:szCs w:val="21"/>
+            <w:tcW w:w="1882" w:type="dxa"/>
+            <w:vAlign w:val="top"/>
+          </w:tcPr>
+          <w:p>
+            <w:pPr>
+              <w:spacing w:before="10" w:after="10"/>
+            </w:pPr>
+            <w:r>
+              <w:rPr>
+                <w:sz w:val="14"/>
+                <w:szCs w:val="14"/>
               </w:rPr>
               <w:t xml:space="preserve">Referral supporting information (clinic letters, investigation results, diagnostic reports) must be checked</w:t>
             </w:r>
@@ -430,53 +466,71 @@
         </w:tc>
         <w:tc>
           <w:tcPr>
-            <w:tcW w:w="2809" w:type="dxa"/>
-            <w:vAlign w:val="top"/>
-          </w:tcPr>
-          <w:p>
-            <w:pPr>
-              <w:spacing w:before="20" w:after="20"/>
-            </w:pPr>
-            <w:r>
-              <w:rPr>
-                <w:sz w:val="21"/>
-                <w:szCs w:val="21"/>
-              </w:rPr>
-              <w:t xml:space="preserve">S1 G_Documentation; S2 T_CheckDocumentation, G_DocumentationC...</w:t>
-            </w:r>
-          </w:p>
-        </w:tc>
-        <w:tc>
-          <w:tcPr>
-            <w:tcW w:w="2576" w:type="dxa"/>
-            <w:vAlign w:val="top"/>
-          </w:tcPr>
-          <w:p>
-            <w:pPr>
-              <w:spacing w:before="20" w:after="20"/>
-            </w:pPr>
-            <w:r>
-              <w:rPr>
-                <w:sz w:val="21"/>
-                <w:szCs w:val="21"/>
-              </w:rPr>
-              <w:t xml:space="preserve">Built and modelled</w:t>
-            </w:r>
-          </w:p>
-        </w:tc>
-        <w:tc>
-          <w:tcPr>
-            <w:tcW w:w="1076" w:type="dxa"/>
-            <w:vAlign w:val="top"/>
-          </w:tcPr>
-          <w:p>
-            <w:pPr>
-              <w:spacing w:before="20" w:after="20"/>
-            </w:pPr>
-            <w:r>
-              <w:rPr>
-                <w:sz w:val="21"/>
-                <w:szCs w:val="21"/>
+            <w:tcW w:w="1956" w:type="dxa"/>
+            <w:vAlign w:val="top"/>
+          </w:tcPr>
+          <w:p>
+            <w:pPr>
+              <w:spacing w:before="10" w:after="10"/>
+            </w:pPr>
+            <w:r>
+              <w:rPr>
+                <w:sz w:val="14"/>
+                <w:szCs w:val="14"/>
+              </w:rPr>
+              <w:t xml:space="preserve">S1 G_Documentation.</w:t>
+            </w:r>
+          </w:p>
+        </w:tc>
+        <w:tc>
+          <w:tcPr>
+            <w:tcW w:w="2068" w:type="dxa"/>
+            <w:vAlign w:val="top"/>
+          </w:tcPr>
+          <w:p>
+            <w:pPr>
+              <w:spacing w:before="10" w:after="10"/>
+            </w:pPr>
+            <w:r>
+              <w:rPr>
+                <w:sz w:val="14"/>
+                <w:szCs w:val="14"/>
+              </w:rPr>
+              <w:t xml:space="preserve">SD-00 Referrer→Secretary [resource: complete referral documentation]</w:t>
+            </w:r>
+          </w:p>
+        </w:tc>
+        <w:tc>
+          <w:tcPr>
+            <w:tcW w:w="1956" w:type="dxa"/>
+            <w:vAlign w:val="top"/>
+          </w:tcPr>
+          <w:p>
+            <w:pPr>
+              <w:spacing w:before="10" w:after="10"/>
+            </w:pPr>
+            <w:r>
+              <w:rPr>
+                <w:sz w:val="14"/>
+                <w:szCs w:val="14"/>
+              </w:rPr>
+              <w:t xml:space="preserve">Built and modelled [TC-01]</w:t>
+            </w:r>
+          </w:p>
+        </w:tc>
+        <w:tc>
+          <w:tcPr>
+            <w:tcW w:w="1124" w:type="dxa"/>
+            <w:vAlign w:val="top"/>
+          </w:tcPr>
+          <w:p>
+            <w:pPr>
+              <w:spacing w:before="10" w:after="10"/>
+            </w:pPr>
+            <w:r>
+              <w:rPr>
+                <w:sz w:val="14"/>
+                <w:szCs w:val="14"/>
               </w:rPr>
               <w:t xml:space="preserve">Fully</w:t>
             </w:r>
@@ -486,17 +540,17 @@
       <w:tr>
         <w:tc>
           <w:tcPr>
-            <w:tcW w:w="616" w:type="dxa"/>
-            <w:vAlign w:val="top"/>
-          </w:tcPr>
-          <w:p>
-            <w:pPr>
-              <w:spacing w:before="20" w:after="20"/>
-            </w:pPr>
-            <w:r>
-              <w:rPr>
-                <w:sz w:val="21"/>
-                <w:szCs w:val="21"/>
+            <w:tcW w:w="652" w:type="dxa"/>
+            <w:vAlign w:val="top"/>
+          </w:tcPr>
+          <w:p>
+            <w:pPr>
+              <w:spacing w:before="10" w:after="10"/>
+            </w:pPr>
+            <w:r>
+              <w:rPr>
+                <w:sz w:val="14"/>
+                <w:szCs w:val="14"/>
               </w:rPr>
               <w:t xml:space="preserve">REQ-03</w:t>
             </w:r>
@@ -504,17 +558,17 @@
         </w:tc>
         <w:tc>
           <w:tcPr>
-            <w:tcW w:w="2561" w:type="dxa"/>
-            <w:vAlign w:val="top"/>
-          </w:tcPr>
-          <w:p>
-            <w:pPr>
-              <w:spacing w:before="20" w:after="20"/>
-            </w:pPr>
-            <w:r>
-              <w:rPr>
-                <w:sz w:val="21"/>
-                <w:szCs w:val="21"/>
+            <w:tcW w:w="1882" w:type="dxa"/>
+            <w:vAlign w:val="top"/>
+          </w:tcPr>
+          <w:p>
+            <w:pPr>
+              <w:spacing w:before="10" w:after="10"/>
+            </w:pPr>
+            <w:r>
+              <w:rPr>
+                <w:sz w:val="14"/>
+                <w:szCs w:val="14"/>
               </w:rPr>
               <w:t xml:space="preserve">Missing information must be requested from the referring organisation</w:t>
             </w:r>
@@ -522,17 +576,17 @@
         </w:tc>
         <w:tc>
           <w:tcPr>
-            <w:tcW w:w="2809" w:type="dxa"/>
-            <w:vAlign w:val="top"/>
-          </w:tcPr>
-          <w:p>
-            <w:pPr>
-              <w:spacing w:before="20" w:after="20"/>
-            </w:pPr>
-            <w:r>
-              <w:rPr>
-                <w:sz w:val="21"/>
-                <w:szCs w:val="21"/>
+            <w:tcW w:w="1956" w:type="dxa"/>
+            <w:vAlign w:val="top"/>
+          </w:tcPr>
+          <w:p>
+            <w:pPr>
+              <w:spacing w:before="10" w:after="10"/>
+            </w:pPr>
+            <w:r>
+              <w:rPr>
+                <w:sz w:val="14"/>
+                <w:szCs w:val="14"/>
               </w:rPr>
               <w:t xml:space="preserve">S1 T_RequestDocs; S2 T_RequestMissingDocs</w:t>
             </w:r>
@@ -540,35 +594,53 @@
         </w:tc>
         <w:tc>
           <w:tcPr>
-            <w:tcW w:w="2576" w:type="dxa"/>
-            <w:vAlign w:val="top"/>
-          </w:tcPr>
-          <w:p>
-            <w:pPr>
-              <w:spacing w:before="20" w:after="20"/>
-            </w:pPr>
-            <w:r>
-              <w:rPr>
-                <w:sz w:val="21"/>
-                <w:szCs w:val="21"/>
-              </w:rPr>
-              <w:t xml:space="preserve">Built as a send task with a Zeebe job type</w:t>
-            </w:r>
-          </w:p>
-        </w:tc>
-        <w:tc>
-          <w:tcPr>
-            <w:tcW w:w="1076" w:type="dxa"/>
-            <w:vAlign w:val="top"/>
-          </w:tcPr>
-          <w:p>
-            <w:pPr>
-              <w:spacing w:before="20" w:after="20"/>
-            </w:pPr>
-            <w:r>
-              <w:rPr>
-                <w:sz w:val="21"/>
-                <w:szCs w:val="21"/>
+            <w:tcW w:w="2068" w:type="dxa"/>
+            <w:vAlign w:val="top"/>
+          </w:tcPr>
+          <w:p>
+            <w:pPr>
+              <w:spacing w:before="10" w:after="10"/>
+            </w:pPr>
+            <w:r>
+              <w:rPr>
+                <w:sz w:val="14"/>
+                <w:szCs w:val="14"/>
+              </w:rPr>
+              <w:t xml:space="preserve">SD-37 Secretary→Referrer [task: supply missing referral information]</w:t>
+            </w:r>
+          </w:p>
+        </w:tc>
+        <w:tc>
+          <w:tcPr>
+            <w:tcW w:w="1956" w:type="dxa"/>
+            <w:vAlign w:val="top"/>
+          </w:tcPr>
+          <w:p>
+            <w:pPr>
+              <w:spacing w:before="10" w:after="10"/>
+            </w:pPr>
+            <w:r>
+              <w:rPr>
+                <w:sz w:val="14"/>
+                <w:szCs w:val="14"/>
+              </w:rPr>
+              <w:t xml:space="preserve">Built as a send task with a Zeebe job type [TC-02]</w:t>
+            </w:r>
+          </w:p>
+        </w:tc>
+        <w:tc>
+          <w:tcPr>
+            <w:tcW w:w="1124" w:type="dxa"/>
+            <w:vAlign w:val="top"/>
+          </w:tcPr>
+          <w:p>
+            <w:pPr>
+              <w:spacing w:before="10" w:after="10"/>
+            </w:pPr>
+            <w:r>
+              <w:rPr>
+                <w:sz w:val="14"/>
+                <w:szCs w:val="14"/>
               </w:rPr>
               <w:t xml:space="preserve">Fully</w:t>
             </w:r>
@@ -578,17 +650,17 @@
       <w:tr>
         <w:tc>
           <w:tcPr>
-            <w:tcW w:w="616" w:type="dxa"/>
-            <w:vAlign w:val="top"/>
-          </w:tcPr>
-          <w:p>
-            <w:pPr>
-              <w:spacing w:before="20" w:after="20"/>
-            </w:pPr>
-            <w:r>
-              <w:rPr>
-                <w:sz w:val="21"/>
-                <w:szCs w:val="21"/>
+            <w:tcW w:w="652" w:type="dxa"/>
+            <w:vAlign w:val="top"/>
+          </w:tcPr>
+          <w:p>
+            <w:pPr>
+              <w:spacing w:before="10" w:after="10"/>
+            </w:pPr>
+            <w:r>
+              <w:rPr>
+                <w:sz w:val="14"/>
+                <w:szCs w:val="14"/>
               </w:rPr>
               <w:t xml:space="preserve">REQ-04</w:t>
             </w:r>
@@ -596,17 +668,17 @@
         </w:tc>
         <w:tc>
           <w:tcPr>
-            <w:tcW w:w="2561" w:type="dxa"/>
-            <w:vAlign w:val="top"/>
-          </w:tcPr>
-          <w:p>
-            <w:pPr>
-              <w:spacing w:before="20" w:after="20"/>
-            </w:pPr>
-            <w:r>
-              <w:rPr>
-                <w:sz w:val="21"/>
-                <w:szCs w:val="21"/>
+            <w:tcW w:w="1882" w:type="dxa"/>
+            <w:vAlign w:val="top"/>
+          </w:tcPr>
+          <w:p>
+            <w:pPr>
+              <w:spacing w:before="10" w:after="10"/>
+            </w:pPr>
+            <w:r>
+              <w:rPr>
+                <w:sz w:val="14"/>
+                <w:szCs w:val="14"/>
               </w:rPr>
               <w:t xml:space="preserve">Only a Consultant may accept, reject, request more information for or redirect a referral</w:t>
             </w:r>
@@ -614,17 +686,17 @@
         </w:tc>
         <w:tc>
           <w:tcPr>
-            <w:tcW w:w="2809" w:type="dxa"/>
-            <w:vAlign w:val="top"/>
-          </w:tcPr>
-          <w:p>
-            <w:pPr>
-              <w:spacing w:before="20" w:after="20"/>
-            </w:pPr>
-            <w:r>
-              <w:rPr>
-                <w:sz w:val="21"/>
-                <w:szCs w:val="21"/>
+            <w:tcW w:w="1956" w:type="dxa"/>
+            <w:vAlign w:val="top"/>
+          </w:tcPr>
+          <w:p>
+            <w:pPr>
+              <w:spacing w:before="10" w:after="10"/>
+            </w:pPr>
+            <w:r>
+              <w:rPr>
+                <w:sz w:val="14"/>
+                <w:szCs w:val="14"/>
               </w:rPr>
               <w:t xml:space="preserve">S1 G_Accepted; S2 T_ClinicalReview, G_ReferralDecision</w:t>
             </w:r>
@@ -632,35 +704,53 @@
         </w:tc>
         <w:tc>
           <w:tcPr>
-            <w:tcW w:w="2576" w:type="dxa"/>
-            <w:vAlign w:val="top"/>
-          </w:tcPr>
-          <w:p>
-            <w:pPr>
-              <w:spacing w:before="20" w:after="20"/>
-            </w:pPr>
-            <w:r>
-              <w:rPr>
-                <w:sz w:val="21"/>
-                <w:szCs w:val="21"/>
-              </w:rPr>
-              <w:t xml:space="preserve">Clinical review modelled as a user task restricted to the Consultant lane</w:t>
-            </w:r>
-          </w:p>
-        </w:tc>
-        <w:tc>
-          <w:tcPr>
-            <w:tcW w:w="1076" w:type="dxa"/>
-            <w:vAlign w:val="top"/>
-          </w:tcPr>
-          <w:p>
-            <w:pPr>
-              <w:spacing w:before="20" w:after="20"/>
-            </w:pPr>
-            <w:r>
-              <w:rPr>
-                <w:sz w:val="21"/>
-                <w:szCs w:val="21"/>
+            <w:tcW w:w="2068" w:type="dxa"/>
+            <w:vAlign w:val="top"/>
+          </w:tcPr>
+          <w:p>
+            <w:pPr>
+              <w:spacing w:before="10" w:after="10"/>
+            </w:pPr>
+            <w:r>
+              <w:rPr>
+                <w:sz w:val="14"/>
+                <w:szCs w:val="14"/>
+              </w:rPr>
+              <w:t xml:space="preserve">SD-01 Referrer→Consultant [resource: referral decision and recorded reason]</w:t>
+            </w:r>
+          </w:p>
+        </w:tc>
+        <w:tc>
+          <w:tcPr>
+            <w:tcW w:w="1956" w:type="dxa"/>
+            <w:vAlign w:val="top"/>
+          </w:tcPr>
+          <w:p>
+            <w:pPr>
+              <w:spacing w:before="10" w:after="10"/>
+            </w:pPr>
+            <w:r>
+              <w:rPr>
+                <w:sz w:val="14"/>
+                <w:szCs w:val="14"/>
+              </w:rPr>
+              <w:t xml:space="preserve">Clinical review modelled as a user task restricted to the Consultant lane [TC-01, TC-03, TC-04]</w:t>
+            </w:r>
+          </w:p>
+        </w:tc>
+        <w:tc>
+          <w:tcPr>
+            <w:tcW w:w="1124" w:type="dxa"/>
+            <w:vAlign w:val="top"/>
+          </w:tcPr>
+          <w:p>
+            <w:pPr>
+              <w:spacing w:before="10" w:after="10"/>
+            </w:pPr>
+            <w:r>
+              <w:rPr>
+                <w:sz w:val="14"/>
+                <w:szCs w:val="14"/>
               </w:rPr>
               <w:t xml:space="preserve">Fully</w:t>
             </w:r>
@@ -670,17 +760,17 @@
       <w:tr>
         <w:tc>
           <w:tcPr>
-            <w:tcW w:w="616" w:type="dxa"/>
-            <w:vAlign w:val="top"/>
-          </w:tcPr>
-          <w:p>
-            <w:pPr>
-              <w:spacing w:before="20" w:after="20"/>
-            </w:pPr>
-            <w:r>
-              <w:rPr>
-                <w:sz w:val="21"/>
-                <w:szCs w:val="21"/>
+            <w:tcW w:w="652" w:type="dxa"/>
+            <w:vAlign w:val="top"/>
+          </w:tcPr>
+          <w:p>
+            <w:pPr>
+              <w:spacing w:before="10" w:after="10"/>
+            </w:pPr>
+            <w:r>
+              <w:rPr>
+                <w:sz w:val="14"/>
+                <w:szCs w:val="14"/>
               </w:rPr>
               <w:t xml:space="preserve">REQ-05</w:t>
             </w:r>
@@ -688,17 +778,17 @@
         </w:tc>
         <w:tc>
           <w:tcPr>
-            <w:tcW w:w="2561" w:type="dxa"/>
-            <w:vAlign w:val="top"/>
-          </w:tcPr>
-          <w:p>
-            <w:pPr>
-              <w:spacing w:before="20" w:after="20"/>
-            </w:pPr>
-            <w:r>
-              <w:rPr>
-                <w:sz w:val="21"/>
-                <w:szCs w:val="21"/>
+            <w:tcW w:w="1882" w:type="dxa"/>
+            <w:vAlign w:val="top"/>
+          </w:tcPr>
+          <w:p>
+            <w:pPr>
+              <w:spacing w:before="10" w:after="10"/>
+            </w:pPr>
+            <w:r>
+              <w:rPr>
+                <w:sz w:val="14"/>
+                <w:szCs w:val="14"/>
               </w:rPr>
               <w:t xml:space="preserve">The reason for the referral decision and the identity of the decision maker must be recorded</w:t>
             </w:r>
@@ -706,17 +796,17 @@
         </w:tc>
         <w:tc>
           <w:tcPr>
-            <w:tcW w:w="2809" w:type="dxa"/>
-            <w:vAlign w:val="top"/>
-          </w:tcPr>
-          <w:p>
-            <w:pPr>
-              <w:spacing w:before="20" w:after="20"/>
-            </w:pPr>
-            <w:r>
-              <w:rPr>
-                <w:sz w:val="21"/>
-                <w:szCs w:val="21"/>
+            <w:tcW w:w="1956" w:type="dxa"/>
+            <w:vAlign w:val="top"/>
+          </w:tcPr>
+          <w:p>
+            <w:pPr>
+              <w:spacing w:before="10" w:after="10"/>
+            </w:pPr>
+            <w:r>
+              <w:rPr>
+                <w:sz w:val="14"/>
+                <w:szCs w:val="14"/>
               </w:rPr>
               <w:t xml:space="preserve">S1 T_NotifyOutcome; S2 T_RecordDecision</w:t>
             </w:r>
@@ -724,35 +814,53 @@
         </w:tc>
         <w:tc>
           <w:tcPr>
-            <w:tcW w:w="2576" w:type="dxa"/>
-            <w:vAlign w:val="top"/>
-          </w:tcPr>
-          <w:p>
-            <w:pPr>
-              <w:spacing w:before="20" w:after="20"/>
-            </w:pPr>
-            <w:r>
-              <w:rPr>
-                <w:sz w:val="21"/>
-                <w:szCs w:val="21"/>
-              </w:rPr>
-              <w:t xml:space="preserve">Built as a user task; no immutable audit store behind the form</w:t>
-            </w:r>
-          </w:p>
-        </w:tc>
-        <w:tc>
-          <w:tcPr>
-            <w:tcW w:w="1076" w:type="dxa"/>
-            <w:vAlign w:val="top"/>
-          </w:tcPr>
-          <w:p>
-            <w:pPr>
-              <w:spacing w:before="20" w:after="20"/>
-            </w:pPr>
-            <w:r>
-              <w:rPr>
-                <w:sz w:val="21"/>
-                <w:szCs w:val="21"/>
+            <w:tcW w:w="2068" w:type="dxa"/>
+            <w:vAlign w:val="top"/>
+          </w:tcPr>
+          <w:p>
+            <w:pPr>
+              <w:spacing w:before="10" w:after="10"/>
+            </w:pPr>
+            <w:r>
+              <w:rPr>
+                <w:sz w:val="14"/>
+                <w:szCs w:val="14"/>
+              </w:rPr>
+              <w:t xml:space="preserve">SD-01 Referrer→Consultant [resource: decision and recorded reason]</w:t>
+            </w:r>
+          </w:p>
+        </w:tc>
+        <w:tc>
+          <w:tcPr>
+            <w:tcW w:w="1956" w:type="dxa"/>
+            <w:vAlign w:val="top"/>
+          </w:tcPr>
+          <w:p>
+            <w:pPr>
+              <w:spacing w:before="10" w:after="10"/>
+            </w:pPr>
+            <w:r>
+              <w:rPr>
+                <w:sz w:val="14"/>
+                <w:szCs w:val="14"/>
+              </w:rPr>
+              <w:t xml:space="preserve">Built as a user task; no immutable audit store behind the form [TC-01, TC-03, TC-04]</w:t>
+            </w:r>
+          </w:p>
+        </w:tc>
+        <w:tc>
+          <w:tcPr>
+            <w:tcW w:w="1124" w:type="dxa"/>
+            <w:vAlign w:val="top"/>
+          </w:tcPr>
+          <w:p>
+            <w:pPr>
+              <w:spacing w:before="10" w:after="10"/>
+            </w:pPr>
+            <w:r>
+              <w:rPr>
+                <w:sz w:val="14"/>
+                <w:szCs w:val="14"/>
               </w:rPr>
               <w:t xml:space="preserve">Partly</w:t>
             </w:r>
@@ -762,17 +870,17 @@
       <w:tr>
         <w:tc>
           <w:tcPr>
-            <w:tcW w:w="616" w:type="dxa"/>
-            <w:vAlign w:val="top"/>
-          </w:tcPr>
-          <w:p>
-            <w:pPr>
-              <w:spacing w:before="20" w:after="20"/>
-            </w:pPr>
-            <w:r>
-              <w:rPr>
-                <w:sz w:val="21"/>
-                <w:szCs w:val="21"/>
+            <w:tcW w:w="652" w:type="dxa"/>
+            <w:vAlign w:val="top"/>
+          </w:tcPr>
+          <w:p>
+            <w:pPr>
+              <w:spacing w:before="10" w:after="10"/>
+            </w:pPr>
+            <w:r>
+              <w:rPr>
+                <w:sz w:val="14"/>
+                <w:szCs w:val="14"/>
               </w:rPr>
               <w:t xml:space="preserve">REQ-06</w:t>
             </w:r>
@@ -780,17 +888,17 @@
         </w:tc>
         <w:tc>
           <w:tcPr>
-            <w:tcW w:w="2561" w:type="dxa"/>
-            <w:vAlign w:val="top"/>
-          </w:tcPr>
-          <w:p>
-            <w:pPr>
-              <w:spacing w:before="20" w:after="20"/>
-            </w:pPr>
-            <w:r>
-              <w:rPr>
-                <w:sz w:val="21"/>
-                <w:szCs w:val="21"/>
+            <w:tcW w:w="1882" w:type="dxa"/>
+            <w:vAlign w:val="top"/>
+          </w:tcPr>
+          <w:p>
+            <w:pPr>
+              <w:spacing w:before="10" w:after="10"/>
+            </w:pPr>
+            <w:r>
+              <w:rPr>
+                <w:sz w:val="14"/>
+                <w:szCs w:val="14"/>
               </w:rPr>
               <w:t xml:space="preserve">A New Patient Appointment may only be arranged after an authorised Consultant has accepted the referral</w:t>
             </w:r>
@@ -798,17 +906,17 @@
         </w:tc>
         <w:tc>
           <w:tcPr>
-            <w:tcW w:w="2809" w:type="dxa"/>
-            <w:vAlign w:val="top"/>
-          </w:tcPr>
-          <w:p>
-            <w:pPr>
-              <w:spacing w:before="20" w:after="20"/>
-            </w:pPr>
-            <w:r>
-              <w:rPr>
-                <w:sz w:val="21"/>
-                <w:szCs w:val="21"/>
+            <w:tcW w:w="1956" w:type="dxa"/>
+            <w:vAlign w:val="top"/>
+          </w:tcPr>
+          <w:p>
+            <w:pPr>
+              <w:spacing w:before="10" w:after="10"/>
+            </w:pPr>
+            <w:r>
+              <w:rPr>
+                <w:sz w:val="14"/>
+                <w:szCs w:val="14"/>
               </w:rPr>
               <w:t xml:space="preserve">S1 G_Accepted to T_BookAppointment; S2 T_ForwardAccepted</w:t>
             </w:r>
@@ -816,35 +924,53 @@
         </w:tc>
         <w:tc>
           <w:tcPr>
-            <w:tcW w:w="2576" w:type="dxa"/>
-            <w:vAlign w:val="top"/>
-          </w:tcPr>
-          <w:p>
-            <w:pPr>
-              <w:spacing w:before="20" w:after="20"/>
-            </w:pPr>
-            <w:r>
-              <w:rPr>
-                <w:sz w:val="21"/>
-                <w:szCs w:val="21"/>
-              </w:rPr>
-              <w:t xml:space="preserve">Modelled; ordering enforced by the gate in the strategic model, not verif...</w:t>
-            </w:r>
-          </w:p>
-        </w:tc>
-        <w:tc>
-          <w:tcPr>
-            <w:tcW w:w="1076" w:type="dxa"/>
-            <w:vAlign w:val="top"/>
-          </w:tcPr>
-          <w:p>
-            <w:pPr>
-              <w:spacing w:before="20" w:after="20"/>
-            </w:pPr>
-            <w:r>
-              <w:rPr>
-                <w:sz w:val="21"/>
-                <w:szCs w:val="21"/>
+            <w:tcW w:w="2068" w:type="dxa"/>
+            <w:vAlign w:val="top"/>
+          </w:tcPr>
+          <w:p>
+            <w:pPr>
+              <w:spacing w:before="10" w:after="10"/>
+            </w:pPr>
+            <w:r>
+              <w:rPr>
+                <w:sz w:val="14"/>
+                <w:szCs w:val="14"/>
+              </w:rPr>
+              <w:t xml:space="preserve">SD-10 Consultant→Bookings [resource: accepted referral with priority and timeframe]</w:t>
+            </w:r>
+          </w:p>
+        </w:tc>
+        <w:tc>
+          <w:tcPr>
+            <w:tcW w:w="1956" w:type="dxa"/>
+            <w:vAlign w:val="top"/>
+          </w:tcPr>
+          <w:p>
+            <w:pPr>
+              <w:spacing w:before="10" w:after="10"/>
+            </w:pPr>
+            <w:r>
+              <w:rPr>
+                <w:sz w:val="14"/>
+                <w:szCs w:val="14"/>
+              </w:rPr>
+              <w:t xml:space="preserve">Modelled; ordering enforced by the gate in the strategic model. [TC-01, TC-13]</w:t>
+            </w:r>
+          </w:p>
+        </w:tc>
+        <w:tc>
+          <w:tcPr>
+            <w:tcW w:w="1124" w:type="dxa"/>
+            <w:vAlign w:val="top"/>
+          </w:tcPr>
+          <w:p>
+            <w:pPr>
+              <w:spacing w:before="10" w:after="10"/>
+            </w:pPr>
+            <w:r>
+              <w:rPr>
+                <w:sz w:val="14"/>
+                <w:szCs w:val="14"/>
               </w:rPr>
               <w:t xml:space="preserve">Fully</w:t>
             </w:r>
@@ -854,17 +980,17 @@
       <w:tr>
         <w:tc>
           <w:tcPr>
-            <w:tcW w:w="616" w:type="dxa"/>
-            <w:vAlign w:val="top"/>
-          </w:tcPr>
-          <w:p>
-            <w:pPr>
-              <w:spacing w:before="20" w:after="20"/>
-            </w:pPr>
-            <w:r>
-              <w:rPr>
-                <w:sz w:val="21"/>
-                <w:szCs w:val="21"/>
+            <w:tcW w:w="652" w:type="dxa"/>
+            <w:vAlign w:val="top"/>
+          </w:tcPr>
+          <w:p>
+            <w:pPr>
+              <w:spacing w:before="10" w:after="10"/>
+            </w:pPr>
+            <w:r>
+              <w:rPr>
+                <w:sz w:val="14"/>
+                <w:szCs w:val="14"/>
               </w:rPr>
               <w:t xml:space="preserve">REQ-07</w:t>
             </w:r>
@@ -872,17 +998,17 @@
         </w:tc>
         <w:tc>
           <w:tcPr>
-            <w:tcW w:w="2561" w:type="dxa"/>
-            <w:vAlign w:val="top"/>
-          </w:tcPr>
-          <w:p>
-            <w:pPr>
-              <w:spacing w:before="20" w:after="20"/>
-            </w:pPr>
-            <w:r>
-              <w:rPr>
-                <w:sz w:val="21"/>
-                <w:szCs w:val="21"/>
+            <w:tcW w:w="1882" w:type="dxa"/>
+            <w:vAlign w:val="top"/>
+          </w:tcPr>
+          <w:p>
+            <w:pPr>
+              <w:spacing w:before="10" w:after="10"/>
+            </w:pPr>
+            <w:r>
+              <w:rPr>
+                <w:sz w:val="14"/>
+                <w:szCs w:val="14"/>
               </w:rPr>
               <w:t xml:space="preserve">A referral that is not accepted must be notified to the referring organisation and may be redirected</w:t>
             </w:r>
@@ -890,53 +1016,71 @@
         </w:tc>
         <w:tc>
           <w:tcPr>
-            <w:tcW w:w="2809" w:type="dxa"/>
-            <w:vAlign w:val="top"/>
-          </w:tcPr>
-          <w:p>
-            <w:pPr>
-              <w:spacing w:before="20" w:after="20"/>
-            </w:pPr>
-            <w:r>
-              <w:rPr>
-                <w:sz w:val="21"/>
-                <w:szCs w:val="21"/>
-              </w:rPr>
-              <w:t xml:space="preserve">S1 T_NotifyOutcome, E_NotAccepted; S2 T_NotifyNotAccepted, T_...</w:t>
-            </w:r>
-          </w:p>
-        </w:tc>
-        <w:tc>
-          <w:tcPr>
-            <w:tcW w:w="2576" w:type="dxa"/>
-            <w:vAlign w:val="top"/>
-          </w:tcPr>
-          <w:p>
-            <w:pPr>
-              <w:spacing w:before="20" w:after="20"/>
-            </w:pPr>
-            <w:r>
-              <w:rPr>
-                <w:sz w:val="21"/>
-                <w:szCs w:val="21"/>
-              </w:rPr>
-              <w:t xml:space="preserve">Modelled as send tasks; in the operational file both tasks are disconnect...</w:t>
-            </w:r>
-          </w:p>
-        </w:tc>
-        <w:tc>
-          <w:tcPr>
-            <w:tcW w:w="1076" w:type="dxa"/>
-            <w:vAlign w:val="top"/>
-          </w:tcPr>
-          <w:p>
-            <w:pPr>
-              <w:spacing w:before="20" w:after="20"/>
-            </w:pPr>
-            <w:r>
-              <w:rPr>
-                <w:sz w:val="21"/>
-                <w:szCs w:val="21"/>
+            <w:tcW w:w="1956" w:type="dxa"/>
+            <w:vAlign w:val="top"/>
+          </w:tcPr>
+          <w:p>
+            <w:pPr>
+              <w:spacing w:before="10" w:after="10"/>
+            </w:pPr>
+            <w:r>
+              <w:rPr>
+                <w:sz w:val="14"/>
+                <w:szCs w:val="14"/>
+              </w:rPr>
+              <w:t xml:space="preserve">S1 T_NotifyOutcome, E_NotAccepted.</w:t>
+            </w:r>
+          </w:p>
+        </w:tc>
+        <w:tc>
+          <w:tcPr>
+            <w:tcW w:w="2068" w:type="dxa"/>
+            <w:vAlign w:val="top"/>
+          </w:tcPr>
+          <w:p>
+            <w:pPr>
+              <w:spacing w:before="10" w:after="10"/>
+            </w:pPr>
+            <w:r>
+              <w:rPr>
+                <w:sz w:val="14"/>
+                <w:szCs w:val="14"/>
+              </w:rPr>
+              <w:t xml:space="preserve">SD-39 Pathway→Referrer [task: inform referring organisation of pathway changes]</w:t>
+            </w:r>
+          </w:p>
+        </w:tc>
+        <w:tc>
+          <w:tcPr>
+            <w:tcW w:w="1956" w:type="dxa"/>
+            <w:vAlign w:val="top"/>
+          </w:tcPr>
+          <w:p>
+            <w:pPr>
+              <w:spacing w:before="10" w:after="10"/>
+            </w:pPr>
+            <w:r>
+              <w:rPr>
+                <w:sz w:val="14"/>
+                <w:szCs w:val="14"/>
+              </w:rPr>
+              <w:t xml:space="preserve">Modelled as send tasks. [TC-03, TC-04]</w:t>
+            </w:r>
+          </w:p>
+        </w:tc>
+        <w:tc>
+          <w:tcPr>
+            <w:tcW w:w="1124" w:type="dxa"/>
+            <w:vAlign w:val="top"/>
+          </w:tcPr>
+          <w:p>
+            <w:pPr>
+              <w:spacing w:before="10" w:after="10"/>
+            </w:pPr>
+            <w:r>
+              <w:rPr>
+                <w:sz w:val="14"/>
+                <w:szCs w:val="14"/>
               </w:rPr>
               <w:t xml:space="preserve">Partly</w:t>
             </w:r>
@@ -946,17 +1090,17 @@
       <w:tr>
         <w:tc>
           <w:tcPr>
-            <w:tcW w:w="616" w:type="dxa"/>
-            <w:vAlign w:val="top"/>
-          </w:tcPr>
-          <w:p>
-            <w:pPr>
-              <w:spacing w:before="20" w:after="20"/>
-            </w:pPr>
-            <w:r>
-              <w:rPr>
-                <w:sz w:val="21"/>
-                <w:szCs w:val="21"/>
+            <w:tcW w:w="652" w:type="dxa"/>
+            <w:vAlign w:val="top"/>
+          </w:tcPr>
+          <w:p>
+            <w:pPr>
+              <w:spacing w:before="10" w:after="10"/>
+            </w:pPr>
+            <w:r>
+              <w:rPr>
+                <w:sz w:val="14"/>
+                <w:szCs w:val="14"/>
               </w:rPr>
               <w:t xml:space="preserve">REQ-08</w:t>
             </w:r>
@@ -964,17 +1108,17 @@
         </w:tc>
         <w:tc>
           <w:tcPr>
-            <w:tcW w:w="2561" w:type="dxa"/>
-            <w:vAlign w:val="top"/>
-          </w:tcPr>
-          <w:p>
-            <w:pPr>
-              <w:spacing w:before="20" w:after="20"/>
-            </w:pPr>
-            <w:r>
-              <w:rPr>
-                <w:sz w:val="21"/>
-                <w:szCs w:val="21"/>
+            <w:tcW w:w="1882" w:type="dxa"/>
+            <w:vAlign w:val="top"/>
+          </w:tcPr>
+          <w:p>
+            <w:pPr>
+              <w:spacing w:before="10" w:after="10"/>
+            </w:pPr>
+            <w:r>
+              <w:rPr>
+                <w:sz w:val="14"/>
+                <w:szCs w:val="14"/>
               </w:rPr>
               <w:t xml:space="preserve">An appropriate appointment must be found through the hospital's external scheduling service</w:t>
             </w:r>
@@ -982,17 +1126,17 @@
         </w:tc>
         <w:tc>
           <w:tcPr>
-            <w:tcW w:w="2809" w:type="dxa"/>
-            <w:vAlign w:val="top"/>
-          </w:tcPr>
-          <w:p>
-            <w:pPr>
-              <w:spacing w:before="20" w:after="20"/>
-            </w:pPr>
-            <w:r>
-              <w:rPr>
-                <w:sz w:val="21"/>
-                <w:szCs w:val="21"/>
+            <w:tcW w:w="1956" w:type="dxa"/>
+            <w:vAlign w:val="top"/>
+          </w:tcPr>
+          <w:p>
+            <w:pPr>
+              <w:spacing w:before="10" w:after="10"/>
+            </w:pPr>
+            <w:r>
+              <w:rPr>
+                <w:sz w:val="14"/>
+                <w:szCs w:val="14"/>
               </w:rPr>
               <w:t xml:space="preserve">S1 T_BookAppointment; S2 T_QuerySlots</w:t>
             </w:r>
@@ -1000,35 +1144,53 @@
         </w:tc>
         <w:tc>
           <w:tcPr>
-            <w:tcW w:w="2576" w:type="dxa"/>
-            <w:vAlign w:val="top"/>
-          </w:tcPr>
-          <w:p>
-            <w:pPr>
-              <w:spacing w:before="20" w:after="20"/>
-            </w:pPr>
-            <w:r>
-              <w:rPr>
-                <w:sz w:val="21"/>
-                <w:szCs w:val="21"/>
-              </w:rPr>
-              <w:t xml:space="preserve">Modelled and bound to a job type; response is simulated</w:t>
-            </w:r>
-          </w:p>
-        </w:tc>
-        <w:tc>
-          <w:tcPr>
-            <w:tcW w:w="1076" w:type="dxa"/>
-            <w:vAlign w:val="top"/>
-          </w:tcPr>
-          <w:p>
-            <w:pPr>
-              <w:spacing w:before="20" w:after="20"/>
-            </w:pPr>
-            <w:r>
-              <w:rPr>
-                <w:sz w:val="21"/>
-                <w:szCs w:val="21"/>
+            <w:tcW w:w="2068" w:type="dxa"/>
+            <w:vAlign w:val="top"/>
+          </w:tcPr>
+          <w:p>
+            <w:pPr>
+              <w:spacing w:before="10" w:after="10"/>
+            </w:pPr>
+            <w:r>
+              <w:rPr>
+                <w:sz w:val="14"/>
+                <w:szCs w:val="14"/>
+              </w:rPr>
+              <w:t xml:space="preserve">SD-29 Bookings→Scheduling [resource: available appointment slots]</w:t>
+            </w:r>
+          </w:p>
+        </w:tc>
+        <w:tc>
+          <w:tcPr>
+            <w:tcW w:w="1956" w:type="dxa"/>
+            <w:vAlign w:val="top"/>
+          </w:tcPr>
+          <w:p>
+            <w:pPr>
+              <w:spacing w:before="10" w:after="10"/>
+            </w:pPr>
+            <w:r>
+              <w:rPr>
+                <w:sz w:val="14"/>
+                <w:szCs w:val="14"/>
+              </w:rPr>
+              <w:t xml:space="preserve">Modelled and bound to a job type; response is simulated [TC-05, TC-13]</w:t>
+            </w:r>
+          </w:p>
+        </w:tc>
+        <w:tc>
+          <w:tcPr>
+            <w:tcW w:w="1124" w:type="dxa"/>
+            <w:vAlign w:val="top"/>
+          </w:tcPr>
+          <w:p>
+            <w:pPr>
+              <w:spacing w:before="10" w:after="10"/>
+            </w:pPr>
+            <w:r>
+              <w:rPr>
+                <w:sz w:val="14"/>
+                <w:szCs w:val="14"/>
               </w:rPr>
               <w:t xml:space="preserve">Fully</w:t>
             </w:r>
@@ -1038,17 +1200,17 @@
       <w:tr>
         <w:tc>
           <w:tcPr>
-            <w:tcW w:w="616" w:type="dxa"/>
-            <w:vAlign w:val="top"/>
-          </w:tcPr>
-          <w:p>
-            <w:pPr>
-              <w:spacing w:before="20" w:after="20"/>
-            </w:pPr>
-            <w:r>
-              <w:rPr>
-                <w:sz w:val="21"/>
-                <w:szCs w:val="21"/>
+            <w:tcW w:w="652" w:type="dxa"/>
+            <w:vAlign w:val="top"/>
+          </w:tcPr>
+          <w:p>
+            <w:pPr>
+              <w:spacing w:before="10" w:after="10"/>
+            </w:pPr>
+            <w:r>
+              <w:rPr>
+                <w:sz w:val="14"/>
+                <w:szCs w:val="14"/>
               </w:rPr>
               <w:t xml:space="preserve">REQ-09</w:t>
             </w:r>
@@ -1056,17 +1218,17 @@
         </w:tc>
         <w:tc>
           <w:tcPr>
-            <w:tcW w:w="2561" w:type="dxa"/>
-            <w:vAlign w:val="top"/>
-          </w:tcPr>
-          <w:p>
-            <w:pPr>
-              <w:spacing w:before="20" w:after="20"/>
-            </w:pPr>
-            <w:r>
-              <w:rPr>
-                <w:sz w:val="21"/>
-                <w:szCs w:val="21"/>
+            <w:tcW w:w="1882" w:type="dxa"/>
+            <w:vAlign w:val="top"/>
+          </w:tcPr>
+          <w:p>
+            <w:pPr>
+              <w:spacing w:before="10" w:after="10"/>
+            </w:pPr>
+            <w:r>
+              <w:rPr>
+                <w:sz w:val="14"/>
+                <w:szCs w:val="14"/>
               </w:rPr>
               <w:t xml:space="preserve">The patient must be telephoned if the appointment is within the following two weeks</w:t>
             </w:r>
@@ -1074,53 +1236,71 @@
         </w:tc>
         <w:tc>
           <w:tcPr>
-            <w:tcW w:w="2809" w:type="dxa"/>
-            <w:vAlign w:val="top"/>
-          </w:tcPr>
-          <w:p>
-            <w:pPr>
-              <w:spacing w:before="20" w:after="20"/>
-            </w:pPr>
-            <w:r>
-              <w:rPr>
-                <w:sz w:val="21"/>
-                <w:szCs w:val="21"/>
-              </w:rPr>
-              <w:t xml:space="preserve">S1 T_BookAppointment; S2 G_WithinFourteenDays, T_TelephonePat...</w:t>
-            </w:r>
-          </w:p>
-        </w:tc>
-        <w:tc>
-          <w:tcPr>
-            <w:tcW w:w="2576" w:type="dxa"/>
-            <w:vAlign w:val="top"/>
-          </w:tcPr>
-          <w:p>
-            <w:pPr>
-              <w:spacing w:before="20" w:after="20"/>
-            </w:pPr>
-            <w:r>
-              <w:rPr>
-                <w:sz w:val="21"/>
-                <w:szCs w:val="21"/>
-              </w:rPr>
-              <w:t xml:space="preserve">Activity and gateway exist; the two-week threshold is not modelled as a t...</w:t>
-            </w:r>
-          </w:p>
-        </w:tc>
-        <w:tc>
-          <w:tcPr>
-            <w:tcW w:w="1076" w:type="dxa"/>
-            <w:vAlign w:val="top"/>
-          </w:tcPr>
-          <w:p>
-            <w:pPr>
-              <w:spacing w:before="20" w:after="20"/>
-            </w:pPr>
-            <w:r>
-              <w:rPr>
-                <w:sz w:val="21"/>
-                <w:szCs w:val="21"/>
+            <w:tcW w:w="1956" w:type="dxa"/>
+            <w:vAlign w:val="top"/>
+          </w:tcPr>
+          <w:p>
+            <w:pPr>
+              <w:spacing w:before="10" w:after="10"/>
+            </w:pPr>
+            <w:r>
+              <w:rPr>
+                <w:sz w:val="14"/>
+                <w:szCs w:val="14"/>
+              </w:rPr>
+              <w:t xml:space="preserve">S1 T_BookAppointment.</w:t>
+            </w:r>
+          </w:p>
+        </w:tc>
+        <w:tc>
+          <w:tcPr>
+            <w:tcW w:w="2068" w:type="dxa"/>
+            <w:vAlign w:val="top"/>
+          </w:tcPr>
+          <w:p>
+            <w:pPr>
+              <w:spacing w:before="10" w:after="10"/>
+            </w:pPr>
+            <w:r>
+              <w:rPr>
+                <w:sz w:val="14"/>
+                <w:szCs w:val="14"/>
+              </w:rPr>
+              <w:t xml:space="preserve">SD-38 Bookings→Patient [task: confirm attendance by telephone]</w:t>
+            </w:r>
+          </w:p>
+        </w:tc>
+        <w:tc>
+          <w:tcPr>
+            <w:tcW w:w="1956" w:type="dxa"/>
+            <w:vAlign w:val="top"/>
+          </w:tcPr>
+          <w:p>
+            <w:pPr>
+              <w:spacing w:before="10" w:after="10"/>
+            </w:pPr>
+            <w:r>
+              <w:rPr>
+                <w:sz w:val="14"/>
+                <w:szCs w:val="14"/>
+              </w:rPr>
+              <w:t xml:space="preserve">Activity and gateway exist. [TC-06, TC-07]</w:t>
+            </w:r>
+          </w:p>
+        </w:tc>
+        <w:tc>
+          <w:tcPr>
+            <w:tcW w:w="1124" w:type="dxa"/>
+            <w:vAlign w:val="top"/>
+          </w:tcPr>
+          <w:p>
+            <w:pPr>
+              <w:spacing w:before="10" w:after="10"/>
+            </w:pPr>
+            <w:r>
+              <w:rPr>
+                <w:sz w:val="14"/>
+                <w:szCs w:val="14"/>
               </w:rPr>
               <w:t xml:space="preserve">Partly</w:t>
             </w:r>
@@ -1130,17 +1310,17 @@
       <w:tr>
         <w:tc>
           <w:tcPr>
-            <w:tcW w:w="616" w:type="dxa"/>
-            <w:vAlign w:val="top"/>
-          </w:tcPr>
-          <w:p>
-            <w:pPr>
-              <w:spacing w:before="20" w:after="20"/>
-            </w:pPr>
-            <w:r>
-              <w:rPr>
-                <w:sz w:val="21"/>
-                <w:szCs w:val="21"/>
+            <w:tcW w:w="652" w:type="dxa"/>
+            <w:vAlign w:val="top"/>
+          </w:tcPr>
+          <w:p>
+            <w:pPr>
+              <w:spacing w:before="10" w:after="10"/>
+            </w:pPr>
+            <w:r>
+              <w:rPr>
+                <w:sz w:val="14"/>
+                <w:szCs w:val="14"/>
               </w:rPr>
               <w:t xml:space="preserve">REQ-10</w:t>
             </w:r>
@@ -1148,17 +1328,17 @@
         </w:tc>
         <w:tc>
           <w:tcPr>
-            <w:tcW w:w="2561" w:type="dxa"/>
-            <w:vAlign w:val="top"/>
-          </w:tcPr>
-          <w:p>
-            <w:pPr>
-              <w:spacing w:before="20" w:after="20"/>
-            </w:pPr>
-            <w:r>
-              <w:rPr>
-                <w:sz w:val="21"/>
-                <w:szCs w:val="21"/>
+            <w:tcW w:w="1882" w:type="dxa"/>
+            <w:vAlign w:val="top"/>
+          </w:tcPr>
+          <w:p>
+            <w:pPr>
+              <w:spacing w:before="10" w:after="10"/>
+            </w:pPr>
+            <w:r>
+              <w:rPr>
+                <w:sz w:val="14"/>
+                <w:szCs w:val="14"/>
               </w:rPr>
               <w:t xml:space="preserve">Every contact attempt and its outcome must be recorded</w:t>
             </w:r>
@@ -1166,53 +1346,71 @@
         </w:tc>
         <w:tc>
           <w:tcPr>
-            <w:tcW w:w="2809" w:type="dxa"/>
-            <w:vAlign w:val="top"/>
-          </w:tcPr>
-          <w:p>
-            <w:pPr>
-              <w:spacing w:before="20" w:after="20"/>
-            </w:pPr>
-            <w:r>
-              <w:rPr>
-                <w:sz w:val="21"/>
-                <w:szCs w:val="21"/>
-              </w:rPr>
-              <w:t xml:space="preserve">S1 T_BookAppointment; S2 T_RecordContactOutcome, G_ContactSuc...</w:t>
-            </w:r>
-          </w:p>
-        </w:tc>
-        <w:tc>
-          <w:tcPr>
-            <w:tcW w:w="2576" w:type="dxa"/>
-            <w:vAlign w:val="top"/>
-          </w:tcPr>
-          <w:p>
-            <w:pPr>
-              <w:spacing w:before="20" w:after="20"/>
-            </w:pPr>
-            <w:r>
-              <w:rPr>
-                <w:sz w:val="21"/>
-                <w:szCs w:val="21"/>
-              </w:rPr>
-              <w:t xml:space="preserve">Built as a user task with a structured outcome</w:t>
-            </w:r>
-          </w:p>
-        </w:tc>
-        <w:tc>
-          <w:tcPr>
-            <w:tcW w:w="1076" w:type="dxa"/>
-            <w:vAlign w:val="top"/>
-          </w:tcPr>
-          <w:p>
-            <w:pPr>
-              <w:spacing w:before="20" w:after="20"/>
-            </w:pPr>
-            <w:r>
-              <w:rPr>
-                <w:sz w:val="21"/>
-                <w:szCs w:val="21"/>
+            <w:tcW w:w="1956" w:type="dxa"/>
+            <w:vAlign w:val="top"/>
+          </w:tcPr>
+          <w:p>
+            <w:pPr>
+              <w:spacing w:before="10" w:after="10"/>
+            </w:pPr>
+            <w:r>
+              <w:rPr>
+                <w:sz w:val="14"/>
+                <w:szCs w:val="14"/>
+              </w:rPr>
+              <w:t xml:space="preserve">S1 T_BookAppointment.</w:t>
+            </w:r>
+          </w:p>
+        </w:tc>
+        <w:tc>
+          <w:tcPr>
+            <w:tcW w:w="2068" w:type="dxa"/>
+            <w:vAlign w:val="top"/>
+          </w:tcPr>
+          <w:p>
+            <w:pPr>
+              <w:spacing w:before="10" w:after="10"/>
+            </w:pPr>
+            <w:r>
+              <w:rPr>
+                <w:sz w:val="14"/>
+                <w:szCs w:val="14"/>
+              </w:rPr>
+              <w:t xml:space="preserve">SD-38 Bookings→Patient [task: confirm attendance by telephone]</w:t>
+            </w:r>
+          </w:p>
+        </w:tc>
+        <w:tc>
+          <w:tcPr>
+            <w:tcW w:w="1956" w:type="dxa"/>
+            <w:vAlign w:val="top"/>
+          </w:tcPr>
+          <w:p>
+            <w:pPr>
+              <w:spacing w:before="10" w:after="10"/>
+            </w:pPr>
+            <w:r>
+              <w:rPr>
+                <w:sz w:val="14"/>
+                <w:szCs w:val="14"/>
+              </w:rPr>
+              <w:t xml:space="preserve">Built as a user task with a structured outcome [TC-08]</w:t>
+            </w:r>
+          </w:p>
+        </w:tc>
+        <w:tc>
+          <w:tcPr>
+            <w:tcW w:w="1124" w:type="dxa"/>
+            <w:vAlign w:val="top"/>
+          </w:tcPr>
+          <w:p>
+            <w:pPr>
+              <w:spacing w:before="10" w:after="10"/>
+            </w:pPr>
+            <w:r>
+              <w:rPr>
+                <w:sz w:val="14"/>
+                <w:szCs w:val="14"/>
               </w:rPr>
               <w:t xml:space="preserve">Fully</w:t>
             </w:r>
@@ -1222,17 +1420,17 @@
       <w:tr>
         <w:tc>
           <w:tcPr>
-            <w:tcW w:w="616" w:type="dxa"/>
-            <w:vAlign w:val="top"/>
-          </w:tcPr>
-          <w:p>
-            <w:pPr>
-              <w:spacing w:before="20" w:after="20"/>
-            </w:pPr>
-            <w:r>
-              <w:rPr>
-                <w:sz w:val="21"/>
-                <w:szCs w:val="21"/>
+            <w:tcW w:w="652" w:type="dxa"/>
+            <w:vAlign w:val="top"/>
+          </w:tcPr>
+          <w:p>
+            <w:pPr>
+              <w:spacing w:before="10" w:after="10"/>
+            </w:pPr>
+            <w:r>
+              <w:rPr>
+                <w:sz w:val="14"/>
+                <w:szCs w:val="14"/>
               </w:rPr>
               <w:t xml:space="preserve">REQ-11</w:t>
             </w:r>
@@ -1240,17 +1438,17 @@
         </w:tc>
         <w:tc>
           <w:tcPr>
-            <w:tcW w:w="2561" w:type="dxa"/>
-            <w:vAlign w:val="top"/>
-          </w:tcPr>
-          <w:p>
-            <w:pPr>
-              <w:spacing w:before="20" w:after="20"/>
-            </w:pPr>
-            <w:r>
-              <w:rPr>
-                <w:sz w:val="21"/>
-                <w:szCs w:val="21"/>
+            <w:tcW w:w="1882" w:type="dxa"/>
+            <w:vAlign w:val="top"/>
+          </w:tcPr>
+          <w:p>
+            <w:pPr>
+              <w:spacing w:before="10" w:after="10"/>
+            </w:pPr>
+            <w:r>
+              <w:rPr>
+                <w:sz w:val="14"/>
+                <w:szCs w:val="14"/>
               </w:rPr>
               <w:t xml:space="preserve">Urgent referrals that cannot wait for normal administrative timescales must be expedited</w:t>
             </w:r>
@@ -1258,17 +1456,17 @@
         </w:tc>
         <w:tc>
           <w:tcPr>
-            <w:tcW w:w="2809" w:type="dxa"/>
-            <w:vAlign w:val="top"/>
-          </w:tcPr>
-          <w:p>
-            <w:pPr>
-              <w:spacing w:before="20" w:after="20"/>
-            </w:pPr>
-            <w:r>
-              <w:rPr>
-                <w:sz w:val="21"/>
-                <w:szCs w:val="21"/>
+            <w:tcW w:w="1956" w:type="dxa"/>
+            <w:vAlign w:val="top"/>
+          </w:tcPr>
+          <w:p>
+            <w:pPr>
+              <w:spacing w:before="10" w:after="10"/>
+            </w:pPr>
+            <w:r>
+              <w:rPr>
+                <w:sz w:val="14"/>
+                <w:szCs w:val="14"/>
               </w:rPr>
               <w:t xml:space="preserve">S1 T_BookAppointment; S2 G_UrgentReferral, T_ExpediteBooking</w:t>
             </w:r>
@@ -1276,35 +1474,53 @@
         </w:tc>
         <w:tc>
           <w:tcPr>
-            <w:tcW w:w="2576" w:type="dxa"/>
-            <w:vAlign w:val="top"/>
-          </w:tcPr>
-          <w:p>
-            <w:pPr>
-              <w:spacing w:before="20" w:after="20"/>
-            </w:pPr>
-            <w:r>
-              <w:rPr>
-                <w:sz w:val="21"/>
-                <w:szCs w:val="21"/>
-              </w:rPr>
-              <w:t xml:space="preserve">Modelled; no operational urgency rule set or timescale service level fixed</w:t>
-            </w:r>
-          </w:p>
-        </w:tc>
-        <w:tc>
-          <w:tcPr>
-            <w:tcW w:w="1076" w:type="dxa"/>
-            <w:vAlign w:val="top"/>
-          </w:tcPr>
-          <w:p>
-            <w:pPr>
-              <w:spacing w:before="20" w:after="20"/>
-            </w:pPr>
-            <w:r>
-              <w:rPr>
-                <w:sz w:val="21"/>
-                <w:szCs w:val="21"/>
+            <w:tcW w:w="2068" w:type="dxa"/>
+            <w:vAlign w:val="top"/>
+          </w:tcPr>
+          <w:p>
+            <w:pPr>
+              <w:spacing w:before="10" w:after="10"/>
+            </w:pPr>
+            <w:r>
+              <w:rPr>
+                <w:sz w:val="14"/>
+                <w:szCs w:val="14"/>
+              </w:rPr>
+              <w:t xml:space="preserve">SD-10 Consultant→Bookings [resource: priority and timeframe]; SD-29 slots</w:t>
+            </w:r>
+          </w:p>
+        </w:tc>
+        <w:tc>
+          <w:tcPr>
+            <w:tcW w:w="1956" w:type="dxa"/>
+            <w:vAlign w:val="top"/>
+          </w:tcPr>
+          <w:p>
+            <w:pPr>
+              <w:spacing w:before="10" w:after="10"/>
+            </w:pPr>
+            <w:r>
+              <w:rPr>
+                <w:sz w:val="14"/>
+                <w:szCs w:val="14"/>
+              </w:rPr>
+              <w:t xml:space="preserve">Modelled; no operational urgency rule set or timescale service level fixed [TC-06 (urgent branch modelled)]</w:t>
+            </w:r>
+          </w:p>
+        </w:tc>
+        <w:tc>
+          <w:tcPr>
+            <w:tcW w:w="1124" w:type="dxa"/>
+            <w:vAlign w:val="top"/>
+          </w:tcPr>
+          <w:p>
+            <w:pPr>
+              <w:spacing w:before="10" w:after="10"/>
+            </w:pPr>
+            <w:r>
+              <w:rPr>
+                <w:sz w:val="14"/>
+                <w:szCs w:val="14"/>
               </w:rPr>
               <w:t xml:space="preserve">Partly</w:t>
             </w:r>
@@ -1314,17 +1530,17 @@
       <w:tr>
         <w:tc>
           <w:tcPr>
-            <w:tcW w:w="616" w:type="dxa"/>
-            <w:vAlign w:val="top"/>
-          </w:tcPr>
-          <w:p>
-            <w:pPr>
-              <w:spacing w:before="20" w:after="20"/>
-            </w:pPr>
-            <w:r>
-              <w:rPr>
-                <w:sz w:val="21"/>
-                <w:szCs w:val="21"/>
+            <w:tcW w:w="652" w:type="dxa"/>
+            <w:vAlign w:val="top"/>
+          </w:tcPr>
+          <w:p>
+            <w:pPr>
+              <w:spacing w:before="10" w:after="10"/>
+            </w:pPr>
+            <w:r>
+              <w:rPr>
+                <w:sz w:val="14"/>
+                <w:szCs w:val="14"/>
               </w:rPr>
               <w:t xml:space="preserve">REQ-12</w:t>
             </w:r>
@@ -1332,17 +1548,17 @@
         </w:tc>
         <w:tc>
           <w:tcPr>
-            <w:tcW w:w="2561" w:type="dxa"/>
-            <w:vAlign w:val="top"/>
-          </w:tcPr>
-          <w:p>
-            <w:pPr>
-              <w:spacing w:before="20" w:after="20"/>
-            </w:pPr>
-            <w:r>
-              <w:rPr>
-                <w:sz w:val="21"/>
-                <w:szCs w:val="21"/>
+            <w:tcW w:w="1882" w:type="dxa"/>
+            <w:vAlign w:val="top"/>
+          </w:tcPr>
+          <w:p>
+            <w:pPr>
+              <w:spacing w:before="10" w:after="10"/>
+            </w:pPr>
+            <w:r>
+              <w:rPr>
+                <w:sz w:val="14"/>
+                <w:szCs w:val="14"/>
               </w:rPr>
               <w:t xml:space="preserve">The system must handle the case where no suitable appointment exists in the requested period</w:t>
             </w:r>
@@ -1350,17 +1566,17 @@
         </w:tc>
         <w:tc>
           <w:tcPr>
-            <w:tcW w:w="2809" w:type="dxa"/>
-            <w:vAlign w:val="top"/>
-          </w:tcPr>
-          <w:p>
-            <w:pPr>
-              <w:spacing w:before="20" w:after="20"/>
-            </w:pPr>
-            <w:r>
-              <w:rPr>
-                <w:sz w:val="21"/>
-                <w:szCs w:val="21"/>
+            <w:tcW w:w="1956" w:type="dxa"/>
+            <w:vAlign w:val="top"/>
+          </w:tcPr>
+          <w:p>
+            <w:pPr>
+              <w:spacing w:before="10" w:after="10"/>
+            </w:pPr>
+            <w:r>
+              <w:rPr>
+                <w:sz w:val="14"/>
+                <w:szCs w:val="14"/>
               </w:rPr>
               <w:t xml:space="preserve">S1 T_BookAppointment; S2 G_SlotsAvailable, T_ResolveCapacity</w:t>
             </w:r>
@@ -1368,35 +1584,53 @@
         </w:tc>
         <w:tc>
           <w:tcPr>
-            <w:tcW w:w="2576" w:type="dxa"/>
-            <w:vAlign w:val="top"/>
-          </w:tcPr>
-          <w:p>
-            <w:pPr>
-              <w:spacing w:before="20" w:after="20"/>
-            </w:pPr>
-            <w:r>
-              <w:rPr>
-                <w:sz w:val="21"/>
-                <w:szCs w:val="21"/>
-              </w:rPr>
-              <w:t xml:space="preserve">Modelled as an escalation to the Patient Pathway Coordinator lane</w:t>
-            </w:r>
-          </w:p>
-        </w:tc>
-        <w:tc>
-          <w:tcPr>
-            <w:tcW w:w="1076" w:type="dxa"/>
-            <w:vAlign w:val="top"/>
-          </w:tcPr>
-          <w:p>
-            <w:pPr>
-              <w:spacing w:before="20" w:after="20"/>
-            </w:pPr>
-            <w:r>
-              <w:rPr>
-                <w:sz w:val="21"/>
-                <w:szCs w:val="21"/>
+            <w:tcW w:w="2068" w:type="dxa"/>
+            <w:vAlign w:val="top"/>
+          </w:tcPr>
+          <w:p>
+            <w:pPr>
+              <w:spacing w:before="10" w:after="10"/>
+            </w:pPr>
+            <w:r>
+              <w:rPr>
+                <w:sz w:val="14"/>
+                <w:szCs w:val="14"/>
+              </w:rPr>
+              <w:t xml:space="preserve">SD-29 Bookings→Scheduling [resource: slots]; SD-25 Pathway→Management [softgoal: delays visible]</w:t>
+            </w:r>
+          </w:p>
+        </w:tc>
+        <w:tc>
+          <w:tcPr>
+            <w:tcW w:w="1956" w:type="dxa"/>
+            <w:vAlign w:val="top"/>
+          </w:tcPr>
+          <w:p>
+            <w:pPr>
+              <w:spacing w:before="10" w:after="10"/>
+            </w:pPr>
+            <w:r>
+              <w:rPr>
+                <w:sz w:val="14"/>
+                <w:szCs w:val="14"/>
+              </w:rPr>
+              <w:t xml:space="preserve">Modelled as an escalation to the Patient Pathway Coordinator lane [TC-05]</w:t>
+            </w:r>
+          </w:p>
+        </w:tc>
+        <w:tc>
+          <w:tcPr>
+            <w:tcW w:w="1124" w:type="dxa"/>
+            <w:vAlign w:val="top"/>
+          </w:tcPr>
+          <w:p>
+            <w:pPr>
+              <w:spacing w:before="10" w:after="10"/>
+            </w:pPr>
+            <w:r>
+              <w:rPr>
+                <w:sz w:val="14"/>
+                <w:szCs w:val="14"/>
               </w:rPr>
               <w:t xml:space="preserve">Fully</w:t>
             </w:r>
@@ -1406,17 +1640,17 @@
       <w:tr>
         <w:tc>
           <w:tcPr>
-            <w:tcW w:w="616" w:type="dxa"/>
-            <w:vAlign w:val="top"/>
-          </w:tcPr>
-          <w:p>
-            <w:pPr>
-              <w:spacing w:before="20" w:after="20"/>
-            </w:pPr>
-            <w:r>
-              <w:rPr>
-                <w:sz w:val="21"/>
-                <w:szCs w:val="21"/>
+            <w:tcW w:w="652" w:type="dxa"/>
+            <w:vAlign w:val="top"/>
+          </w:tcPr>
+          <w:p>
+            <w:pPr>
+              <w:spacing w:before="10" w:after="10"/>
+            </w:pPr>
+            <w:r>
+              <w:rPr>
+                <w:sz w:val="14"/>
+                <w:szCs w:val="14"/>
               </w:rPr>
               <w:t xml:space="preserve">REQ-13</w:t>
             </w:r>
@@ -1424,17 +1658,17 @@
         </w:tc>
         <w:tc>
           <w:tcPr>
-            <w:tcW w:w="2561" w:type="dxa"/>
-            <w:vAlign w:val="top"/>
-          </w:tcPr>
-          <w:p>
-            <w:pPr>
-              <w:spacing w:before="20" w:after="20"/>
-            </w:pPr>
-            <w:r>
-              <w:rPr>
-                <w:sz w:val="21"/>
-                <w:szCs w:val="21"/>
+            <w:tcW w:w="1882" w:type="dxa"/>
+            <w:vAlign w:val="top"/>
+          </w:tcPr>
+          <w:p>
+            <w:pPr>
+              <w:spacing w:before="10" w:after="10"/>
+            </w:pPr>
+            <w:r>
+              <w:rPr>
+                <w:sz w:val="14"/>
+                <w:szCs w:val="14"/>
               </w:rPr>
               <w:t xml:space="preserve">Consultation, diagnosis discussion, treatment options and patient consent must be recorded</w:t>
             </w:r>
@@ -1442,53 +1676,71 @@
         </w:tc>
         <w:tc>
           <w:tcPr>
-            <w:tcW w:w="2809" w:type="dxa"/>
-            <w:vAlign w:val="top"/>
-          </w:tcPr>
-          <w:p>
-            <w:pPr>
-              <w:spacing w:before="20" w:after="20"/>
-            </w:pPr>
-            <w:r>
-              <w:rPr>
-                <w:sz w:val="21"/>
-                <w:szCs w:val="21"/>
-              </w:rPr>
-              <w:t xml:space="preserve">S1 T_Consultation, G_Consent; S2 T_NewPatientConsultation, T_...</w:t>
-            </w:r>
-          </w:p>
-        </w:tc>
-        <w:tc>
-          <w:tcPr>
-            <w:tcW w:w="2576" w:type="dxa"/>
-            <w:vAlign w:val="top"/>
-          </w:tcPr>
-          <w:p>
-            <w:pPr>
-              <w:spacing w:before="20" w:after="20"/>
-            </w:pPr>
-            <w:r>
-              <w:rPr>
-                <w:sz w:val="21"/>
-                <w:szCs w:val="21"/>
-              </w:rPr>
-              <w:t xml:space="preserve">Modelled and carried by a form; consent artefact content not specified</w:t>
-            </w:r>
-          </w:p>
-        </w:tc>
-        <w:tc>
-          <w:tcPr>
-            <w:tcW w:w="1076" w:type="dxa"/>
-            <w:vAlign w:val="top"/>
-          </w:tcPr>
-          <w:p>
-            <w:pPr>
-              <w:spacing w:before="20" w:after="20"/>
-            </w:pPr>
-            <w:r>
-              <w:rPr>
-                <w:sz w:val="21"/>
-                <w:szCs w:val="21"/>
+            <w:tcW w:w="1956" w:type="dxa"/>
+            <w:vAlign w:val="top"/>
+          </w:tcPr>
+          <w:p>
+            <w:pPr>
+              <w:spacing w:before="10" w:after="10"/>
+            </w:pPr>
+            <w:r>
+              <w:rPr>
+                <w:sz w:val="14"/>
+                <w:szCs w:val="14"/>
+              </w:rPr>
+              <w:t xml:space="preserve">S1 T_Consultation, G_Consent.</w:t>
+            </w:r>
+          </w:p>
+        </w:tc>
+        <w:tc>
+          <w:tcPr>
+            <w:tcW w:w="2068" w:type="dxa"/>
+            <w:vAlign w:val="top"/>
+          </w:tcPr>
+          <w:p>
+            <w:pPr>
+              <w:spacing w:before="10" w:after="10"/>
+            </w:pPr>
+            <w:r>
+              <w:rPr>
+                <w:sz w:val="14"/>
+                <w:szCs w:val="14"/>
+              </w:rPr>
+              <w:t xml:space="preserve">SD-14 Consultant→Patient [resource: informed consent to treatment]</w:t>
+            </w:r>
+          </w:p>
+        </w:tc>
+        <w:tc>
+          <w:tcPr>
+            <w:tcW w:w="1956" w:type="dxa"/>
+            <w:vAlign w:val="top"/>
+          </w:tcPr>
+          <w:p>
+            <w:pPr>
+              <w:spacing w:before="10" w:after="10"/>
+            </w:pPr>
+            <w:r>
+              <w:rPr>
+                <w:sz w:val="14"/>
+                <w:szCs w:val="14"/>
+              </w:rPr>
+              <w:t xml:space="preserve">Modelled and carried by a form; consent artefact content not specified [TC-09, TC-13]</w:t>
+            </w:r>
+          </w:p>
+        </w:tc>
+        <w:tc>
+          <w:tcPr>
+            <w:tcW w:w="1124" w:type="dxa"/>
+            <w:vAlign w:val="top"/>
+          </w:tcPr>
+          <w:p>
+            <w:pPr>
+              <w:spacing w:before="10" w:after="10"/>
+            </w:pPr>
+            <w:r>
+              <w:rPr>
+                <w:sz w:val="14"/>
+                <w:szCs w:val="14"/>
               </w:rPr>
               <w:t xml:space="preserve">Fully</w:t>
             </w:r>
@@ -1498,17 +1750,17 @@
       <w:tr>
         <w:tc>
           <w:tcPr>
-            <w:tcW w:w="616" w:type="dxa"/>
-            <w:vAlign w:val="top"/>
-          </w:tcPr>
-          <w:p>
-            <w:pPr>
-              <w:spacing w:before="20" w:after="20"/>
-            </w:pPr>
-            <w:r>
-              <w:rPr>
-                <w:sz w:val="21"/>
-                <w:szCs w:val="21"/>
+            <w:tcW w:w="652" w:type="dxa"/>
+            <w:vAlign w:val="top"/>
+          </w:tcPr>
+          <w:p>
+            <w:pPr>
+              <w:spacing w:before="10" w:after="10"/>
+            </w:pPr>
+            <w:r>
+              <w:rPr>
+                <w:sz w:val="14"/>
+                <w:szCs w:val="14"/>
               </w:rPr>
               <w:t xml:space="preserve">REQ-14</w:t>
             </w:r>
@@ -1516,17 +1768,17 @@
         </w:tc>
         <w:tc>
           <w:tcPr>
-            <w:tcW w:w="2561" w:type="dxa"/>
-            <w:vAlign w:val="top"/>
-          </w:tcPr>
-          <w:p>
-            <w:pPr>
-              <w:spacing w:before="20" w:after="20"/>
-            </w:pPr>
-            <w:r>
-              <w:rPr>
-                <w:sz w:val="21"/>
-                <w:szCs w:val="21"/>
+            <w:tcW w:w="1882" w:type="dxa"/>
+            <w:vAlign w:val="top"/>
+          </w:tcPr>
+          <w:p>
+            <w:pPr>
+              <w:spacing w:before="10" w:after="10"/>
+            </w:pPr>
+            <w:r>
+              <w:rPr>
+                <w:sz w:val="14"/>
+                <w:szCs w:val="14"/>
               </w:rPr>
               <w:t xml:space="preserve">An incomplete or unauthorised Treatment Booking Request must not be processed by administrative staff</w:t>
             </w:r>
@@ -1534,53 +1786,71 @@
         </w:tc>
         <w:tc>
           <w:tcPr>
-            <w:tcW w:w="2809" w:type="dxa"/>
-            <w:vAlign w:val="top"/>
-          </w:tcPr>
-          <w:p>
-            <w:pPr>
-              <w:spacing w:before="20" w:after="20"/>
-            </w:pPr>
-            <w:r>
-              <w:rPr>
-                <w:sz w:val="21"/>
-                <w:szCs w:val="21"/>
-              </w:rPr>
-              <w:t xml:space="preserve">S1 G_Funded; S2 G_RequestAuthorised, T_ReturnUnauthorisedRequ...</w:t>
-            </w:r>
-          </w:p>
-        </w:tc>
-        <w:tc>
-          <w:tcPr>
-            <w:tcW w:w="2576" w:type="dxa"/>
-            <w:vAlign w:val="top"/>
-          </w:tcPr>
-          <w:p>
-            <w:pPr>
-              <w:spacing w:before="20" w:after="20"/>
-            </w:pPr>
-            <w:r>
-              <w:rPr>
-                <w:sz w:val="21"/>
-                <w:szCs w:val="21"/>
-              </w:rPr>
-              <w:t xml:space="preserve">Modelled with an explicit return path to the clinical team</w:t>
-            </w:r>
-          </w:p>
-        </w:tc>
-        <w:tc>
-          <w:tcPr>
-            <w:tcW w:w="1076" w:type="dxa"/>
-            <w:vAlign w:val="top"/>
-          </w:tcPr>
-          <w:p>
-            <w:pPr>
-              <w:spacing w:before="20" w:after="20"/>
-            </w:pPr>
-            <w:r>
-              <w:rPr>
-                <w:sz w:val="21"/>
-                <w:szCs w:val="21"/>
+            <w:tcW w:w="1956" w:type="dxa"/>
+            <w:vAlign w:val="top"/>
+          </w:tcPr>
+          <w:p>
+            <w:pPr>
+              <w:spacing w:before="10" w:after="10"/>
+            </w:pPr>
+            <w:r>
+              <w:rPr>
+                <w:sz w:val="14"/>
+                <w:szCs w:val="14"/>
+              </w:rPr>
+              <w:t xml:space="preserve">S1 G_Funded; S2 G_RequestAuthorised.</w:t>
+            </w:r>
+          </w:p>
+        </w:tc>
+        <w:tc>
+          <w:tcPr>
+            <w:tcW w:w="2068" w:type="dxa"/>
+            <w:vAlign w:val="top"/>
+          </w:tcPr>
+          <w:p>
+            <w:pPr>
+              <w:spacing w:before="10" w:after="10"/>
+            </w:pPr>
+            <w:r>
+              <w:rPr>
+                <w:sz w:val="14"/>
+                <w:szCs w:val="14"/>
+              </w:rPr>
+              <w:t xml:space="preserve">SD-11 Consultant→Treatment [resource: authorised Treatment Booking Request]</w:t>
+            </w:r>
+          </w:p>
+        </w:tc>
+        <w:tc>
+          <w:tcPr>
+            <w:tcW w:w="1956" w:type="dxa"/>
+            <w:vAlign w:val="top"/>
+          </w:tcPr>
+          <w:p>
+            <w:pPr>
+              <w:spacing w:before="10" w:after="10"/>
+            </w:pPr>
+            <w:r>
+              <w:rPr>
+                <w:sz w:val="14"/>
+                <w:szCs w:val="14"/>
+              </w:rPr>
+              <w:t xml:space="preserve">Modelled with an explicit return path to the clinical team [TC-10]</w:t>
+            </w:r>
+          </w:p>
+        </w:tc>
+        <w:tc>
+          <w:tcPr>
+            <w:tcW w:w="1124" w:type="dxa"/>
+            <w:vAlign w:val="top"/>
+          </w:tcPr>
+          <w:p>
+            <w:pPr>
+              <w:spacing w:before="10" w:after="10"/>
+            </w:pPr>
+            <w:r>
+              <w:rPr>
+                <w:sz w:val="14"/>
+                <w:szCs w:val="14"/>
               </w:rPr>
               <w:t xml:space="preserve">Fully</w:t>
             </w:r>
@@ -1590,17 +1860,17 @@
       <w:tr>
         <w:tc>
           <w:tcPr>
-            <w:tcW w:w="616" w:type="dxa"/>
-            <w:vAlign w:val="top"/>
-          </w:tcPr>
-          <w:p>
-            <w:pPr>
-              <w:spacing w:before="20" w:after="20"/>
-            </w:pPr>
-            <w:r>
-              <w:rPr>
-                <w:sz w:val="21"/>
-                <w:szCs w:val="21"/>
+            <w:tcW w:w="652" w:type="dxa"/>
+            <w:vAlign w:val="top"/>
+          </w:tcPr>
+          <w:p>
+            <w:pPr>
+              <w:spacing w:before="10" w:after="10"/>
+            </w:pPr>
+            <w:r>
+              <w:rPr>
+                <w:sz w:val="14"/>
+                <w:szCs w:val="14"/>
               </w:rPr>
               <w:t xml:space="preserve">REQ-15</w:t>
             </w:r>
@@ -1608,35 +1878,35 @@
         </w:tc>
         <w:tc>
           <w:tcPr>
-            <w:tcW w:w="2561" w:type="dxa"/>
-            <w:vAlign w:val="top"/>
-          </w:tcPr>
-          <w:p>
-            <w:pPr>
-              <w:spacing w:before="20" w:after="20"/>
-            </w:pPr>
-            <w:r>
-              <w:rPr>
-                <w:sz w:val="21"/>
-                <w:szCs w:val="21"/>
-              </w:rPr>
-              <w:t xml:space="preserve">Treatment appointments must be coordinated with external treatment, laboratory, imaging or scheduling servi...</w:t>
-            </w:r>
-          </w:p>
-        </w:tc>
-        <w:tc>
-          <w:tcPr>
-            <w:tcW w:w="2809" w:type="dxa"/>
-            <w:vAlign w:val="top"/>
-          </w:tcPr>
-          <w:p>
-            <w:pPr>
-              <w:spacing w:before="20" w:after="20"/>
-            </w:pPr>
-            <w:r>
-              <w:rPr>
-                <w:sz w:val="21"/>
-                <w:szCs w:val="21"/>
+            <w:tcW w:w="1882" w:type="dxa"/>
+            <w:vAlign w:val="top"/>
+          </w:tcPr>
+          <w:p>
+            <w:pPr>
+              <w:spacing w:before="10" w:after="10"/>
+            </w:pPr>
+            <w:r>
+              <w:rPr>
+                <w:sz w:val="14"/>
+                <w:szCs w:val="14"/>
+              </w:rPr>
+              <w:t xml:space="preserve">Treatment coordinated with external services</w:t>
+            </w:r>
+          </w:p>
+        </w:tc>
+        <w:tc>
+          <w:tcPr>
+            <w:tcW w:w="1956" w:type="dxa"/>
+            <w:vAlign w:val="top"/>
+          </w:tcPr>
+          <w:p>
+            <w:pPr>
+              <w:spacing w:before="10" w:after="10"/>
+            </w:pPr>
+            <w:r>
+              <w:rPr>
+                <w:sz w:val="14"/>
+                <w:szCs w:val="14"/>
               </w:rPr>
               <w:t xml:space="preserve">S3 T_RequestTreatmentCapacity</w:t>
             </w:r>
@@ -1644,35 +1914,53 @@
         </w:tc>
         <w:tc>
           <w:tcPr>
-            <w:tcW w:w="2576" w:type="dxa"/>
-            <w:vAlign w:val="top"/>
-          </w:tcPr>
-          <w:p>
-            <w:pPr>
-              <w:spacing w:before="20" w:after="20"/>
-            </w:pPr>
-            <w:r>
-              <w:rPr>
-                <w:sz w:val="21"/>
-                <w:szCs w:val="21"/>
-              </w:rPr>
-              <w:t xml:space="preserve">Modelled with request/response message flows</w:t>
-            </w:r>
-          </w:p>
-        </w:tc>
-        <w:tc>
-          <w:tcPr>
-            <w:tcW w:w="1076" w:type="dxa"/>
-            <w:vAlign w:val="top"/>
-          </w:tcPr>
-          <w:p>
-            <w:pPr>
-              <w:spacing w:before="20" w:after="20"/>
-            </w:pPr>
-            <w:r>
-              <w:rPr>
-                <w:sz w:val="21"/>
-                <w:szCs w:val="21"/>
+            <w:tcW w:w="2068" w:type="dxa"/>
+            <w:vAlign w:val="top"/>
+          </w:tcPr>
+          <w:p>
+            <w:pPr>
+              <w:spacing w:before="10" w:after="10"/>
+            </w:pPr>
+            <w:r>
+              <w:rPr>
+                <w:sz w:val="14"/>
+                <w:szCs w:val="14"/>
+              </w:rPr>
+              <w:t xml:space="preserve">SD-32 Treatment→External Clinical [resource: treatment, laboratory, imaging capacity]</w:t>
+            </w:r>
+          </w:p>
+        </w:tc>
+        <w:tc>
+          <w:tcPr>
+            <w:tcW w:w="1956" w:type="dxa"/>
+            <w:vAlign w:val="top"/>
+          </w:tcPr>
+          <w:p>
+            <w:pPr>
+              <w:spacing w:before="10" w:after="10"/>
+            </w:pPr>
+            <w:r>
+              <w:rPr>
+                <w:sz w:val="14"/>
+                <w:szCs w:val="14"/>
+              </w:rPr>
+              <w:t xml:space="preserve">Modelled with request/response message flows [TC-11]</w:t>
+            </w:r>
+          </w:p>
+        </w:tc>
+        <w:tc>
+          <w:tcPr>
+            <w:tcW w:w="1124" w:type="dxa"/>
+            <w:vAlign w:val="top"/>
+          </w:tcPr>
+          <w:p>
+            <w:pPr>
+              <w:spacing w:before="10" w:after="10"/>
+            </w:pPr>
+            <w:r>
+              <w:rPr>
+                <w:sz w:val="14"/>
+                <w:szCs w:val="14"/>
               </w:rPr>
               <w:t xml:space="preserve">Fully</w:t>
             </w:r>
@@ -1682,17 +1970,17 @@
       <w:tr>
         <w:tc>
           <w:tcPr>
-            <w:tcW w:w="616" w:type="dxa"/>
-            <w:vAlign w:val="top"/>
-          </w:tcPr>
-          <w:p>
-            <w:pPr>
-              <w:spacing w:before="20" w:after="20"/>
-            </w:pPr>
-            <w:r>
-              <w:rPr>
-                <w:sz w:val="21"/>
-                <w:szCs w:val="21"/>
+            <w:tcW w:w="652" w:type="dxa"/>
+            <w:vAlign w:val="top"/>
+          </w:tcPr>
+          <w:p>
+            <w:pPr>
+              <w:spacing w:before="10" w:after="10"/>
+            </w:pPr>
+            <w:r>
+              <w:rPr>
+                <w:sz w:val="14"/>
+                <w:szCs w:val="14"/>
               </w:rPr>
               <w:t xml:space="preserve">REQ-16</w:t>
             </w:r>
@@ -1700,35 +1988,35 @@
         </w:tc>
         <w:tc>
           <w:tcPr>
-            <w:tcW w:w="2561" w:type="dxa"/>
-            <w:vAlign w:val="top"/>
-          </w:tcPr>
-          <w:p>
-            <w:pPr>
-              <w:spacing w:before="20" w:after="20"/>
-            </w:pPr>
-            <w:r>
-              <w:rPr>
-                <w:sz w:val="21"/>
-                <w:szCs w:val="21"/>
-              </w:rPr>
-              <w:t xml:space="preserve">A temporarily unavailable external service must leave the booking pending, notify the responsible team and...</w:t>
-            </w:r>
-          </w:p>
-        </w:tc>
-        <w:tc>
-          <w:tcPr>
-            <w:tcW w:w="2809" w:type="dxa"/>
-            <w:vAlign w:val="top"/>
-          </w:tcPr>
-          <w:p>
-            <w:pPr>
-              <w:spacing w:before="20" w:after="20"/>
-            </w:pPr>
-            <w:r>
-              <w:rPr>
-                <w:sz w:val="21"/>
-                <w:szCs w:val="21"/>
+            <w:tcW w:w="1882" w:type="dxa"/>
+            <w:vAlign w:val="top"/>
+          </w:tcPr>
+          <w:p>
+            <w:pPr>
+              <w:spacing w:before="10" w:after="10"/>
+            </w:pPr>
+            <w:r>
+              <w:rPr>
+                <w:sz w:val="14"/>
+                <w:szCs w:val="14"/>
+              </w:rPr>
+              <w:t xml:space="preserve">External service unavailable: pending, notify, retry</w:t>
+            </w:r>
+          </w:p>
+        </w:tc>
+        <w:tc>
+          <w:tcPr>
+            <w:tcW w:w="1956" w:type="dxa"/>
+            <w:vAlign w:val="top"/>
+          </w:tcPr>
+          <w:p>
+            <w:pPr>
+              <w:spacing w:before="10" w:after="10"/>
+            </w:pPr>
+            <w:r>
+              <w:rPr>
+                <w:sz w:val="14"/>
+                <w:szCs w:val="14"/>
               </w:rPr>
               <w:t xml:space="preserve">S3 G_CapacityConfirmed, T_KeepPending, retry flow F_D6</w:t>
             </w:r>
@@ -1736,35 +2024,53 @@
         </w:tc>
         <w:tc>
           <w:tcPr>
-            <w:tcW w:w="2576" w:type="dxa"/>
-            <w:vAlign w:val="top"/>
-          </w:tcPr>
-          <w:p>
-            <w:pPr>
-              <w:spacing w:before="20" w:after="20"/>
-            </w:pPr>
-            <w:r>
-              <w:rPr>
-                <w:sz w:val="21"/>
-                <w:szCs w:val="21"/>
-              </w:rPr>
-              <w:t xml:space="preserve">Modelled as a pending state with a recorded retry loop</w:t>
-            </w:r>
-          </w:p>
-        </w:tc>
-        <w:tc>
-          <w:tcPr>
-            <w:tcW w:w="1076" w:type="dxa"/>
-            <w:vAlign w:val="top"/>
-          </w:tcPr>
-          <w:p>
-            <w:pPr>
-              <w:spacing w:before="20" w:after="20"/>
-            </w:pPr>
-            <w:r>
-              <w:rPr>
-                <w:sz w:val="21"/>
-                <w:szCs w:val="21"/>
+            <w:tcW w:w="2068" w:type="dxa"/>
+            <w:vAlign w:val="top"/>
+          </w:tcPr>
+          <w:p>
+            <w:pPr>
+              <w:spacing w:before="10" w:after="10"/>
+            </w:pPr>
+            <w:r>
+              <w:rPr>
+                <w:sz w:val="14"/>
+                <w:szCs w:val="14"/>
+              </w:rPr>
+              <w:t xml:space="preserve">SD-32 Treatment→External Clinical [resource: capacity]</w:t>
+            </w:r>
+          </w:p>
+        </w:tc>
+        <w:tc>
+          <w:tcPr>
+            <w:tcW w:w="1956" w:type="dxa"/>
+            <w:vAlign w:val="top"/>
+          </w:tcPr>
+          <w:p>
+            <w:pPr>
+              <w:spacing w:before="10" w:after="10"/>
+            </w:pPr>
+            <w:r>
+              <w:rPr>
+                <w:sz w:val="14"/>
+                <w:szCs w:val="14"/>
+              </w:rPr>
+              <w:t xml:space="preserve">Modelled as a pending state with a recorded retry loop [TC-11]</w:t>
+            </w:r>
+          </w:p>
+        </w:tc>
+        <w:tc>
+          <w:tcPr>
+            <w:tcW w:w="1124" w:type="dxa"/>
+            <w:vAlign w:val="top"/>
+          </w:tcPr>
+          <w:p>
+            <w:pPr>
+              <w:spacing w:before="10" w:after="10"/>
+            </w:pPr>
+            <w:r>
+              <w:rPr>
+                <w:sz w:val="14"/>
+                <w:szCs w:val="14"/>
               </w:rPr>
               <w:t xml:space="preserve">Fully</w:t>
             </w:r>
@@ -1774,17 +2080,17 @@
       <w:tr>
         <w:tc>
           <w:tcPr>
-            <w:tcW w:w="616" w:type="dxa"/>
-            <w:vAlign w:val="top"/>
-          </w:tcPr>
-          <w:p>
-            <w:pPr>
-              <w:spacing w:before="20" w:after="20"/>
-            </w:pPr>
-            <w:r>
-              <w:rPr>
-                <w:sz w:val="21"/>
-                <w:szCs w:val="21"/>
+            <w:tcW w:w="652" w:type="dxa"/>
+            <w:vAlign w:val="top"/>
+          </w:tcPr>
+          <w:p>
+            <w:pPr>
+              <w:spacing w:before="10" w:after="10"/>
+            </w:pPr>
+            <w:r>
+              <w:rPr>
+                <w:sz w:val="14"/>
+                <w:szCs w:val="14"/>
               </w:rPr>
               <w:t xml:space="preserve">REQ-17</w:t>
             </w:r>
@@ -1792,17 +2098,17 @@
         </w:tc>
         <w:tc>
           <w:tcPr>
-            <w:tcW w:w="2561" w:type="dxa"/>
-            <w:vAlign w:val="top"/>
-          </w:tcPr>
-          <w:p>
-            <w:pPr>
-              <w:spacing w:before="20" w:after="20"/>
-            </w:pPr>
-            <w:r>
-              <w:rPr>
-                <w:sz w:val="21"/>
-                <w:szCs w:val="21"/>
+            <w:tcW w:w="1882" w:type="dxa"/>
+            <w:vAlign w:val="top"/>
+          </w:tcPr>
+          <w:p>
+            <w:pPr>
+              <w:spacing w:before="10" w:after="10"/>
+            </w:pPr>
+            <w:r>
+              <w:rPr>
+                <w:sz w:val="14"/>
+                <w:szCs w:val="14"/>
               </w:rPr>
               <w:t xml:space="preserve">The funding route (hospital funded, approved insurer, patient payable) must be determined</w:t>
             </w:r>
@@ -1810,17 +2116,17 @@
         </w:tc>
         <w:tc>
           <w:tcPr>
-            <w:tcW w:w="2809" w:type="dxa"/>
-            <w:vAlign w:val="top"/>
-          </w:tcPr>
-          <w:p>
-            <w:pPr>
-              <w:spacing w:before="20" w:after="20"/>
-            </w:pPr>
-            <w:r>
-              <w:rPr>
-                <w:sz w:val="21"/>
-                <w:szCs w:val="21"/>
+            <w:tcW w:w="1956" w:type="dxa"/>
+            <w:vAlign w:val="top"/>
+          </w:tcPr>
+          <w:p>
+            <w:pPr>
+              <w:spacing w:before="10" w:after="10"/>
+            </w:pPr>
+            <w:r>
+              <w:rPr>
+                <w:sz w:val="14"/>
+                <w:szCs w:val="14"/>
               </w:rPr>
               <w:t xml:space="preserve">S3 T_DetermineFunding, G_FundingApproved</w:t>
             </w:r>
@@ -1828,35 +2134,53 @@
         </w:tc>
         <w:tc>
           <w:tcPr>
-            <w:tcW w:w="2576" w:type="dxa"/>
-            <w:vAlign w:val="top"/>
-          </w:tcPr>
-          <w:p>
-            <w:pPr>
-              <w:spacing w:before="20" w:after="20"/>
-            </w:pPr>
-            <w:r>
-              <w:rPr>
-                <w:sz w:val="21"/>
-                <w:szCs w:val="21"/>
-              </w:rPr>
-              <w:t xml:space="preserve">Modelled as a Finance Team user task</w:t>
-            </w:r>
-          </w:p>
-        </w:tc>
-        <w:tc>
-          <w:tcPr>
-            <w:tcW w:w="1076" w:type="dxa"/>
-            <w:vAlign w:val="top"/>
-          </w:tcPr>
-          <w:p>
-            <w:pPr>
-              <w:spacing w:before="20" w:after="20"/>
-            </w:pPr>
-            <w:r>
-              <w:rPr>
-                <w:sz w:val="21"/>
-                <w:szCs w:val="21"/>
+            <w:tcW w:w="2068" w:type="dxa"/>
+            <w:vAlign w:val="top"/>
+          </w:tcPr>
+          <w:p>
+            <w:pPr>
+              <w:spacing w:before="10" w:after="10"/>
+            </w:pPr>
+            <w:r>
+              <w:rPr>
+                <w:sz w:val="14"/>
+                <w:szCs w:val="14"/>
+              </w:rPr>
+              <w:t xml:space="preserve">SD-33 Finance→Insurer [resource: funding authorisation, amount, limitations]</w:t>
+            </w:r>
+          </w:p>
+        </w:tc>
+        <w:tc>
+          <w:tcPr>
+            <w:tcW w:w="1956" w:type="dxa"/>
+            <w:vAlign w:val="top"/>
+          </w:tcPr>
+          <w:p>
+            <w:pPr>
+              <w:spacing w:before="10" w:after="10"/>
+            </w:pPr>
+            <w:r>
+              <w:rPr>
+                <w:sz w:val="14"/>
+                <w:szCs w:val="14"/>
+              </w:rPr>
+              <w:t xml:space="preserve">Modelled as a Finance Team user task [TC-12]</w:t>
+            </w:r>
+          </w:p>
+        </w:tc>
+        <w:tc>
+          <w:tcPr>
+            <w:tcW w:w="1124" w:type="dxa"/>
+            <w:vAlign w:val="top"/>
+          </w:tcPr>
+          <w:p>
+            <w:pPr>
+              <w:spacing w:before="10" w:after="10"/>
+            </w:pPr>
+            <w:r>
+              <w:rPr>
+                <w:sz w:val="14"/>
+                <w:szCs w:val="14"/>
               </w:rPr>
               <w:t xml:space="preserve">Fully</w:t>
             </w:r>
@@ -1866,17 +2190,17 @@
       <w:tr>
         <w:tc>
           <w:tcPr>
-            <w:tcW w:w="616" w:type="dxa"/>
-            <w:vAlign w:val="top"/>
-          </w:tcPr>
-          <w:p>
-            <w:pPr>
-              <w:spacing w:before="20" w:after="20"/>
-            </w:pPr>
-            <w:r>
-              <w:rPr>
-                <w:sz w:val="21"/>
-                <w:szCs w:val="21"/>
+            <w:tcW w:w="652" w:type="dxa"/>
+            <w:vAlign w:val="top"/>
+          </w:tcPr>
+          <w:p>
+            <w:pPr>
+              <w:spacing w:before="10" w:after="10"/>
+            </w:pPr>
+            <w:r>
+              <w:rPr>
+                <w:sz w:val="14"/>
+                <w:szCs w:val="14"/>
               </w:rPr>
               <w:t xml:space="preserve">REQ-18</w:t>
             </w:r>
@@ -1884,35 +2208,35 @@
         </w:tc>
         <w:tc>
           <w:tcPr>
-            <w:tcW w:w="2561" w:type="dxa"/>
-            <w:vAlign w:val="top"/>
-          </w:tcPr>
-          <w:p>
-            <w:pPr>
-              <w:spacing w:before="20" w:after="20"/>
-            </w:pPr>
-            <w:r>
-              <w:rPr>
-                <w:sz w:val="21"/>
-                <w:szCs w:val="21"/>
-              </w:rPr>
-              <w:t xml:space="preserve">Funding approval must record the funding organisation, authorisation reference, approved amount and limitat...</w:t>
-            </w:r>
-          </w:p>
-        </w:tc>
-        <w:tc>
-          <w:tcPr>
-            <w:tcW w:w="2809" w:type="dxa"/>
-            <w:vAlign w:val="top"/>
-          </w:tcPr>
-          <w:p>
-            <w:pPr>
-              <w:spacing w:before="20" w:after="20"/>
-            </w:pPr>
-            <w:r>
-              <w:rPr>
-                <w:sz w:val="21"/>
-                <w:szCs w:val="21"/>
+            <w:tcW w:w="1882" w:type="dxa"/>
+            <w:vAlign w:val="top"/>
+          </w:tcPr>
+          <w:p>
+            <w:pPr>
+              <w:spacing w:before="10" w:after="10"/>
+            </w:pPr>
+            <w:r>
+              <w:rPr>
+                <w:sz w:val="14"/>
+                <w:szCs w:val="14"/>
+              </w:rPr>
+              <w:t xml:space="preserve">Funding approval details recorded</w:t>
+            </w:r>
+          </w:p>
+        </w:tc>
+        <w:tc>
+          <w:tcPr>
+            <w:tcW w:w="1956" w:type="dxa"/>
+            <w:vAlign w:val="top"/>
+          </w:tcPr>
+          <w:p>
+            <w:pPr>
+              <w:spacing w:before="10" w:after="10"/>
+            </w:pPr>
+            <w:r>
+              <w:rPr>
+                <w:sz w:val="14"/>
+                <w:szCs w:val="14"/>
               </w:rPr>
               <w:t xml:space="preserve">S3 T_RequestFundingApproval, T_RecordFundingApproval</w:t>
             </w:r>
@@ -1920,35 +2244,53 @@
         </w:tc>
         <w:tc>
           <w:tcPr>
-            <w:tcW w:w="2576" w:type="dxa"/>
-            <w:vAlign w:val="top"/>
-          </w:tcPr>
-          <w:p>
-            <w:pPr>
-              <w:spacing w:before="20" w:after="20"/>
-            </w:pPr>
-            <w:r>
-              <w:rPr>
-                <w:sz w:val="21"/>
-                <w:szCs w:val="21"/>
-              </w:rPr>
-              <w:t xml:space="preserve">Modelled with an explicit response flow</w:t>
-            </w:r>
-          </w:p>
-        </w:tc>
-        <w:tc>
-          <w:tcPr>
-            <w:tcW w:w="1076" w:type="dxa"/>
-            <w:vAlign w:val="top"/>
-          </w:tcPr>
-          <w:p>
-            <w:pPr>
-              <w:spacing w:before="20" w:after="20"/>
-            </w:pPr>
-            <w:r>
-              <w:rPr>
-                <w:sz w:val="21"/>
-                <w:szCs w:val="21"/>
+            <w:tcW w:w="2068" w:type="dxa"/>
+            <w:vAlign w:val="top"/>
+          </w:tcPr>
+          <w:p>
+            <w:pPr>
+              <w:spacing w:before="10" w:after="10"/>
+            </w:pPr>
+            <w:r>
+              <w:rPr>
+                <w:sz w:val="14"/>
+                <w:szCs w:val="14"/>
+              </w:rPr>
+              <w:t xml:space="preserve">SD-33 Finance→Insurer [resource: funding authorisation]</w:t>
+            </w:r>
+          </w:p>
+        </w:tc>
+        <w:tc>
+          <w:tcPr>
+            <w:tcW w:w="1956" w:type="dxa"/>
+            <w:vAlign w:val="top"/>
+          </w:tcPr>
+          <w:p>
+            <w:pPr>
+              <w:spacing w:before="10" w:after="10"/>
+            </w:pPr>
+            <w:r>
+              <w:rPr>
+                <w:sz w:val="14"/>
+                <w:szCs w:val="14"/>
+              </w:rPr>
+              <w:t xml:space="preserve">Modelled with an explicit response flow [TC-12]</w:t>
+            </w:r>
+          </w:p>
+        </w:tc>
+        <w:tc>
+          <w:tcPr>
+            <w:tcW w:w="1124" w:type="dxa"/>
+            <w:vAlign w:val="top"/>
+          </w:tcPr>
+          <w:p>
+            <w:pPr>
+              <w:spacing w:before="10" w:after="10"/>
+            </w:pPr>
+            <w:r>
+              <w:rPr>
+                <w:sz w:val="14"/>
+                <w:szCs w:val="14"/>
               </w:rPr>
               <w:t xml:space="preserve">Fully</w:t>
             </w:r>
@@ -1958,17 +2300,17 @@
       <w:tr>
         <w:tc>
           <w:tcPr>
-            <w:tcW w:w="616" w:type="dxa"/>
-            <w:vAlign w:val="top"/>
-          </w:tcPr>
-          <w:p>
-            <w:pPr>
-              <w:spacing w:before="20" w:after="20"/>
-            </w:pPr>
-            <w:r>
-              <w:rPr>
-                <w:sz w:val="21"/>
-                <w:szCs w:val="21"/>
+            <w:tcW w:w="652" w:type="dxa"/>
+            <w:vAlign w:val="top"/>
+          </w:tcPr>
+          <w:p>
+            <w:pPr>
+              <w:spacing w:before="10" w:after="10"/>
+            </w:pPr>
+            <w:r>
+              <w:rPr>
+                <w:sz w:val="14"/>
+                <w:szCs w:val="14"/>
               </w:rPr>
               <w:t xml:space="preserve">REQ-19</w:t>
             </w:r>
@@ -1976,35 +2318,35 @@
         </w:tc>
         <w:tc>
           <w:tcPr>
-            <w:tcW w:w="2561" w:type="dxa"/>
-            <w:vAlign w:val="top"/>
-          </w:tcPr>
-          <w:p>
-            <w:pPr>
-              <w:spacing w:before="20" w:after="20"/>
-            </w:pPr>
-            <w:r>
-              <w:rPr>
-                <w:sz w:val="21"/>
-                <w:szCs w:val="21"/>
-              </w:rPr>
-              <w:t xml:space="preserve">An appointment requiring advance payment must not be confirmed until payment or an authorised arrangement i...</w:t>
-            </w:r>
-          </w:p>
-        </w:tc>
-        <w:tc>
-          <w:tcPr>
-            <w:tcW w:w="2809" w:type="dxa"/>
-            <w:vAlign w:val="top"/>
-          </w:tcPr>
-          <w:p>
-            <w:pPr>
-              <w:spacing w:before="20" w:after="20"/>
-            </w:pPr>
-            <w:r>
-              <w:rPr>
-                <w:sz w:val="21"/>
-                <w:szCs w:val="21"/>
+            <w:tcW w:w="1882" w:type="dxa"/>
+            <w:vAlign w:val="top"/>
+          </w:tcPr>
+          <w:p>
+            <w:pPr>
+              <w:spacing w:before="10" w:after="10"/>
+            </w:pPr>
+            <w:r>
+              <w:rPr>
+                <w:sz w:val="14"/>
+                <w:szCs w:val="14"/>
+              </w:rPr>
+              <w:t xml:space="preserve">No confirmation before payment/arrangement</w:t>
+            </w:r>
+          </w:p>
+        </w:tc>
+        <w:tc>
+          <w:tcPr>
+            <w:tcW w:w="1956" w:type="dxa"/>
+            <w:vAlign w:val="top"/>
+          </w:tcPr>
+          <w:p>
+            <w:pPr>
+              <w:spacing w:before="10" w:after="10"/>
+            </w:pPr>
+            <w:r>
+              <w:rPr>
+                <w:sz w:val="14"/>
+                <w:szCs w:val="14"/>
               </w:rPr>
               <w:t xml:space="preserve">S3 G_AdvancePaymentRequired, T_ConfirmTreatmentSchedule</w:t>
             </w:r>
@@ -2012,35 +2354,53 @@
         </w:tc>
         <w:tc>
           <w:tcPr>
-            <w:tcW w:w="2576" w:type="dxa"/>
-            <w:vAlign w:val="top"/>
-          </w:tcPr>
-          <w:p>
-            <w:pPr>
-              <w:spacing w:before="20" w:after="20"/>
-            </w:pPr>
-            <w:r>
-              <w:rPr>
-                <w:sz w:val="21"/>
-                <w:szCs w:val="21"/>
-              </w:rPr>
-              <w:t xml:space="preserve">Modelled; the "not normally" exception is represented only by the urgent...</w:t>
-            </w:r>
-          </w:p>
-        </w:tc>
-        <w:tc>
-          <w:tcPr>
-            <w:tcW w:w="1076" w:type="dxa"/>
-            <w:vAlign w:val="top"/>
-          </w:tcPr>
-          <w:p>
-            <w:pPr>
-              <w:spacing w:before="20" w:after="20"/>
-            </w:pPr>
-            <w:r>
-              <w:rPr>
-                <w:sz w:val="21"/>
-                <w:szCs w:val="21"/>
+            <w:tcW w:w="2068" w:type="dxa"/>
+            <w:vAlign w:val="top"/>
+          </w:tcPr>
+          <w:p>
+            <w:pPr>
+              <w:spacing w:before="10" w:after="10"/>
+            </w:pPr>
+            <w:r>
+              <w:rPr>
+                <w:sz w:val="14"/>
+                <w:szCs w:val="14"/>
+              </w:rPr>
+              <w:t xml:space="preserve">SD-18 Finance→Treatment [goal: funding confirmed before treatment]; SD-34 Finance→Payment [task: process payment]</w:t>
+            </w:r>
+          </w:p>
+        </w:tc>
+        <w:tc>
+          <w:tcPr>
+            <w:tcW w:w="1956" w:type="dxa"/>
+            <w:vAlign w:val="top"/>
+          </w:tcPr>
+          <w:p>
+            <w:pPr>
+              <w:spacing w:before="10" w:after="10"/>
+            </w:pPr>
+            <w:r>
+              <w:rPr>
+                <w:sz w:val="14"/>
+                <w:szCs w:val="14"/>
+              </w:rPr>
+              <w:t xml:space="preserve">Modelled; the "not normally" exception is represented only by the urgent. [TC-13, TC-14, TC-18]</w:t>
+            </w:r>
+          </w:p>
+        </w:tc>
+        <w:tc>
+          <w:tcPr>
+            <w:tcW w:w="1124" w:type="dxa"/>
+            <w:vAlign w:val="top"/>
+          </w:tcPr>
+          <w:p>
+            <w:pPr>
+              <w:spacing w:before="10" w:after="10"/>
+            </w:pPr>
+            <w:r>
+              <w:rPr>
+                <w:sz w:val="14"/>
+                <w:szCs w:val="14"/>
               </w:rPr>
               <w:t xml:space="preserve">Fully</w:t>
             </w:r>
@@ -2050,17 +2410,17 @@
       <w:tr>
         <w:tc>
           <w:tcPr>
-            <w:tcW w:w="616" w:type="dxa"/>
-            <w:vAlign w:val="top"/>
-          </w:tcPr>
-          <w:p>
-            <w:pPr>
-              <w:spacing w:before="20" w:after="20"/>
-            </w:pPr>
-            <w:r>
-              <w:rPr>
-                <w:sz w:val="21"/>
-                <w:szCs w:val="21"/>
+            <w:tcW w:w="652" w:type="dxa"/>
+            <w:vAlign w:val="top"/>
+          </w:tcPr>
+          <w:p>
+            <w:pPr>
+              <w:spacing w:before="10" w:after="10"/>
+            </w:pPr>
+            <w:r>
+              <w:rPr>
+                <w:sz w:val="14"/>
+                <w:szCs w:val="14"/>
               </w:rPr>
               <w:t xml:space="preserve">REQ-20</w:t>
             </w:r>
@@ -2068,35 +2428,35 @@
         </w:tc>
         <w:tc>
           <w:tcPr>
-            <w:tcW w:w="2561" w:type="dxa"/>
-            <w:vAlign w:val="top"/>
-          </w:tcPr>
-          <w:p>
-            <w:pPr>
-              <w:spacing w:before="20" w:after="20"/>
-            </w:pPr>
-            <w:r>
-              <w:rPr>
-                <w:sz w:val="21"/>
-                <w:szCs w:val="21"/>
-              </w:rPr>
-              <w:t xml:space="preserve">A secure payment request must be sent to the external Payment Service Provider, which returns status, refer...</w:t>
-            </w:r>
-          </w:p>
-        </w:tc>
-        <w:tc>
-          <w:tcPr>
-            <w:tcW w:w="2809" w:type="dxa"/>
-            <w:vAlign w:val="top"/>
-          </w:tcPr>
-          <w:p>
-            <w:pPr>
-              <w:spacing w:before="20" w:after="20"/>
-            </w:pPr>
-            <w:r>
-              <w:rPr>
-                <w:sz w:val="21"/>
-                <w:szCs w:val="21"/>
+            <w:tcW w:w="1882" w:type="dxa"/>
+            <w:vAlign w:val="top"/>
+          </w:tcPr>
+          <w:p>
+            <w:pPr>
+              <w:spacing w:before="10" w:after="10"/>
+            </w:pPr>
+            <w:r>
+              <w:rPr>
+                <w:sz w:val="14"/>
+                <w:szCs w:val="14"/>
+              </w:rPr>
+              <w:t xml:space="preserve">Secure payment request and status</w:t>
+            </w:r>
+          </w:p>
+        </w:tc>
+        <w:tc>
+          <w:tcPr>
+            <w:tcW w:w="1956" w:type="dxa"/>
+            <w:vAlign w:val="top"/>
+          </w:tcPr>
+          <w:p>
+            <w:pPr>
+              <w:spacing w:before="10" w:after="10"/>
+            </w:pPr>
+            <w:r>
+              <w:rPr>
+                <w:sz w:val="14"/>
+                <w:szCs w:val="14"/>
               </w:rPr>
               <w:t xml:space="preserve">S3 T_RequestSecurePayment</w:t>
             </w:r>
@@ -2104,35 +2464,53 @@
         </w:tc>
         <w:tc>
           <w:tcPr>
-            <w:tcW w:w="2576" w:type="dxa"/>
-            <w:vAlign w:val="top"/>
-          </w:tcPr>
-          <w:p>
-            <w:pPr>
-              <w:spacing w:before="20" w:after="20"/>
-            </w:pPr>
-            <w:r>
-              <w:rPr>
-                <w:sz w:val="21"/>
-                <w:szCs w:val="21"/>
-              </w:rPr>
-              <w:t xml:space="preserve">Modelled as a service task with a job type; response simulated</w:t>
-            </w:r>
-          </w:p>
-        </w:tc>
-        <w:tc>
-          <w:tcPr>
-            <w:tcW w:w="1076" w:type="dxa"/>
-            <w:vAlign w:val="top"/>
-          </w:tcPr>
-          <w:p>
-            <w:pPr>
-              <w:spacing w:before="20" w:after="20"/>
-            </w:pPr>
-            <w:r>
-              <w:rPr>
-                <w:sz w:val="21"/>
-                <w:szCs w:val="21"/>
+            <w:tcW w:w="2068" w:type="dxa"/>
+            <w:vAlign w:val="top"/>
+          </w:tcPr>
+          <w:p>
+            <w:pPr>
+              <w:spacing w:before="10" w:after="10"/>
+            </w:pPr>
+            <w:r>
+              <w:rPr>
+                <w:sz w:val="14"/>
+                <w:szCs w:val="14"/>
+              </w:rPr>
+              <w:t xml:space="preserve">SD-34 Finance→Payment [task: process payment and return status]</w:t>
+            </w:r>
+          </w:p>
+        </w:tc>
+        <w:tc>
+          <w:tcPr>
+            <w:tcW w:w="1956" w:type="dxa"/>
+            <w:vAlign w:val="top"/>
+          </w:tcPr>
+          <w:p>
+            <w:pPr>
+              <w:spacing w:before="10" w:after="10"/>
+            </w:pPr>
+            <w:r>
+              <w:rPr>
+                <w:sz w:val="14"/>
+                <w:szCs w:val="14"/>
+              </w:rPr>
+              <w:t xml:space="preserve">Modelled as a service task with a job type; response simulated [TC-14]</w:t>
+            </w:r>
+          </w:p>
+        </w:tc>
+        <w:tc>
+          <w:tcPr>
+            <w:tcW w:w="1124" w:type="dxa"/>
+            <w:vAlign w:val="top"/>
+          </w:tcPr>
+          <w:p>
+            <w:pPr>
+              <w:spacing w:before="10" w:after="10"/>
+            </w:pPr>
+            <w:r>
+              <w:rPr>
+                <w:sz w:val="14"/>
+                <w:szCs w:val="14"/>
               </w:rPr>
               <w:t xml:space="preserve">Fully</w:t>
             </w:r>
@@ -2142,17 +2520,17 @@
       <w:tr>
         <w:tc>
           <w:tcPr>
-            <w:tcW w:w="616" w:type="dxa"/>
-            <w:vAlign w:val="top"/>
-          </w:tcPr>
-          <w:p>
-            <w:pPr>
-              <w:spacing w:before="20" w:after="20"/>
-            </w:pPr>
-            <w:r>
-              <w:rPr>
-                <w:sz w:val="21"/>
-                <w:szCs w:val="21"/>
+            <w:tcW w:w="652" w:type="dxa"/>
+            <w:vAlign w:val="top"/>
+          </w:tcPr>
+          <w:p>
+            <w:pPr>
+              <w:spacing w:before="10" w:after="10"/>
+            </w:pPr>
+            <w:r>
+              <w:rPr>
+                <w:sz w:val="14"/>
+                <w:szCs w:val="14"/>
               </w:rPr>
               <w:t xml:space="preserve">REQ-21</w:t>
             </w:r>
@@ -2160,17 +2538,17 @@
         </w:tc>
         <w:tc>
           <w:tcPr>
-            <w:tcW w:w="2561" w:type="dxa"/>
-            <w:vAlign w:val="top"/>
-          </w:tcPr>
-          <w:p>
-            <w:pPr>
-              <w:spacing w:before="20" w:after="20"/>
-            </w:pPr>
-            <w:r>
-              <w:rPr>
-                <w:sz w:val="21"/>
-                <w:szCs w:val="21"/>
+            <w:tcW w:w="1882" w:type="dxa"/>
+            <w:vAlign w:val="top"/>
+          </w:tcPr>
+          <w:p>
+            <w:pPr>
+              <w:spacing w:before="10" w:after="10"/>
+            </w:pPr>
+            <w:r>
+              <w:rPr>
+                <w:sz w:val="14"/>
+                <w:szCs w:val="14"/>
               </w:rPr>
               <w:t xml:space="preserve">The system must not store the patient's complete card information or unnecessary financial details</w:t>
             </w:r>
@@ -2178,17 +2556,17 @@
         </w:tc>
         <w:tc>
           <w:tcPr>
-            <w:tcW w:w="2809" w:type="dxa"/>
-            <w:vAlign w:val="top"/>
-          </w:tcPr>
-          <w:p>
-            <w:pPr>
-              <w:spacing w:before="20" w:after="20"/>
-            </w:pPr>
-            <w:r>
-              <w:rPr>
-                <w:sz w:val="21"/>
-                <w:szCs w:val="21"/>
+            <w:tcW w:w="1956" w:type="dxa"/>
+            <w:vAlign w:val="top"/>
+          </w:tcPr>
+          <w:p>
+            <w:pPr>
+              <w:spacing w:before="10" w:after="10"/>
+            </w:pPr>
+            <w:r>
+              <w:rPr>
+                <w:sz w:val="14"/>
+                <w:szCs w:val="14"/>
               </w:rPr>
               <w:t xml:space="preserve">S3 T_RequestSecurePayment, T_RecordPayment</w:t>
             </w:r>
@@ -2196,35 +2574,53 @@
         </w:tc>
         <w:tc>
           <w:tcPr>
-            <w:tcW w:w="2576" w:type="dxa"/>
-            <w:vAlign w:val="top"/>
-          </w:tcPr>
-          <w:p>
-            <w:pPr>
-              <w:spacing w:before="20" w:after="20"/>
-            </w:pPr>
-            <w:r>
-              <w:rPr>
-                <w:sz w:val="21"/>
-                <w:szCs w:val="21"/>
-              </w:rPr>
-              <w:t xml:space="preserve">Recorded fields are reference, amount and date only; no card fields model...</w:t>
-            </w:r>
-          </w:p>
-        </w:tc>
-        <w:tc>
-          <w:tcPr>
-            <w:tcW w:w="1076" w:type="dxa"/>
-            <w:vAlign w:val="top"/>
-          </w:tcPr>
-          <w:p>
-            <w:pPr>
-              <w:spacing w:before="20" w:after="20"/>
-            </w:pPr>
-            <w:r>
-              <w:rPr>
-                <w:sz w:val="21"/>
-                <w:szCs w:val="21"/>
+            <w:tcW w:w="2068" w:type="dxa"/>
+            <w:vAlign w:val="top"/>
+          </w:tcPr>
+          <w:p>
+            <w:pPr>
+              <w:spacing w:before="10" w:after="10"/>
+            </w:pPr>
+            <w:r>
+              <w:rPr>
+                <w:sz w:val="14"/>
+                <w:szCs w:val="14"/>
+              </w:rPr>
+              <w:t xml:space="preserve">SD-05 Patient→Finance [softgoal: protect personal and financial information]</w:t>
+            </w:r>
+          </w:p>
+        </w:tc>
+        <w:tc>
+          <w:tcPr>
+            <w:tcW w:w="1956" w:type="dxa"/>
+            <w:vAlign w:val="top"/>
+          </w:tcPr>
+          <w:p>
+            <w:pPr>
+              <w:spacing w:before="10" w:after="10"/>
+            </w:pPr>
+            <w:r>
+              <w:rPr>
+                <w:sz w:val="14"/>
+                <w:szCs w:val="14"/>
+              </w:rPr>
+              <w:t xml:space="preserve">Recorded fields are reference, amount and date only.</w:t>
+            </w:r>
+          </w:p>
+        </w:tc>
+        <w:tc>
+          <w:tcPr>
+            <w:tcW w:w="1124" w:type="dxa"/>
+            <w:vAlign w:val="top"/>
+          </w:tcPr>
+          <w:p>
+            <w:pPr>
+              <w:spacing w:before="10" w:after="10"/>
+            </w:pPr>
+            <w:r>
+              <w:rPr>
+                <w:sz w:val="14"/>
+                <w:szCs w:val="14"/>
               </w:rPr>
               <w:t xml:space="preserve">Fully</w:t>
             </w:r>
@@ -2234,17 +2630,17 @@
       <w:tr>
         <w:tc>
           <w:tcPr>
-            <w:tcW w:w="616" w:type="dxa"/>
-            <w:vAlign w:val="top"/>
-          </w:tcPr>
-          <w:p>
-            <w:pPr>
-              <w:spacing w:before="20" w:after="20"/>
-            </w:pPr>
-            <w:r>
-              <w:rPr>
-                <w:sz w:val="21"/>
-                <w:szCs w:val="21"/>
+            <w:tcW w:w="652" w:type="dxa"/>
+            <w:vAlign w:val="top"/>
+          </w:tcPr>
+          <w:p>
+            <w:pPr>
+              <w:spacing w:before="10" w:after="10"/>
+            </w:pPr>
+            <w:r>
+              <w:rPr>
+                <w:sz w:val="14"/>
+                <w:szCs w:val="14"/>
               </w:rPr>
               <w:t xml:space="preserve">REQ-22</w:t>
             </w:r>
@@ -2252,35 +2648,35 @@
         </w:tc>
         <w:tc>
           <w:tcPr>
-            <w:tcW w:w="2561" w:type="dxa"/>
-            <w:vAlign w:val="top"/>
-          </w:tcPr>
-          <w:p>
-            <w:pPr>
-              <w:spacing w:before="20" w:after="20"/>
-            </w:pPr>
-            <w:r>
-              <w:rPr>
-                <w:sz w:val="21"/>
-                <w:szCs w:val="21"/>
-              </w:rPr>
-              <w:t xml:space="preserve">Declined, cancelled or duplicated payments must notify the patient and team and allow a retry without creat...</w:t>
-            </w:r>
-          </w:p>
-        </w:tc>
-        <w:tc>
-          <w:tcPr>
-            <w:tcW w:w="2809" w:type="dxa"/>
-            <w:vAlign w:val="top"/>
-          </w:tcPr>
-          <w:p>
-            <w:pPr>
-              <w:spacing w:before="20" w:after="20"/>
-            </w:pPr>
-            <w:r>
-              <w:rPr>
-                <w:sz w:val="21"/>
-                <w:szCs w:val="21"/>
+            <w:tcW w:w="1882" w:type="dxa"/>
+            <w:vAlign w:val="top"/>
+          </w:tcPr>
+          <w:p>
+            <w:pPr>
+              <w:spacing w:before="10" w:after="10"/>
+            </w:pPr>
+            <w:r>
+              <w:rPr>
+                <w:sz w:val="14"/>
+                <w:szCs w:val="14"/>
+              </w:rPr>
+              <w:t xml:space="preserve">Declined/cancelled/duplicated payment handled</w:t>
+            </w:r>
+          </w:p>
+        </w:tc>
+        <w:tc>
+          <w:tcPr>
+            <w:tcW w:w="1956" w:type="dxa"/>
+            <w:vAlign w:val="top"/>
+          </w:tcPr>
+          <w:p>
+            <w:pPr>
+              <w:spacing w:before="10" w:after="10"/>
+            </w:pPr>
+            <w:r>
+              <w:rPr>
+                <w:sz w:val="14"/>
+                <w:szCs w:val="14"/>
               </w:rPr>
               <w:t xml:space="preserve">S3 T_HandlePaymentFailure, G_PaymentOutcome</w:t>
             </w:r>
@@ -2288,35 +2684,53 @@
         </w:tc>
         <w:tc>
           <w:tcPr>
-            <w:tcW w:w="2576" w:type="dxa"/>
-            <w:vAlign w:val="top"/>
-          </w:tcPr>
-          <w:p>
-            <w:pPr>
-              <w:spacing w:before="20" w:after="20"/>
-            </w:pPr>
-            <w:r>
-              <w:rPr>
-                <w:sz w:val="21"/>
-                <w:szCs w:val="21"/>
-              </w:rPr>
-              <w:t xml:space="preserve">Retry without duplicate booking is modelled; explicit detection of a *dup...</w:t>
-            </w:r>
-          </w:p>
-        </w:tc>
-        <w:tc>
-          <w:tcPr>
-            <w:tcW w:w="1076" w:type="dxa"/>
-            <w:vAlign w:val="top"/>
-          </w:tcPr>
-          <w:p>
-            <w:pPr>
-              <w:spacing w:before="20" w:after="20"/>
-            </w:pPr>
-            <w:r>
-              <w:rPr>
-                <w:sz w:val="21"/>
-                <w:szCs w:val="21"/>
+            <w:tcW w:w="2068" w:type="dxa"/>
+            <w:vAlign w:val="top"/>
+          </w:tcPr>
+          <w:p>
+            <w:pPr>
+              <w:spacing w:before="10" w:after="10"/>
+            </w:pPr>
+            <w:r>
+              <w:rPr>
+                <w:sz w:val="14"/>
+                <w:szCs w:val="14"/>
+              </w:rPr>
+              <w:t xml:space="preserve">SD-34 Finance→Payment [task: process payment]; SD-18 Finance→Treatment [goal: funding confirmed]</w:t>
+            </w:r>
+          </w:p>
+        </w:tc>
+        <w:tc>
+          <w:tcPr>
+            <w:tcW w:w="1956" w:type="dxa"/>
+            <w:vAlign w:val="top"/>
+          </w:tcPr>
+          <w:p>
+            <w:pPr>
+              <w:spacing w:before="10" w:after="10"/>
+            </w:pPr>
+            <w:r>
+              <w:rPr>
+                <w:sz w:val="14"/>
+                <w:szCs w:val="14"/>
+              </w:rPr>
+              <w:t xml:space="preserve">Retry without duplicate booking is modelled. [TC-15]</w:t>
+            </w:r>
+          </w:p>
+        </w:tc>
+        <w:tc>
+          <w:tcPr>
+            <w:tcW w:w="1124" w:type="dxa"/>
+            <w:vAlign w:val="top"/>
+          </w:tcPr>
+          <w:p>
+            <w:pPr>
+              <w:spacing w:before="10" w:after="10"/>
+            </w:pPr>
+            <w:r>
+              <w:rPr>
+                <w:sz w:val="14"/>
+                <w:szCs w:val="14"/>
               </w:rPr>
               <w:t xml:space="preserve">Partly</w:t>
             </w:r>
@@ -2326,17 +2740,17 @@
       <w:tr>
         <w:tc>
           <w:tcPr>
-            <w:tcW w:w="616" w:type="dxa"/>
-            <w:vAlign w:val="top"/>
-          </w:tcPr>
-          <w:p>
-            <w:pPr>
-              <w:spacing w:before="20" w:after="20"/>
-            </w:pPr>
-            <w:r>
-              <w:rPr>
-                <w:sz w:val="21"/>
-                <w:szCs w:val="21"/>
+            <w:tcW w:w="652" w:type="dxa"/>
+            <w:vAlign w:val="top"/>
+          </w:tcPr>
+          <w:p>
+            <w:pPr>
+              <w:spacing w:before="10" w:after="10"/>
+            </w:pPr>
+            <w:r>
+              <w:rPr>
+                <w:sz w:val="14"/>
+                <w:szCs w:val="14"/>
               </w:rPr>
               <w:t xml:space="preserve">REQ-23</w:t>
             </w:r>
@@ -2344,35 +2758,35 @@
         </w:tc>
         <w:tc>
           <w:tcPr>
-            <w:tcW w:w="2561" w:type="dxa"/>
-            <w:vAlign w:val="top"/>
-          </w:tcPr>
-          <w:p>
-            <w:pPr>
-              <w:spacing w:before="20" w:after="20"/>
-            </w:pPr>
-            <w:r>
-              <w:rPr>
-                <w:sz w:val="21"/>
-                <w:szCs w:val="21"/>
-              </w:rPr>
-              <w:t xml:space="preserve">A payment taken but not confirmed must be marked for investigation and must not trigger a second payment re...</w:t>
-            </w:r>
-          </w:p>
-        </w:tc>
-        <w:tc>
-          <w:tcPr>
-            <w:tcW w:w="2809" w:type="dxa"/>
-            <w:vAlign w:val="top"/>
-          </w:tcPr>
-          <w:p>
-            <w:pPr>
-              <w:spacing w:before="20" w:after="20"/>
-            </w:pPr>
-            <w:r>
-              <w:rPr>
-                <w:sz w:val="21"/>
-                <w:szCs w:val="21"/>
+            <w:tcW w:w="1882" w:type="dxa"/>
+            <w:vAlign w:val="top"/>
+          </w:tcPr>
+          <w:p>
+            <w:pPr>
+              <w:spacing w:before="10" w:after="10"/>
+            </w:pPr>
+            <w:r>
+              <w:rPr>
+                <w:sz w:val="14"/>
+                <w:szCs w:val="14"/>
+              </w:rPr>
+              <w:t xml:space="preserve">Unconfirmed payment investigated, not re-requested</w:t>
+            </w:r>
+          </w:p>
+        </w:tc>
+        <w:tc>
+          <w:tcPr>
+            <w:tcW w:w="1956" w:type="dxa"/>
+            <w:vAlign w:val="top"/>
+          </w:tcPr>
+          <w:p>
+            <w:pPr>
+              <w:spacing w:before="10" w:after="10"/>
+            </w:pPr>
+            <w:r>
+              <w:rPr>
+                <w:sz w:val="14"/>
+                <w:szCs w:val="14"/>
               </w:rPr>
               <w:t xml:space="preserve">S3 T_MarkForInvestigation, T_ResolveTransaction</w:t>
             </w:r>
@@ -2380,35 +2794,53 @@
         </w:tc>
         <w:tc>
           <w:tcPr>
-            <w:tcW w:w="2576" w:type="dxa"/>
-            <w:vAlign w:val="top"/>
-          </w:tcPr>
-          <w:p>
-            <w:pPr>
-              <w:spacing w:before="20" w:after="20"/>
-            </w:pPr>
-            <w:r>
-              <w:rPr>
-                <w:sz w:val="21"/>
-                <w:szCs w:val="21"/>
-              </w:rPr>
-              <w:t xml:space="preserve">Modelled as a dedicated branch with resolution against the provider</w:t>
-            </w:r>
-          </w:p>
-        </w:tc>
-        <w:tc>
-          <w:tcPr>
-            <w:tcW w:w="1076" w:type="dxa"/>
-            <w:vAlign w:val="top"/>
-          </w:tcPr>
-          <w:p>
-            <w:pPr>
-              <w:spacing w:before="20" w:after="20"/>
-            </w:pPr>
-            <w:r>
-              <w:rPr>
-                <w:sz w:val="21"/>
-                <w:szCs w:val="21"/>
+            <w:tcW w:w="2068" w:type="dxa"/>
+            <w:vAlign w:val="top"/>
+          </w:tcPr>
+          <w:p>
+            <w:pPr>
+              <w:spacing w:before="10" w:after="10"/>
+            </w:pPr>
+            <w:r>
+              <w:rPr>
+                <w:sz w:val="14"/>
+                <w:szCs w:val="14"/>
+              </w:rPr>
+              <w:t xml:space="preserve">SR Finance: payment request contributes `hurt` to “patient is never charged twice”</w:t>
+            </w:r>
+          </w:p>
+        </w:tc>
+        <w:tc>
+          <w:tcPr>
+            <w:tcW w:w="1956" w:type="dxa"/>
+            <w:vAlign w:val="top"/>
+          </w:tcPr>
+          <w:p>
+            <w:pPr>
+              <w:spacing w:before="10" w:after="10"/>
+            </w:pPr>
+            <w:r>
+              <w:rPr>
+                <w:sz w:val="14"/>
+                <w:szCs w:val="14"/>
+              </w:rPr>
+              <w:t xml:space="preserve">Modelled as a dedicated branch with resolution against the provider [TC-16]</w:t>
+            </w:r>
+          </w:p>
+        </w:tc>
+        <w:tc>
+          <w:tcPr>
+            <w:tcW w:w="1124" w:type="dxa"/>
+            <w:vAlign w:val="top"/>
+          </w:tcPr>
+          <w:p>
+            <w:pPr>
+              <w:spacing w:before="10" w:after="10"/>
+            </w:pPr>
+            <w:r>
+              <w:rPr>
+                <w:sz w:val="14"/>
+                <w:szCs w:val="14"/>
               </w:rPr>
               <w:t xml:space="preserve">Fully</w:t>
             </w:r>
@@ -2418,17 +2850,17 @@
       <w:tr>
         <w:tc>
           <w:tcPr>
-            <w:tcW w:w="616" w:type="dxa"/>
-            <w:vAlign w:val="top"/>
-          </w:tcPr>
-          <w:p>
-            <w:pPr>
-              <w:spacing w:before="20" w:after="20"/>
-            </w:pPr>
-            <w:r>
-              <w:rPr>
-                <w:sz w:val="21"/>
-                <w:szCs w:val="21"/>
+            <w:tcW w:w="652" w:type="dxa"/>
+            <w:vAlign w:val="top"/>
+          </w:tcPr>
+          <w:p>
+            <w:pPr>
+              <w:spacing w:before="10" w:after="10"/>
+            </w:pPr>
+            <w:r>
+              <w:rPr>
+                <w:sz w:val="14"/>
+                <w:szCs w:val="14"/>
               </w:rPr>
               <w:t xml:space="preserve">REQ-24</w:t>
             </w:r>
@@ -2436,17 +2868,17 @@
         </w:tc>
         <w:tc>
           <w:tcPr>
-            <w:tcW w:w="2561" w:type="dxa"/>
-            <w:vAlign w:val="top"/>
-          </w:tcPr>
-          <w:p>
-            <w:pPr>
-              <w:spacing w:before="20" w:after="20"/>
-            </w:pPr>
-            <w:r>
-              <w:rPr>
-                <w:sz w:val="21"/>
-                <w:szCs w:val="21"/>
+            <w:tcW w:w="1882" w:type="dxa"/>
+            <w:vAlign w:val="top"/>
+          </w:tcPr>
+          <w:p>
+            <w:pPr>
+              <w:spacing w:before="10" w:after="10"/>
+            </w:pPr>
+            <w:r>
+              <w:rPr>
+                <w:sz w:val="14"/>
+                <w:szCs w:val="14"/>
               </w:rPr>
               <w:t xml:space="preserve">Urgent treatment may proceed without confirmed payment if the reason is recorded and referred to Finance</w:t>
             </w:r>
@@ -2454,17 +2886,17 @@
         </w:tc>
         <w:tc>
           <w:tcPr>
-            <w:tcW w:w="2809" w:type="dxa"/>
-            <w:vAlign w:val="top"/>
-          </w:tcPr>
-          <w:p>
-            <w:pPr>
-              <w:spacing w:before="20" w:after="20"/>
-            </w:pPr>
-            <w:r>
-              <w:rPr>
-                <w:sz w:val="21"/>
-                <w:szCs w:val="21"/>
+            <w:tcW w:w="1956" w:type="dxa"/>
+            <w:vAlign w:val="top"/>
+          </w:tcPr>
+          <w:p>
+            <w:pPr>
+              <w:spacing w:before="10" w:after="10"/>
+            </w:pPr>
+            <w:r>
+              <w:rPr>
+                <w:sz w:val="14"/>
+                <w:szCs w:val="14"/>
               </w:rPr>
               <w:t xml:space="preserve">S3 T_AuthoriseUrgentTreatment, T_ReferUnconfirmedPayment</w:t>
             </w:r>
@@ -2472,35 +2904,53 @@
         </w:tc>
         <w:tc>
           <w:tcPr>
-            <w:tcW w:w="2576" w:type="dxa"/>
-            <w:vAlign w:val="top"/>
-          </w:tcPr>
-          <w:p>
-            <w:pPr>
-              <w:spacing w:before="20" w:after="20"/>
-            </w:pPr>
-            <w:r>
-              <w:rPr>
-                <w:sz w:val="21"/>
-                <w:szCs w:val="21"/>
-              </w:rPr>
-              <w:t xml:space="preserve">Modelled with an explicit role boundary on the authorising task</w:t>
-            </w:r>
-          </w:p>
-        </w:tc>
-        <w:tc>
-          <w:tcPr>
-            <w:tcW w:w="1076" w:type="dxa"/>
-            <w:vAlign w:val="top"/>
-          </w:tcPr>
-          <w:p>
-            <w:pPr>
-              <w:spacing w:before="20" w:after="20"/>
-            </w:pPr>
-            <w:r>
-              <w:rPr>
-                <w:sz w:val="21"/>
-                <w:szCs w:val="21"/>
+            <w:tcW w:w="2068" w:type="dxa"/>
+            <w:vAlign w:val="top"/>
+          </w:tcPr>
+          <w:p>
+            <w:pPr>
+              <w:spacing w:before="10" w:after="10"/>
+            </w:pPr>
+            <w:r>
+              <w:rPr>
+                <w:sz w:val="14"/>
+                <w:szCs w:val="14"/>
+              </w:rPr>
+              <w:t xml:space="preserve">SD-12 Consultant→Finance [resource: clinical authorisation for urgent treatment]</w:t>
+            </w:r>
+          </w:p>
+        </w:tc>
+        <w:tc>
+          <w:tcPr>
+            <w:tcW w:w="1956" w:type="dxa"/>
+            <w:vAlign w:val="top"/>
+          </w:tcPr>
+          <w:p>
+            <w:pPr>
+              <w:spacing w:before="10" w:after="10"/>
+            </w:pPr>
+            <w:r>
+              <w:rPr>
+                <w:sz w:val="14"/>
+                <w:szCs w:val="14"/>
+              </w:rPr>
+              <w:t xml:space="preserve">Modelled with an explicit role boundary on the authorising task [TC-17]</w:t>
+            </w:r>
+          </w:p>
+        </w:tc>
+        <w:tc>
+          <w:tcPr>
+            <w:tcW w:w="1124" w:type="dxa"/>
+            <w:vAlign w:val="top"/>
+          </w:tcPr>
+          <w:p>
+            <w:pPr>
+              <w:spacing w:before="10" w:after="10"/>
+            </w:pPr>
+            <w:r>
+              <w:rPr>
+                <w:sz w:val="14"/>
+                <w:szCs w:val="14"/>
               </w:rPr>
               <w:t xml:space="preserve">Fully</w:t>
             </w:r>
@@ -2510,17 +2960,17 @@
       <w:tr>
         <w:tc>
           <w:tcPr>
-            <w:tcW w:w="616" w:type="dxa"/>
-            <w:vAlign w:val="top"/>
-          </w:tcPr>
-          <w:p>
-            <w:pPr>
-              <w:spacing w:before="20" w:after="20"/>
-            </w:pPr>
-            <w:r>
-              <w:rPr>
-                <w:sz w:val="21"/>
-                <w:szCs w:val="21"/>
+            <w:tcW w:w="652" w:type="dxa"/>
+            <w:vAlign w:val="top"/>
+          </w:tcPr>
+          <w:p>
+            <w:pPr>
+              <w:spacing w:before="10" w:after="10"/>
+            </w:pPr>
+            <w:r>
+              <w:rPr>
+                <w:sz w:val="14"/>
+                <w:szCs w:val="14"/>
               </w:rPr>
               <w:t xml:space="preserve">REQ-25</w:t>
             </w:r>
@@ -2528,35 +2978,35 @@
         </w:tc>
         <w:tc>
           <w:tcPr>
-            <w:tcW w:w="2561" w:type="dxa"/>
-            <w:vAlign w:val="top"/>
-          </w:tcPr>
-          <w:p>
-            <w:pPr>
-              <w:spacing w:before="20" w:after="20"/>
-            </w:pPr>
-            <w:r>
-              <w:rPr>
-                <w:sz w:val="21"/>
-                <w:szCs w:val="21"/>
-              </w:rPr>
-              <w:t xml:space="preserve">Refund decisions require financial authority, and clinical decisions must remain separate from financial de...</w:t>
-            </w:r>
-          </w:p>
-        </w:tc>
-        <w:tc>
-          <w:tcPr>
-            <w:tcW w:w="2809" w:type="dxa"/>
-            <w:vAlign w:val="top"/>
-          </w:tcPr>
-          <w:p>
-            <w:pPr>
-              <w:spacing w:before="20" w:after="20"/>
-            </w:pPr>
-            <w:r>
-              <w:rPr>
-                <w:sz w:val="21"/>
-                <w:szCs w:val="21"/>
+            <w:tcW w:w="1882" w:type="dxa"/>
+            <w:vAlign w:val="top"/>
+          </w:tcPr>
+          <w:p>
+            <w:pPr>
+              <w:spacing w:before="10" w:after="10"/>
+            </w:pPr>
+            <w:r>
+              <w:rPr>
+                <w:sz w:val="14"/>
+                <w:szCs w:val="14"/>
+              </w:rPr>
+              <w:t xml:space="preserve">Refund authority separated from clinical</w:t>
+            </w:r>
+          </w:p>
+        </w:tc>
+        <w:tc>
+          <w:tcPr>
+            <w:tcW w:w="1956" w:type="dxa"/>
+            <w:vAlign w:val="top"/>
+          </w:tcPr>
+          <w:p>
+            <w:pPr>
+              <w:spacing w:before="10" w:after="10"/>
+            </w:pPr>
+            <w:r>
+              <w:rPr>
+                <w:sz w:val="14"/>
+                <w:szCs w:val="14"/>
               </w:rPr>
               <w:t xml:space="preserve">S3 T_RefundDecision (Finance lane), T_RequestRefund</w:t>
             </w:r>
@@ -2564,35 +3014,53 @@
         </w:tc>
         <w:tc>
           <w:tcPr>
-            <w:tcW w:w="2576" w:type="dxa"/>
-            <w:vAlign w:val="top"/>
-          </w:tcPr>
-          <w:p>
-            <w:pPr>
-              <w:spacing w:before="20" w:after="20"/>
-            </w:pPr>
-            <w:r>
-              <w:rPr>
-                <w:sz w:val="21"/>
-                <w:szCs w:val="21"/>
-              </w:rPr>
-              <w:t xml:space="preserve">Modelled by lane assignment; no separation-of-duties control is specified...</w:t>
-            </w:r>
-          </w:p>
-        </w:tc>
-        <w:tc>
-          <w:tcPr>
-            <w:tcW w:w="1076" w:type="dxa"/>
-            <w:vAlign w:val="top"/>
-          </w:tcPr>
-          <w:p>
-            <w:pPr>
-              <w:spacing w:before="20" w:after="20"/>
-            </w:pPr>
-            <w:r>
-              <w:rPr>
-                <w:sz w:val="21"/>
-                <w:szCs w:val="21"/>
+            <w:tcW w:w="2068" w:type="dxa"/>
+            <w:vAlign w:val="top"/>
+          </w:tcPr>
+          <w:p>
+            <w:pPr>
+              <w:spacing w:before="10" w:after="10"/>
+            </w:pPr>
+            <w:r>
+              <w:rPr>
+                <w:sz w:val="14"/>
+                <w:szCs w:val="14"/>
+              </w:rPr>
+              <w:t xml:space="preserve">SR Finance: refunds decided under financial authority; SD-16 Treatment→Finance [resource: charge and schedule]</w:t>
+            </w:r>
+          </w:p>
+        </w:tc>
+        <w:tc>
+          <w:tcPr>
+            <w:tcW w:w="1956" w:type="dxa"/>
+            <w:vAlign w:val="top"/>
+          </w:tcPr>
+          <w:p>
+            <w:pPr>
+              <w:spacing w:before="10" w:after="10"/>
+            </w:pPr>
+            <w:r>
+              <w:rPr>
+                <w:sz w:val="14"/>
+                <w:szCs w:val="14"/>
+              </w:rPr>
+              <w:t xml:space="preserve">Modelled by lane assignment.</w:t>
+            </w:r>
+          </w:p>
+        </w:tc>
+        <w:tc>
+          <w:tcPr>
+            <w:tcW w:w="1124" w:type="dxa"/>
+            <w:vAlign w:val="top"/>
+          </w:tcPr>
+          <w:p>
+            <w:pPr>
+              <w:spacing w:before="10" w:after="10"/>
+            </w:pPr>
+            <w:r>
+              <w:rPr>
+                <w:sz w:val="14"/>
+                <w:szCs w:val="14"/>
               </w:rPr>
               <w:t xml:space="preserve">Partly</w:t>
             </w:r>
@@ -2602,17 +3070,17 @@
       <w:tr>
         <w:tc>
           <w:tcPr>
-            <w:tcW w:w="616" w:type="dxa"/>
-            <w:vAlign w:val="top"/>
-          </w:tcPr>
-          <w:p>
-            <w:pPr>
-              <w:spacing w:before="20" w:after="20"/>
-            </w:pPr>
-            <w:r>
-              <w:rPr>
-                <w:sz w:val="21"/>
-                <w:szCs w:val="21"/>
+            <w:tcW w:w="652" w:type="dxa"/>
+            <w:vAlign w:val="top"/>
+          </w:tcPr>
+          <w:p>
+            <w:pPr>
+              <w:spacing w:before="10" w:after="10"/>
+            </w:pPr>
+            <w:r>
+              <w:rPr>
+                <w:sz w:val="14"/>
+                <w:szCs w:val="14"/>
               </w:rPr>
               <w:t xml:space="preserve">REQ-26</w:t>
             </w:r>
@@ -2620,35 +3088,35 @@
         </w:tc>
         <w:tc>
           <w:tcPr>
-            <w:tcW w:w="2561" w:type="dxa"/>
-            <w:vAlign w:val="top"/>
-          </w:tcPr>
-          <w:p>
-            <w:pPr>
-              <w:spacing w:before="20" w:after="20"/>
-            </w:pPr>
-            <w:r>
-              <w:rPr>
-                <w:sz w:val="21"/>
-                <w:szCs w:val="21"/>
-              </w:rPr>
-              <w:t xml:space="preserve">Where treatment is cancelled or postponed after payment, the payment must be retained, transferred or refun...</w:t>
-            </w:r>
-          </w:p>
-        </w:tc>
-        <w:tc>
-          <w:tcPr>
-            <w:tcW w:w="2809" w:type="dxa"/>
-            <w:vAlign w:val="top"/>
-          </w:tcPr>
-          <w:p>
-            <w:pPr>
-              <w:spacing w:before="20" w:after="20"/>
-            </w:pPr>
-            <w:r>
-              <w:rPr>
-                <w:sz w:val="21"/>
-                <w:szCs w:val="21"/>
+            <w:tcW w:w="1882" w:type="dxa"/>
+            <w:vAlign w:val="top"/>
+          </w:tcPr>
+          <w:p>
+            <w:pPr>
+              <w:spacing w:before="10" w:after="10"/>
+            </w:pPr>
+            <w:r>
+              <w:rPr>
+                <w:sz w:val="14"/>
+                <w:szCs w:val="14"/>
+              </w:rPr>
+              <w:t xml:space="preserve">Cancelled/postponed treatment refund/retain/transfer</w:t>
+            </w:r>
+          </w:p>
+        </w:tc>
+        <w:tc>
+          <w:tcPr>
+            <w:tcW w:w="1956" w:type="dxa"/>
+            <w:vAlign w:val="top"/>
+          </w:tcPr>
+          <w:p>
+            <w:pPr>
+              <w:spacing w:before="10" w:after="10"/>
+            </w:pPr>
+            <w:r>
+              <w:rPr>
+                <w:sz w:val="14"/>
+                <w:szCs w:val="14"/>
               </w:rPr>
               <w:t xml:space="preserve">S3 G_PaymentOnAppointment, T_RefundDecision, T_RecordRefund</w:t>
             </w:r>
@@ -2656,17 +3124,35 @@
         </w:tc>
         <w:tc>
           <w:tcPr>
-            <w:tcW w:w="2576" w:type="dxa"/>
-            <w:vAlign w:val="top"/>
-          </w:tcPr>
-          <w:p>
-            <w:pPr>
-              <w:spacing w:before="20" w:after="20"/>
-            </w:pPr>
-            <w:r>
-              <w:rPr>
-                <w:sz w:val="21"/>
-                <w:szCs w:val="21"/>
+            <w:tcW w:w="2068" w:type="dxa"/>
+            <w:vAlign w:val="top"/>
+          </w:tcPr>
+          <w:p>
+            <w:pPr>
+              <w:spacing w:before="10" w:after="10"/>
+            </w:pPr>
+            <w:r>
+              <w:rPr>
+                <w:sz w:val="14"/>
+                <w:szCs w:val="14"/>
+              </w:rPr>
+              <w:t xml:space="preserve">SD-19 Finance→Bookings [task: refer paid appointment changes]; SD-16</w:t>
+            </w:r>
+          </w:p>
+        </w:tc>
+        <w:tc>
+          <w:tcPr>
+            <w:tcW w:w="1956" w:type="dxa"/>
+            <w:vAlign w:val="top"/>
+          </w:tcPr>
+          <w:p>
+            <w:pPr>
+              <w:spacing w:before="10" w:after="10"/>
+            </w:pPr>
+            <w:r>
+              <w:rPr>
+                <w:sz w:val="14"/>
+                <w:szCs w:val="14"/>
               </w:rPr>
               <w:t xml:space="preserve">Modelled for cancellation and non-attendance on a follow-up appointment</w:t>
             </w:r>
@@ -2674,17 +3160,17 @@
         </w:tc>
         <w:tc>
           <w:tcPr>
-            <w:tcW w:w="1076" w:type="dxa"/>
-            <w:vAlign w:val="top"/>
-          </w:tcPr>
-          <w:p>
-            <w:pPr>
-              <w:spacing w:before="20" w:after="20"/>
-            </w:pPr>
-            <w:r>
-              <w:rPr>
-                <w:sz w:val="21"/>
-                <w:szCs w:val="21"/>
+            <w:tcW w:w="1124" w:type="dxa"/>
+            <w:vAlign w:val="top"/>
+          </w:tcPr>
+          <w:p>
+            <w:pPr>
+              <w:spacing w:before="10" w:after="10"/>
+            </w:pPr>
+            <w:r>
+              <w:rPr>
+                <w:sz w:val="14"/>
+                <w:szCs w:val="14"/>
               </w:rPr>
               <w:t xml:space="preserve">Partly</w:t>
             </w:r>
@@ -2694,17 +3180,17 @@
       <w:tr>
         <w:tc>
           <w:tcPr>
-            <w:tcW w:w="616" w:type="dxa"/>
-            <w:vAlign w:val="top"/>
-          </w:tcPr>
-          <w:p>
-            <w:pPr>
-              <w:spacing w:before="20" w:after="20"/>
-            </w:pPr>
-            <w:r>
-              <w:rPr>
-                <w:sz w:val="21"/>
-                <w:szCs w:val="21"/>
+            <w:tcW w:w="652" w:type="dxa"/>
+            <w:vAlign w:val="top"/>
+          </w:tcPr>
+          <w:p>
+            <w:pPr>
+              <w:spacing w:before="10" w:after="10"/>
+            </w:pPr>
+            <w:r>
+              <w:rPr>
+                <w:sz w:val="14"/>
+                <w:szCs w:val="14"/>
               </w:rPr>
               <w:t xml:space="preserve">REQ-27</w:t>
             </w:r>
@@ -2712,53 +3198,71 @@
         </w:tc>
         <w:tc>
           <w:tcPr>
-            <w:tcW w:w="2561" w:type="dxa"/>
-            <w:vAlign w:val="top"/>
-          </w:tcPr>
-          <w:p>
-            <w:pPr>
-              <w:spacing w:before="20" w:after="20"/>
-            </w:pPr>
-            <w:r>
-              <w:rPr>
-                <w:sz w:val="21"/>
-                <w:szCs w:val="21"/>
-              </w:rPr>
-              <w:t xml:space="preserve">A clinical review and blood test before each subsequent cycle, and the decision to continue, delay or chang...</w:t>
-            </w:r>
-          </w:p>
-        </w:tc>
-        <w:tc>
-          <w:tcPr>
-            <w:tcW w:w="2809" w:type="dxa"/>
-            <w:vAlign w:val="top"/>
-          </w:tcPr>
-          <w:p>
-            <w:pPr>
-              <w:spacing w:before="20" w:after="20"/>
-            </w:pPr>
-            <w:r>
-              <w:rPr>
-                <w:sz w:val="21"/>
-                <w:szCs w:val="21"/>
-              </w:rPr>
-              <w:t xml:space="preserve">S3 T_RequestBloodTest, T_ReviewCycleResults, G_FitnessToConti...</w:t>
-            </w:r>
-          </w:p>
-        </w:tc>
-        <w:tc>
-          <w:tcPr>
-            <w:tcW w:w="2576" w:type="dxa"/>
-            <w:vAlign w:val="top"/>
-          </w:tcPr>
-          <w:p>
-            <w:pPr>
-              <w:spacing w:before="20" w:after="20"/>
-            </w:pPr>
-            <w:r>
-              <w:rPr>
-                <w:sz w:val="21"/>
-                <w:szCs w:val="21"/>
+            <w:tcW w:w="1882" w:type="dxa"/>
+            <w:vAlign w:val="top"/>
+          </w:tcPr>
+          <w:p>
+            <w:pPr>
+              <w:spacing w:before="10" w:after="10"/>
+            </w:pPr>
+            <w:r>
+              <w:rPr>
+                <w:sz w:val="14"/>
+                <w:szCs w:val="14"/>
+              </w:rPr>
+              <w:t xml:space="preserve">Blood test and clinical review before each cycle</w:t>
+            </w:r>
+          </w:p>
+        </w:tc>
+        <w:tc>
+          <w:tcPr>
+            <w:tcW w:w="1956" w:type="dxa"/>
+            <w:vAlign w:val="top"/>
+          </w:tcPr>
+          <w:p>
+            <w:pPr>
+              <w:spacing w:before="10" w:after="10"/>
+            </w:pPr>
+            <w:r>
+              <w:rPr>
+                <w:sz w:val="14"/>
+                <w:szCs w:val="14"/>
+              </w:rPr>
+              <w:t xml:space="preserve">S3 T_RequestBloodTest, T_ReviewCycleResults.</w:t>
+            </w:r>
+          </w:p>
+        </w:tc>
+        <w:tc>
+          <w:tcPr>
+            <w:tcW w:w="2068" w:type="dxa"/>
+            <w:vAlign w:val="top"/>
+          </w:tcPr>
+          <w:p>
+            <w:pPr>
+              <w:spacing w:before="10" w:after="10"/>
+            </w:pPr>
+            <w:r>
+              <w:rPr>
+                <w:sz w:val="14"/>
+                <w:szCs w:val="14"/>
+              </w:rPr>
+              <w:t xml:space="preserve">SD-31 Consultant→External Clinical [resource: investigation and test results]; SD-36 CNS→External Clinical [resource: blood test results]</w:t>
+            </w:r>
+          </w:p>
+        </w:tc>
+        <w:tc>
+          <w:tcPr>
+            <w:tcW w:w="1956" w:type="dxa"/>
+            <w:vAlign w:val="top"/>
+          </w:tcPr>
+          <w:p>
+            <w:pPr>
+              <w:spacing w:before="10" w:after="10"/>
+            </w:pPr>
+            <w:r>
+              <w:rPr>
+                <w:sz w:val="14"/>
+                <w:szCs w:val="14"/>
               </w:rPr>
               <w:t xml:space="preserve">Modelled with the review tasks in the Consultant lane</w:t>
             </w:r>
@@ -2766,17 +3270,17 @@
         </w:tc>
         <w:tc>
           <w:tcPr>
-            <w:tcW w:w="1076" w:type="dxa"/>
-            <w:vAlign w:val="top"/>
-          </w:tcPr>
-          <w:p>
-            <w:pPr>
-              <w:spacing w:before="20" w:after="20"/>
-            </w:pPr>
-            <w:r>
-              <w:rPr>
-                <w:sz w:val="21"/>
-                <w:szCs w:val="21"/>
+            <w:tcW w:w="1124" w:type="dxa"/>
+            <w:vAlign w:val="top"/>
+          </w:tcPr>
+          <w:p>
+            <w:pPr>
+              <w:spacing w:before="10" w:after="10"/>
+            </w:pPr>
+            <w:r>
+              <w:rPr>
+                <w:sz w:val="14"/>
+                <w:szCs w:val="14"/>
               </w:rPr>
               <w:t xml:space="preserve">Fully</w:t>
             </w:r>
@@ -2786,17 +3290,17 @@
       <w:tr>
         <w:tc>
           <w:tcPr>
-            <w:tcW w:w="616" w:type="dxa"/>
-            <w:vAlign w:val="top"/>
-          </w:tcPr>
-          <w:p>
-            <w:pPr>
-              <w:spacing w:before="20" w:after="20"/>
-            </w:pPr>
-            <w:r>
-              <w:rPr>
-                <w:sz w:val="21"/>
-                <w:szCs w:val="21"/>
+            <w:tcW w:w="652" w:type="dxa"/>
+            <w:vAlign w:val="top"/>
+          </w:tcPr>
+          <w:p>
+            <w:pPr>
+              <w:spacing w:before="10" w:after="10"/>
+            </w:pPr>
+            <w:r>
+              <w:rPr>
+                <w:sz w:val="14"/>
+                <w:szCs w:val="14"/>
               </w:rPr>
               <w:t xml:space="preserve">REQ-28</w:t>
             </w:r>
@@ -2804,35 +3308,35 @@
         </w:tc>
         <w:tc>
           <w:tcPr>
-            <w:tcW w:w="2561" w:type="dxa"/>
-            <w:vAlign w:val="top"/>
-          </w:tcPr>
-          <w:p>
-            <w:pPr>
-              <w:spacing w:before="20" w:after="20"/>
-            </w:pPr>
-            <w:r>
-              <w:rPr>
-                <w:sz w:val="21"/>
-                <w:szCs w:val="21"/>
-              </w:rPr>
-              <w:t xml:space="preserve">A Treatment Modification Request must be formally authorised and traceable; email or telephone requests mus...</w:t>
-            </w:r>
-          </w:p>
-        </w:tc>
-        <w:tc>
-          <w:tcPr>
-            <w:tcW w:w="2809" w:type="dxa"/>
-            <w:vAlign w:val="top"/>
-          </w:tcPr>
-          <w:p>
-            <w:pPr>
-              <w:spacing w:before="20" w:after="20"/>
-            </w:pPr>
-            <w:r>
-              <w:rPr>
-                <w:sz w:val="21"/>
-                <w:szCs w:val="21"/>
+            <w:tcW w:w="1882" w:type="dxa"/>
+            <w:vAlign w:val="top"/>
+          </w:tcPr>
+          <w:p>
+            <w:pPr>
+              <w:spacing w:before="10" w:after="10"/>
+            </w:pPr>
+            <w:r>
+              <w:rPr>
+                <w:sz w:val="14"/>
+                <w:szCs w:val="14"/>
+              </w:rPr>
+              <w:t xml:space="preserve">Treatment modification formally authorised</w:t>
+            </w:r>
+          </w:p>
+        </w:tc>
+        <w:tc>
+          <w:tcPr>
+            <w:tcW w:w="1956" w:type="dxa"/>
+            <w:vAlign w:val="top"/>
+          </w:tcPr>
+          <w:p>
+            <w:pPr>
+              <w:spacing w:before="10" w:after="10"/>
+            </w:pPr>
+            <w:r>
+              <w:rPr>
+                <w:sz w:val="14"/>
+                <w:szCs w:val="14"/>
               </w:rPr>
               <w:t xml:space="preserve">S3 T_ModifyTreatment, T_ApplyTreatmentChange</w:t>
             </w:r>
@@ -2840,17 +3344,35 @@
         </w:tc>
         <w:tc>
           <w:tcPr>
-            <w:tcW w:w="2576" w:type="dxa"/>
-            <w:vAlign w:val="top"/>
-          </w:tcPr>
-          <w:p>
-            <w:pPr>
-              <w:spacing w:before="20" w:after="20"/>
-            </w:pPr>
-            <w:r>
-              <w:rPr>
-                <w:sz w:val="21"/>
-                <w:szCs w:val="21"/>
+            <w:tcW w:w="2068" w:type="dxa"/>
+            <w:vAlign w:val="top"/>
+          </w:tcPr>
+          <w:p>
+            <w:pPr>
+              <w:spacing w:before="10" w:after="10"/>
+            </w:pPr>
+            <w:r>
+              <w:rPr>
+                <w:sz w:val="14"/>
+                <w:szCs w:val="14"/>
+              </w:rPr>
+              <w:t xml:space="preserve">SR Consultant: treatment authorised and auditable; SD-13 Consultant→CNS [resource: updated treatment plan]</w:t>
+            </w:r>
+          </w:p>
+        </w:tc>
+        <w:tc>
+          <w:tcPr>
+            <w:tcW w:w="1956" w:type="dxa"/>
+            <w:vAlign w:val="top"/>
+          </w:tcPr>
+          <w:p>
+            <w:pPr>
+              <w:spacing w:before="10" w:after="10"/>
+            </w:pPr>
+            <w:r>
+              <w:rPr>
+                <w:sz w:val="14"/>
+                <w:szCs w:val="14"/>
               </w:rPr>
               <w:t xml:space="preserve">Modelled as a user task that raises and authorises the request</w:t>
             </w:r>
@@ -2858,17 +3380,17 @@
         </w:tc>
         <w:tc>
           <w:tcPr>
-            <w:tcW w:w="1076" w:type="dxa"/>
-            <w:vAlign w:val="top"/>
-          </w:tcPr>
-          <w:p>
-            <w:pPr>
-              <w:spacing w:before="20" w:after="20"/>
-            </w:pPr>
-            <w:r>
-              <w:rPr>
-                <w:sz w:val="21"/>
-                <w:szCs w:val="21"/>
+            <w:tcW w:w="1124" w:type="dxa"/>
+            <w:vAlign w:val="top"/>
+          </w:tcPr>
+          <w:p>
+            <w:pPr>
+              <w:spacing w:before="10" w:after="10"/>
+            </w:pPr>
+            <w:r>
+              <w:rPr>
+                <w:sz w:val="14"/>
+                <w:szCs w:val="14"/>
               </w:rPr>
               <w:t xml:space="preserve">Fully</w:t>
             </w:r>
@@ -2878,17 +3400,17 @@
       <w:tr>
         <w:tc>
           <w:tcPr>
-            <w:tcW w:w="616" w:type="dxa"/>
-            <w:vAlign w:val="top"/>
-          </w:tcPr>
-          <w:p>
-            <w:pPr>
-              <w:spacing w:before="20" w:after="20"/>
-            </w:pPr>
-            <w:r>
-              <w:rPr>
-                <w:sz w:val="21"/>
-                <w:szCs w:val="21"/>
+            <w:tcW w:w="652" w:type="dxa"/>
+            <w:vAlign w:val="top"/>
+          </w:tcPr>
+          <w:p>
+            <w:pPr>
+              <w:spacing w:before="10" w:after="10"/>
+            </w:pPr>
+            <w:r>
+              <w:rPr>
+                <w:sz w:val="14"/>
+                <w:szCs w:val="14"/>
               </w:rPr>
               <w:t xml:space="preserve">REQ-29</w:t>
             </w:r>
@@ -2896,71 +3418,89 @@
         </w:tc>
         <w:tc>
           <w:tcPr>
-            <w:tcW w:w="2561" w:type="dxa"/>
-            <w:vAlign w:val="top"/>
-          </w:tcPr>
-          <w:p>
-            <w:pPr>
-              <w:spacing w:before="20" w:after="20"/>
-            </w:pPr>
-            <w:r>
-              <w:rPr>
-                <w:sz w:val="21"/>
-                <w:szCs w:val="21"/>
-              </w:rPr>
-              <w:t xml:space="preserve">An urgent postponement for patient-safety reasons must be supported with retrospective clinical authorisati...</w:t>
-            </w:r>
-          </w:p>
-        </w:tc>
-        <w:tc>
-          <w:tcPr>
-            <w:tcW w:w="2809" w:type="dxa"/>
-            <w:vAlign w:val="top"/>
-          </w:tcPr>
-          <w:p>
-            <w:pPr>
-              <w:spacing w:before="20" w:after="20"/>
-            </w:pPr>
-            <w:r>
-              <w:rPr>
-                <w:sz w:val="21"/>
-                <w:szCs w:val="21"/>
-              </w:rPr>
-              <w:t xml:space="preserve">S3 T_UrgentPostponement, sequence flow F_E8 to T_ModifyTreatm...</w:t>
-            </w:r>
-          </w:p>
-        </w:tc>
-        <w:tc>
-          <w:tcPr>
-            <w:tcW w:w="2576" w:type="dxa"/>
-            <w:vAlign w:val="top"/>
-          </w:tcPr>
-          <w:p>
-            <w:pPr>
-              <w:spacing w:before="20" w:after="20"/>
-            </w:pPr>
-            <w:r>
-              <w:rPr>
-                <w:sz w:val="21"/>
-                <w:szCs w:val="21"/>
-              </w:rPr>
-              <w:t xml:space="preserve">Modelled; retrospectively authorised postponements have no ageing or esca...</w:t>
-            </w:r>
-          </w:p>
-        </w:tc>
-        <w:tc>
-          <w:tcPr>
-            <w:tcW w:w="1076" w:type="dxa"/>
-            <w:vAlign w:val="top"/>
-          </w:tcPr>
-          <w:p>
-            <w:pPr>
-              <w:spacing w:before="20" w:after="20"/>
-            </w:pPr>
-            <w:r>
-              <w:rPr>
-                <w:sz w:val="21"/>
-                <w:szCs w:val="21"/>
+            <w:tcW w:w="1882" w:type="dxa"/>
+            <w:vAlign w:val="top"/>
+          </w:tcPr>
+          <w:p>
+            <w:pPr>
+              <w:spacing w:before="10" w:after="10"/>
+            </w:pPr>
+            <w:r>
+              <w:rPr>
+                <w:sz w:val="14"/>
+                <w:szCs w:val="14"/>
+              </w:rPr>
+              <w:t xml:space="preserve">Urgent postponement retrospectively authorised</w:t>
+            </w:r>
+          </w:p>
+        </w:tc>
+        <w:tc>
+          <w:tcPr>
+            <w:tcW w:w="1956" w:type="dxa"/>
+            <w:vAlign w:val="top"/>
+          </w:tcPr>
+          <w:p>
+            <w:pPr>
+              <w:spacing w:before="10" w:after="10"/>
+            </w:pPr>
+            <w:r>
+              <w:rPr>
+                <w:sz w:val="14"/>
+                <w:szCs w:val="14"/>
+              </w:rPr>
+              <w:t xml:space="preserve">S3 T_UrgentPostponement.</w:t>
+            </w:r>
+          </w:p>
+        </w:tc>
+        <w:tc>
+          <w:tcPr>
+            <w:tcW w:w="2068" w:type="dxa"/>
+            <w:vAlign w:val="top"/>
+          </w:tcPr>
+          <w:p>
+            <w:pPr>
+              <w:spacing w:before="10" w:after="10"/>
+            </w:pPr>
+            <w:r>
+              <w:rPr>
+                <w:sz w:val="14"/>
+                <w:szCs w:val="14"/>
+              </w:rPr>
+              <w:t xml:space="preserve">SD-13 Consultant→CNS [resource: updated treatment plan]</w:t>
+            </w:r>
+          </w:p>
+        </w:tc>
+        <w:tc>
+          <w:tcPr>
+            <w:tcW w:w="1956" w:type="dxa"/>
+            <w:vAlign w:val="top"/>
+          </w:tcPr>
+          <w:p>
+            <w:pPr>
+              <w:spacing w:before="10" w:after="10"/>
+            </w:pPr>
+            <w:r>
+              <w:rPr>
+                <w:sz w:val="14"/>
+                <w:szCs w:val="14"/>
+              </w:rPr>
+              <w:t xml:space="preserve">Modelled; retrospectively authorised postponements have no ageing or esca.</w:t>
+            </w:r>
+          </w:p>
+        </w:tc>
+        <w:tc>
+          <w:tcPr>
+            <w:tcW w:w="1124" w:type="dxa"/>
+            <w:vAlign w:val="top"/>
+          </w:tcPr>
+          <w:p>
+            <w:pPr>
+              <w:spacing w:before="10" w:after="10"/>
+            </w:pPr>
+            <w:r>
+              <w:rPr>
+                <w:sz w:val="14"/>
+                <w:szCs w:val="14"/>
               </w:rPr>
               <w:t xml:space="preserve">Fully</w:t>
             </w:r>
@@ -2970,17 +3510,17 @@
       <w:tr>
         <w:tc>
           <w:tcPr>
-            <w:tcW w:w="616" w:type="dxa"/>
-            <w:vAlign w:val="top"/>
-          </w:tcPr>
-          <w:p>
-            <w:pPr>
-              <w:spacing w:before="20" w:after="20"/>
-            </w:pPr>
-            <w:r>
-              <w:rPr>
-                <w:sz w:val="21"/>
-                <w:szCs w:val="21"/>
+            <w:tcW w:w="652" w:type="dxa"/>
+            <w:vAlign w:val="top"/>
+          </w:tcPr>
+          <w:p>
+            <w:pPr>
+              <w:spacing w:before="10" w:after="10"/>
+            </w:pPr>
+            <w:r>
+              <w:rPr>
+                <w:sz w:val="14"/>
+                <w:szCs w:val="14"/>
               </w:rPr>
               <w:t xml:space="preserve">REQ-30</w:t>
             </w:r>
@@ -2988,35 +3528,35 @@
         </w:tc>
         <w:tc>
           <w:tcPr>
-            <w:tcW w:w="2561" w:type="dxa"/>
-            <w:vAlign w:val="top"/>
-          </w:tcPr>
-          <w:p>
-            <w:pPr>
-              <w:spacing w:before="20" w:after="20"/>
-            </w:pPr>
-            <w:r>
-              <w:rPr>
-                <w:sz w:val="21"/>
-                <w:szCs w:val="21"/>
-              </w:rPr>
-              <w:t xml:space="preserve">A treatment modification that affects a charge, funding approval or completed payment must be referred to F...</w:t>
-            </w:r>
-          </w:p>
-        </w:tc>
-        <w:tc>
-          <w:tcPr>
-            <w:tcW w:w="2809" w:type="dxa"/>
-            <w:vAlign w:val="top"/>
-          </w:tcPr>
-          <w:p>
-            <w:pPr>
-              <w:spacing w:before="20" w:after="20"/>
-            </w:pPr>
-            <w:r>
-              <w:rPr>
-                <w:sz w:val="21"/>
-                <w:szCs w:val="21"/>
+            <w:tcW w:w="1882" w:type="dxa"/>
+            <w:vAlign w:val="top"/>
+          </w:tcPr>
+          <w:p>
+            <w:pPr>
+              <w:spacing w:before="10" w:after="10"/>
+            </w:pPr>
+            <w:r>
+              <w:rPr>
+                <w:sz w:val="14"/>
+                <w:szCs w:val="14"/>
+              </w:rPr>
+              <w:t xml:space="preserve">Financial impact of modification reviewed</w:t>
+            </w:r>
+          </w:p>
+        </w:tc>
+        <w:tc>
+          <w:tcPr>
+            <w:tcW w:w="1956" w:type="dxa"/>
+            <w:vAlign w:val="top"/>
+          </w:tcPr>
+          <w:p>
+            <w:pPr>
+              <w:spacing w:before="10" w:after="10"/>
+            </w:pPr>
+            <w:r>
+              <w:rPr>
+                <w:sz w:val="14"/>
+                <w:szCs w:val="14"/>
               </w:rPr>
               <w:t xml:space="preserve">S3 G_FinancialImpact, T_ReviewFinancialImpact</w:t>
             </w:r>
@@ -3024,35 +3564,53 @@
         </w:tc>
         <w:tc>
           <w:tcPr>
-            <w:tcW w:w="2576" w:type="dxa"/>
-            <w:vAlign w:val="top"/>
-          </w:tcPr>
-          <w:p>
-            <w:pPr>
-              <w:spacing w:before="20" w:after="20"/>
-            </w:pPr>
-            <w:r>
-              <w:rPr>
-                <w:sz w:val="21"/>
-                <w:szCs w:val="21"/>
-              </w:rPr>
-              <w:t xml:space="preserve">Modelled with an explicit financial-impact gate before the change is appl...</w:t>
-            </w:r>
-          </w:p>
-        </w:tc>
-        <w:tc>
-          <w:tcPr>
-            <w:tcW w:w="1076" w:type="dxa"/>
-            <w:vAlign w:val="top"/>
-          </w:tcPr>
-          <w:p>
-            <w:pPr>
-              <w:spacing w:before="20" w:after="20"/>
-            </w:pPr>
-            <w:r>
-              <w:rPr>
-                <w:sz w:val="21"/>
-                <w:szCs w:val="21"/>
+            <w:tcW w:w="2068" w:type="dxa"/>
+            <w:vAlign w:val="top"/>
+          </w:tcPr>
+          <w:p>
+            <w:pPr>
+              <w:spacing w:before="10" w:after="10"/>
+            </w:pPr>
+            <w:r>
+              <w:rPr>
+                <w:sz w:val="14"/>
+                <w:szCs w:val="14"/>
+              </w:rPr>
+              <w:t xml:space="preserve">SD-16 Treatment→Finance [resource: treatment charge and schedule details]</w:t>
+            </w:r>
+          </w:p>
+        </w:tc>
+        <w:tc>
+          <w:tcPr>
+            <w:tcW w:w="1956" w:type="dxa"/>
+            <w:vAlign w:val="top"/>
+          </w:tcPr>
+          <w:p>
+            <w:pPr>
+              <w:spacing w:before="10" w:after="10"/>
+            </w:pPr>
+            <w:r>
+              <w:rPr>
+                <w:sz w:val="14"/>
+                <w:szCs w:val="14"/>
+              </w:rPr>
+              <w:t xml:space="preserve">Modelled with an explicit financial-impact gate before the change is appl.</w:t>
+            </w:r>
+          </w:p>
+        </w:tc>
+        <w:tc>
+          <w:tcPr>
+            <w:tcW w:w="1124" w:type="dxa"/>
+            <w:vAlign w:val="top"/>
+          </w:tcPr>
+          <w:p>
+            <w:pPr>
+              <w:spacing w:before="10" w:after="10"/>
+            </w:pPr>
+            <w:r>
+              <w:rPr>
+                <w:sz w:val="14"/>
+                <w:szCs w:val="14"/>
               </w:rPr>
               <w:t xml:space="preserve">Fully</w:t>
             </w:r>
@@ -3062,17 +3620,17 @@
       <w:tr>
         <w:tc>
           <w:tcPr>
-            <w:tcW w:w="616" w:type="dxa"/>
-            <w:vAlign w:val="top"/>
-          </w:tcPr>
-          <w:p>
-            <w:pPr>
-              <w:spacing w:before="20" w:after="20"/>
-            </w:pPr>
-            <w:r>
-              <w:rPr>
-                <w:sz w:val="21"/>
-                <w:szCs w:val="21"/>
+            <w:tcW w:w="652" w:type="dxa"/>
+            <w:vAlign w:val="top"/>
+          </w:tcPr>
+          <w:p>
+            <w:pPr>
+              <w:spacing w:before="10" w:after="10"/>
+            </w:pPr>
+            <w:r>
+              <w:rPr>
+                <w:sz w:val="14"/>
+                <w:szCs w:val="14"/>
               </w:rPr>
               <w:t xml:space="preserve">REQ-31</w:t>
             </w:r>
@@ -3080,53 +3638,71 @@
         </w:tc>
         <w:tc>
           <w:tcPr>
-            <w:tcW w:w="2561" w:type="dxa"/>
-            <w:vAlign w:val="top"/>
-          </w:tcPr>
-          <w:p>
-            <w:pPr>
-              <w:spacing w:before="20" w:after="20"/>
-            </w:pPr>
-            <w:r>
-              <w:rPr>
-                <w:sz w:val="21"/>
-                <w:szCs w:val="21"/>
-              </w:rPr>
-              <w:t xml:space="preserve">Clinic letters must be completed, approved, processed and sent within seven days, with all milestone dates...</w:t>
-            </w:r>
-          </w:p>
-        </w:tc>
-        <w:tc>
-          <w:tcPr>
-            <w:tcW w:w="2809" w:type="dxa"/>
-            <w:vAlign w:val="top"/>
-          </w:tcPr>
-          <w:p>
-            <w:pPr>
-              <w:spacing w:before="20" w:after="20"/>
-            </w:pPr>
-            <w:r>
-              <w:rPr>
-                <w:sz w:val="21"/>
-                <w:szCs w:val="21"/>
-              </w:rPr>
-              <w:t xml:space="preserve">S3 T_PrepareClinicLetter, T_ApproveClinicLetter, T_Administra...</w:t>
-            </w:r>
-          </w:p>
-        </w:tc>
-        <w:tc>
-          <w:tcPr>
-            <w:tcW w:w="2576" w:type="dxa"/>
-            <w:vAlign w:val="top"/>
-          </w:tcPr>
-          <w:p>
-            <w:pPr>
-              <w:spacing w:before="20" w:after="20"/>
-            </w:pPr>
-            <w:r>
-              <w:rPr>
-                <w:sz w:val="21"/>
-                <w:szCs w:val="21"/>
+            <w:tcW w:w="1882" w:type="dxa"/>
+            <w:vAlign w:val="top"/>
+          </w:tcPr>
+          <w:p>
+            <w:pPr>
+              <w:spacing w:before="10" w:after="10"/>
+            </w:pPr>
+            <w:r>
+              <w:rPr>
+                <w:sz w:val="14"/>
+                <w:szCs w:val="14"/>
+              </w:rPr>
+              <w:t xml:space="preserve">Clinic letters within seven days, dates recorded</w:t>
+            </w:r>
+          </w:p>
+        </w:tc>
+        <w:tc>
+          <w:tcPr>
+            <w:tcW w:w="1956" w:type="dxa"/>
+            <w:vAlign w:val="top"/>
+          </w:tcPr>
+          <w:p>
+            <w:pPr>
+              <w:spacing w:before="10" w:after="10"/>
+            </w:pPr>
+            <w:r>
+              <w:rPr>
+                <w:sz w:val="14"/>
+                <w:szCs w:val="14"/>
+              </w:rPr>
+              <w:t xml:space="preserve">S3 T_PrepareClinicLetter, T_ApproveClinicLetter.</w:t>
+            </w:r>
+          </w:p>
+        </w:tc>
+        <w:tc>
+          <w:tcPr>
+            <w:tcW w:w="2068" w:type="dxa"/>
+            <w:vAlign w:val="top"/>
+          </w:tcPr>
+          <w:p>
+            <w:pPr>
+              <w:spacing w:before="10" w:after="10"/>
+            </w:pPr>
+            <w:r>
+              <w:rPr>
+                <w:sz w:val="14"/>
+                <w:szCs w:val="14"/>
+              </w:rPr>
+              <w:t xml:space="preserve">SD-08 Consultant→Secretary [task: administer and distribute clinic letters]; SD-35 Secretary→Correspondence [task: distribute clinic letters]</w:t>
+            </w:r>
+          </w:p>
+        </w:tc>
+        <w:tc>
+          <w:tcPr>
+            <w:tcW w:w="1956" w:type="dxa"/>
+            <w:vAlign w:val="top"/>
+          </w:tcPr>
+          <w:p>
+            <w:pPr>
+              <w:spacing w:before="10" w:after="10"/>
+            </w:pPr>
+            <w:r>
+              <w:rPr>
+                <w:sz w:val="14"/>
+                <w:szCs w:val="14"/>
               </w:rPr>
               <w:t xml:space="preserve">Modelled end to end with a seven-day non-interrupting timer boundary event</w:t>
             </w:r>
@@ -3134,17 +3710,17 @@
         </w:tc>
         <w:tc>
           <w:tcPr>
-            <w:tcW w:w="1076" w:type="dxa"/>
-            <w:vAlign w:val="top"/>
-          </w:tcPr>
-          <w:p>
-            <w:pPr>
-              <w:spacing w:before="20" w:after="20"/>
-            </w:pPr>
-            <w:r>
-              <w:rPr>
-                <w:sz w:val="21"/>
-                <w:szCs w:val="21"/>
+            <w:tcW w:w="1124" w:type="dxa"/>
+            <w:vAlign w:val="top"/>
+          </w:tcPr>
+          <w:p>
+            <w:pPr>
+              <w:spacing w:before="10" w:after="10"/>
+            </w:pPr>
+            <w:r>
+              <w:rPr>
+                <w:sz w:val="14"/>
+                <w:szCs w:val="14"/>
               </w:rPr>
               <w:t xml:space="preserve">Fully</w:t>
             </w:r>
@@ -3154,17 +3730,17 @@
       <w:tr>
         <w:tc>
           <w:tcPr>
-            <w:tcW w:w="616" w:type="dxa"/>
-            <w:vAlign w:val="top"/>
-          </w:tcPr>
-          <w:p>
-            <w:pPr>
-              <w:spacing w:before="20" w:after="20"/>
-            </w:pPr>
-            <w:r>
-              <w:rPr>
-                <w:sz w:val="21"/>
-                <w:szCs w:val="21"/>
+            <w:tcW w:w="652" w:type="dxa"/>
+            <w:vAlign w:val="top"/>
+          </w:tcPr>
+          <w:p>
+            <w:pPr>
+              <w:spacing w:before="10" w:after="10"/>
+            </w:pPr>
+            <w:r>
+              <w:rPr>
+                <w:sz w:val="14"/>
+                <w:szCs w:val="14"/>
               </w:rPr>
               <w:t xml:space="preserve">REQ-32</w:t>
             </w:r>
@@ -3172,35 +3748,35 @@
         </w:tc>
         <w:tc>
           <w:tcPr>
-            <w:tcW w:w="2561" w:type="dxa"/>
-            <w:vAlign w:val="top"/>
-          </w:tcPr>
-          <w:p>
-            <w:pPr>
-              <w:spacing w:before="20" w:after="20"/>
-            </w:pPr>
-            <w:r>
-              <w:rPr>
-                <w:sz w:val="21"/>
-                <w:szCs w:val="21"/>
-              </w:rPr>
-              <w:t xml:space="preserve">The Consultant remains responsible for clinical content and administrative staff must not change clinical m...</w:t>
-            </w:r>
-          </w:p>
-        </w:tc>
-        <w:tc>
-          <w:tcPr>
-            <w:tcW w:w="2809" w:type="dxa"/>
-            <w:vAlign w:val="top"/>
-          </w:tcPr>
-          <w:p>
-            <w:pPr>
-              <w:spacing w:before="20" w:after="20"/>
-            </w:pPr>
-            <w:r>
-              <w:rPr>
-                <w:sz w:val="21"/>
-                <w:szCs w:val="21"/>
+            <w:tcW w:w="1882" w:type="dxa"/>
+            <w:vAlign w:val="top"/>
+          </w:tcPr>
+          <w:p>
+            <w:pPr>
+              <w:spacing w:before="10" w:after="10"/>
+            </w:pPr>
+            <w:r>
+              <w:rPr>
+                <w:sz w:val="14"/>
+                <w:szCs w:val="14"/>
+              </w:rPr>
+              <w:t xml:space="preserve">Consultant owns clinical content; admin cannot change meaning</w:t>
+            </w:r>
+          </w:p>
+        </w:tc>
+        <w:tc>
+          <w:tcPr>
+            <w:tcW w:w="1956" w:type="dxa"/>
+            <w:vAlign w:val="top"/>
+          </w:tcPr>
+          <w:p>
+            <w:pPr>
+              <w:spacing w:before="10" w:after="10"/>
+            </w:pPr>
+            <w:r>
+              <w:rPr>
+                <w:sz w:val="14"/>
+                <w:szCs w:val="14"/>
               </w:rPr>
               <w:t xml:space="preserve">S3 G_LetterApproved, G_ClinicalError, T_PrepareClinicLetter</w:t>
             </w:r>
@@ -3208,17 +3784,35 @@
         </w:tc>
         <w:tc>
           <w:tcPr>
-            <w:tcW w:w="2576" w:type="dxa"/>
-            <w:vAlign w:val="top"/>
-          </w:tcPr>
-          <w:p>
-            <w:pPr>
-              <w:spacing w:before="20" w:after="20"/>
-            </w:pPr>
-            <w:r>
-              <w:rPr>
-                <w:sz w:val="21"/>
-                <w:szCs w:val="21"/>
+            <w:tcW w:w="2068" w:type="dxa"/>
+            <w:vAlign w:val="top"/>
+          </w:tcPr>
+          <w:p>
+            <w:pPr>
+              <w:spacing w:before="10" w:after="10"/>
+            </w:pPr>
+            <w:r>
+              <w:rPr>
+                <w:sz w:val="14"/>
+                <w:szCs w:val="14"/>
+              </w:rPr>
+              <w:t xml:space="preserve">SD-08 Consultant→Secretary [task: administer letters]; SD-23 Pathway→Consultant [task: complete and approve letters]</w:t>
+            </w:r>
+          </w:p>
+        </w:tc>
+        <w:tc>
+          <w:tcPr>
+            <w:tcW w:w="1956" w:type="dxa"/>
+            <w:vAlign w:val="top"/>
+          </w:tcPr>
+          <w:p>
+            <w:pPr>
+              <w:spacing w:before="10" w:after="10"/>
+            </w:pPr>
+            <w:r>
+              <w:rPr>
+                <w:sz w:val="14"/>
+                <w:szCs w:val="14"/>
               </w:rPr>
               <w:t xml:space="preserve">Modelled with a return path to the Consultant for suspected clinical error</w:t>
             </w:r>
@@ -3226,17 +3820,17 @@
         </w:tc>
         <w:tc>
           <w:tcPr>
-            <w:tcW w:w="1076" w:type="dxa"/>
-            <w:vAlign w:val="top"/>
-          </w:tcPr>
-          <w:p>
-            <w:pPr>
-              <w:spacing w:before="20" w:after="20"/>
-            </w:pPr>
-            <w:r>
-              <w:rPr>
-                <w:sz w:val="21"/>
-                <w:szCs w:val="21"/>
+            <w:tcW w:w="1124" w:type="dxa"/>
+            <w:vAlign w:val="top"/>
+          </w:tcPr>
+          <w:p>
+            <w:pPr>
+              <w:spacing w:before="10" w:after="10"/>
+            </w:pPr>
+            <w:r>
+              <w:rPr>
+                <w:sz w:val="14"/>
+                <w:szCs w:val="14"/>
               </w:rPr>
               <w:t xml:space="preserve">Fully</w:t>
             </w:r>
@@ -3246,17 +3840,17 @@
       <w:tr>
         <w:tc>
           <w:tcPr>
-            <w:tcW w:w="616" w:type="dxa"/>
-            <w:vAlign w:val="top"/>
-          </w:tcPr>
-          <w:p>
-            <w:pPr>
-              <w:spacing w:before="20" w:after="20"/>
-            </w:pPr>
-            <w:r>
-              <w:rPr>
-                <w:sz w:val="21"/>
-                <w:szCs w:val="21"/>
+            <w:tcW w:w="652" w:type="dxa"/>
+            <w:vAlign w:val="top"/>
+          </w:tcPr>
+          <w:p>
+            <w:pPr>
+              <w:spacing w:before="10" w:after="10"/>
+            </w:pPr>
+            <w:r>
+              <w:rPr>
+                <w:sz w:val="14"/>
+                <w:szCs w:val="14"/>
               </w:rPr>
               <w:t xml:space="preserve">REQ-33</w:t>
             </w:r>
@@ -3264,71 +3858,89 @@
         </w:tc>
         <w:tc>
           <w:tcPr>
-            <w:tcW w:w="2561" w:type="dxa"/>
-            <w:vAlign w:val="top"/>
-          </w:tcPr>
-          <w:p>
-            <w:pPr>
-              <w:spacing w:before="20" w:after="20"/>
-            </w:pPr>
-            <w:r>
-              <w:rPr>
-                <w:sz w:val="21"/>
-                <w:szCs w:val="21"/>
-              </w:rPr>
-              <w:t xml:space="preserve">Delayed letters must trigger weekly reminders, escalation at one month to the Administrative Manager and at...</w:t>
-            </w:r>
-          </w:p>
-        </w:tc>
-        <w:tc>
-          <w:tcPr>
-            <w:tcW w:w="2809" w:type="dxa"/>
-            <w:vAlign w:val="top"/>
-          </w:tcPr>
-          <w:p>
-            <w:pPr>
-              <w:spacing w:before="20" w:after="20"/>
-            </w:pPr>
-            <w:r>
-              <w:rPr>
-                <w:sz w:val="21"/>
-                <w:szCs w:val="21"/>
-              </w:rPr>
-              <w:t xml:space="preserve">S3 T_WeeklyReminder, T_ReminderInterval (P7D), G_LetterAge, T...</w:t>
-            </w:r>
-          </w:p>
-        </w:tc>
-        <w:tc>
-          <w:tcPr>
-            <w:tcW w:w="2576" w:type="dxa"/>
-            <w:vAlign w:val="top"/>
-          </w:tcPr>
-          <w:p>
-            <w:pPr>
-              <w:spacing w:before="20" w:after="20"/>
-            </w:pPr>
-            <w:r>
-              <w:rPr>
-                <w:sz w:val="21"/>
-                <w:szCs w:val="21"/>
-              </w:rPr>
-              <w:t xml:space="preserve">Modelled including a reminder interval timer, but no rule prevents a dupl...</w:t>
-            </w:r>
-          </w:p>
-        </w:tc>
-        <w:tc>
-          <w:tcPr>
-            <w:tcW w:w="1076" w:type="dxa"/>
-            <w:vAlign w:val="top"/>
-          </w:tcPr>
-          <w:p>
-            <w:pPr>
-              <w:spacing w:before="20" w:after="20"/>
-            </w:pPr>
-            <w:r>
-              <w:rPr>
-                <w:sz w:val="21"/>
-                <w:szCs w:val="21"/>
+            <w:tcW w:w="1882" w:type="dxa"/>
+            <w:vAlign w:val="top"/>
+          </w:tcPr>
+          <w:p>
+            <w:pPr>
+              <w:spacing w:before="10" w:after="10"/>
+            </w:pPr>
+            <w:r>
+              <w:rPr>
+                <w:sz w:val="14"/>
+                <w:szCs w:val="14"/>
+              </w:rPr>
+              <w:t xml:space="preserve">Delayed letters: weekly reminders, 1-month/3-month escalation</w:t>
+            </w:r>
+          </w:p>
+        </w:tc>
+        <w:tc>
+          <w:tcPr>
+            <w:tcW w:w="1956" w:type="dxa"/>
+            <w:vAlign w:val="top"/>
+          </w:tcPr>
+          <w:p>
+            <w:pPr>
+              <w:spacing w:before="10" w:after="10"/>
+            </w:pPr>
+            <w:r>
+              <w:rPr>
+                <w:sz w:val="14"/>
+                <w:szCs w:val="14"/>
+              </w:rPr>
+              <w:t xml:space="preserve">S3 T_WeeklyReminder, T_ReminderInterval (P7D), G_LetterAge.</w:t>
+            </w:r>
+          </w:p>
+        </w:tc>
+        <w:tc>
+          <w:tcPr>
+            <w:tcW w:w="2068" w:type="dxa"/>
+            <w:vAlign w:val="top"/>
+          </w:tcPr>
+          <w:p>
+            <w:pPr>
+              <w:spacing w:before="10" w:after="10"/>
+            </w:pPr>
+            <w:r>
+              <w:rPr>
+                <w:sz w:val="14"/>
+                <w:szCs w:val="14"/>
+              </w:rPr>
+              <w:t xml:space="preserve">SD-25 Pathway→Management [softgoal: pathway delays visible and escalated]; SD-26 Management→Pathway [resource: outstanding correspondence report]</w:t>
+            </w:r>
+          </w:p>
+        </w:tc>
+        <w:tc>
+          <w:tcPr>
+            <w:tcW w:w="1956" w:type="dxa"/>
+            <w:vAlign w:val="top"/>
+          </w:tcPr>
+          <w:p>
+            <w:pPr>
+              <w:spacing w:before="10" w:after="10"/>
+            </w:pPr>
+            <w:r>
+              <w:rPr>
+                <w:sz w:val="14"/>
+                <w:szCs w:val="14"/>
+              </w:rPr>
+              <w:t xml:space="preserve">Modelled including a reminder interval timer.</w:t>
+            </w:r>
+          </w:p>
+        </w:tc>
+        <w:tc>
+          <w:tcPr>
+            <w:tcW w:w="1124" w:type="dxa"/>
+            <w:vAlign w:val="top"/>
+          </w:tcPr>
+          <w:p>
+            <w:pPr>
+              <w:spacing w:before="10" w:after="10"/>
+            </w:pPr>
+            <w:r>
+              <w:rPr>
+                <w:sz w:val="14"/>
+                <w:szCs w:val="14"/>
               </w:rPr>
               <w:t xml:space="preserve">Partly</w:t>
             </w:r>
@@ -3338,17 +3950,17 @@
       <w:tr>
         <w:tc>
           <w:tcPr>
-            <w:tcW w:w="616" w:type="dxa"/>
-            <w:vAlign w:val="top"/>
-          </w:tcPr>
-          <w:p>
-            <w:pPr>
-              <w:spacing w:before="20" w:after="20"/>
-            </w:pPr>
-            <w:r>
-              <w:rPr>
-                <w:sz w:val="21"/>
-                <w:szCs w:val="21"/>
+            <w:tcW w:w="652" w:type="dxa"/>
+            <w:vAlign w:val="top"/>
+          </w:tcPr>
+          <w:p>
+            <w:pPr>
+              <w:spacing w:before="10" w:after="10"/>
+            </w:pPr>
+            <w:r>
+              <w:rPr>
+                <w:sz w:val="14"/>
+                <w:szCs w:val="14"/>
               </w:rPr>
               <w:t xml:space="preserve">REQ-34</w:t>
             </w:r>
@@ -3356,53 +3968,71 @@
         </w:tc>
         <w:tc>
           <w:tcPr>
-            <w:tcW w:w="2561" w:type="dxa"/>
-            <w:vAlign w:val="top"/>
-          </w:tcPr>
-          <w:p>
-            <w:pPr>
-              <w:spacing w:before="20" w:after="20"/>
-            </w:pPr>
-            <w:r>
-              <w:rPr>
-                <w:sz w:val="21"/>
-                <w:szCs w:val="21"/>
-              </w:rPr>
-              <w:t xml:space="preserve">Every enquiry must be recorded, classified, prioritised and routed, with no clinical advice from call handl...</w:t>
-            </w:r>
-          </w:p>
-        </w:tc>
-        <w:tc>
-          <w:tcPr>
-            <w:tcW w:w="2809" w:type="dxa"/>
-            <w:vAlign w:val="top"/>
-          </w:tcPr>
-          <w:p>
-            <w:pPr>
-              <w:spacing w:before="20" w:after="20"/>
-            </w:pPr>
-            <w:r>
-              <w:rPr>
-                <w:sz w:val="21"/>
-                <w:szCs w:val="21"/>
-              </w:rPr>
-              <w:t xml:space="preserve">S3 PR_EnquiryHandling: T_ClassifyEnquiry, G_EnquiryType, T_An...</w:t>
-            </w:r>
-          </w:p>
-        </w:tc>
-        <w:tc>
-          <w:tcPr>
-            <w:tcW w:w="2576" w:type="dxa"/>
-            <w:vAlign w:val="top"/>
-          </w:tcPr>
-          <w:p>
-            <w:pPr>
-              <w:spacing w:before="20" w:after="20"/>
-            </w:pPr>
-            <w:r>
-              <w:rPr>
-                <w:sz w:val="21"/>
-                <w:szCs w:val="21"/>
+            <w:tcW w:w="1882" w:type="dxa"/>
+            <w:vAlign w:val="top"/>
+          </w:tcPr>
+          <w:p>
+            <w:pPr>
+              <w:spacing w:before="10" w:after="10"/>
+            </w:pPr>
+            <w:r>
+              <w:rPr>
+                <w:sz w:val="14"/>
+                <w:szCs w:val="14"/>
+              </w:rPr>
+              <w:t xml:space="preserve">Enquiries recorded, classified, prioritised, routed</w:t>
+            </w:r>
+          </w:p>
+        </w:tc>
+        <w:tc>
+          <w:tcPr>
+            <w:tcW w:w="1956" w:type="dxa"/>
+            <w:vAlign w:val="top"/>
+          </w:tcPr>
+          <w:p>
+            <w:pPr>
+              <w:spacing w:before="10" w:after="10"/>
+            </w:pPr>
+            <w:r>
+              <w:rPr>
+                <w:sz w:val="14"/>
+                <w:szCs w:val="14"/>
+              </w:rPr>
+              <w:t xml:space="preserve">S3 PR_EnquiryHandling: T_ClassifyEnquiry, G_EnquiryType.</w:t>
+            </w:r>
+          </w:p>
+        </w:tc>
+        <w:tc>
+          <w:tcPr>
+            <w:tcW w:w="2068" w:type="dxa"/>
+            <w:vAlign w:val="top"/>
+          </w:tcPr>
+          <w:p>
+            <w:pPr>
+              <w:spacing w:before="10" w:after="10"/>
+            </w:pPr>
+            <w:r>
+              <w:rPr>
+                <w:sz w:val="14"/>
+                <w:szCs w:val="14"/>
+              </w:rPr>
+              <w:t xml:space="preserve">SD-22 Patient→Call Handling [task: classify and route enquiry]; SD-20 Call Handling→CNS [task: answer clinical enquiries]; SD-21 Call Handling→Finance [task: answer payment enquiries]</w:t>
+            </w:r>
+          </w:p>
+        </w:tc>
+        <w:tc>
+          <w:tcPr>
+            <w:tcW w:w="1956" w:type="dxa"/>
+            <w:vAlign w:val="top"/>
+          </w:tcPr>
+          <w:p>
+            <w:pPr>
+              <w:spacing w:before="10" w:after="10"/>
+            </w:pPr>
+            <w:r>
+              <w:rPr>
+                <w:sz w:val="14"/>
+                <w:szCs w:val="14"/>
               </w:rPr>
               <w:t xml:space="preserve">Modelled with classification, routing and outcome recording</w:t>
             </w:r>
@@ -3410,17 +4040,17 @@
         </w:tc>
         <w:tc>
           <w:tcPr>
-            <w:tcW w:w="1076" w:type="dxa"/>
-            <w:vAlign w:val="top"/>
-          </w:tcPr>
-          <w:p>
-            <w:pPr>
-              <w:spacing w:before="20" w:after="20"/>
-            </w:pPr>
-            <w:r>
-              <w:rPr>
-                <w:sz w:val="21"/>
-                <w:szCs w:val="21"/>
+            <w:tcW w:w="1124" w:type="dxa"/>
+            <w:vAlign w:val="top"/>
+          </w:tcPr>
+          <w:p>
+            <w:pPr>
+              <w:spacing w:before="10" w:after="10"/>
+            </w:pPr>
+            <w:r>
+              <w:rPr>
+                <w:sz w:val="14"/>
+                <w:szCs w:val="14"/>
               </w:rPr>
               <w:t xml:space="preserve">Fully</w:t>
             </w:r>
@@ -3430,17 +4060,17 @@
       <w:tr>
         <w:tc>
           <w:tcPr>
-            <w:tcW w:w="616" w:type="dxa"/>
-            <w:vAlign w:val="top"/>
-          </w:tcPr>
-          <w:p>
-            <w:pPr>
-              <w:spacing w:before="20" w:after="20"/>
-            </w:pPr>
-            <w:r>
-              <w:rPr>
-                <w:sz w:val="21"/>
-                <w:szCs w:val="21"/>
+            <w:tcW w:w="652" w:type="dxa"/>
+            <w:vAlign w:val="top"/>
+          </w:tcPr>
+          <w:p>
+            <w:pPr>
+              <w:spacing w:before="10" w:after="10"/>
+            </w:pPr>
+            <w:r>
+              <w:rPr>
+                <w:sz w:val="14"/>
+                <w:szCs w:val="14"/>
               </w:rPr>
               <w:t xml:space="preserve">REQ-35</w:t>
             </w:r>
@@ -3448,17 +4078,17 @@
         </w:tc>
         <w:tc>
           <w:tcPr>
-            <w:tcW w:w="2561" w:type="dxa"/>
-            <w:vAlign w:val="top"/>
-          </w:tcPr>
-          <w:p>
-            <w:pPr>
-              <w:spacing w:before="20" w:after="20"/>
-            </w:pPr>
-            <w:r>
-              <w:rPr>
-                <w:sz w:val="21"/>
-                <w:szCs w:val="21"/>
+            <w:tcW w:w="1882" w:type="dxa"/>
+            <w:vAlign w:val="top"/>
+          </w:tcPr>
+          <w:p>
+            <w:pPr>
+              <w:spacing w:before="10" w:after="10"/>
+            </w:pPr>
+            <w:r>
+              <w:rPr>
+                <w:sz w:val="14"/>
+                <w:szCs w:val="14"/>
               </w:rPr>
               <w:t xml:space="preserve">Urgent clinical concerns must be highlighted immediately, although the urgency rules are not yet agreed</w:t>
             </w:r>
@@ -3466,17 +4096,17 @@
         </w:tc>
         <w:tc>
           <w:tcPr>
-            <w:tcW w:w="2809" w:type="dxa"/>
-            <w:vAlign w:val="top"/>
-          </w:tcPr>
-          <w:p>
-            <w:pPr>
-              <w:spacing w:before="20" w:after="20"/>
-            </w:pPr>
-            <w:r>
-              <w:rPr>
-                <w:sz w:val="21"/>
-                <w:szCs w:val="21"/>
+            <w:tcW w:w="1956" w:type="dxa"/>
+            <w:vAlign w:val="top"/>
+          </w:tcPr>
+          <w:p>
+            <w:pPr>
+              <w:spacing w:before="10" w:after="10"/>
+            </w:pPr>
+            <w:r>
+              <w:rPr>
+                <w:sz w:val="14"/>
+                <w:szCs w:val="14"/>
               </w:rPr>
               <w:t xml:space="preserve">S3 T_HandleUrgentConcern, sequence flow F_Q6</w:t>
             </w:r>
@@ -3484,35 +4114,53 @@
         </w:tc>
         <w:tc>
           <w:tcPr>
-            <w:tcW w:w="2576" w:type="dxa"/>
-            <w:vAlign w:val="top"/>
-          </w:tcPr>
-          <w:p>
-            <w:pPr>
-              <w:spacing w:before="20" w:after="20"/>
-            </w:pPr>
-            <w:r>
-              <w:rPr>
-                <w:sz w:val="21"/>
-                <w:szCs w:val="21"/>
-              </w:rPr>
-              <w:t xml:space="preserve">Task and branch exist, but they are manual and no agreed urgency criteria...</w:t>
-            </w:r>
-          </w:p>
-        </w:tc>
-        <w:tc>
-          <w:tcPr>
-            <w:tcW w:w="1076" w:type="dxa"/>
-            <w:vAlign w:val="top"/>
-          </w:tcPr>
-          <w:p>
-            <w:pPr>
-              <w:spacing w:before="20" w:after="20"/>
-            </w:pPr>
-            <w:r>
-              <w:rPr>
-                <w:sz w:val="21"/>
-                <w:szCs w:val="21"/>
+            <w:tcW w:w="2068" w:type="dxa"/>
+            <w:vAlign w:val="top"/>
+          </w:tcPr>
+          <w:p>
+            <w:pPr>
+              <w:spacing w:before="10" w:after="10"/>
+            </w:pPr>
+            <w:r>
+              <w:rPr>
+                <w:sz w:val="14"/>
+                <w:szCs w:val="14"/>
+              </w:rPr>
+              <w:t xml:space="preserve">SD-20 Call Handling→CNS [task: answer clinical enquiries]; SD-25 delays visible</w:t>
+            </w:r>
+          </w:p>
+        </w:tc>
+        <w:tc>
+          <w:tcPr>
+            <w:tcW w:w="1956" w:type="dxa"/>
+            <w:vAlign w:val="top"/>
+          </w:tcPr>
+          <w:p>
+            <w:pPr>
+              <w:spacing w:before="10" w:after="10"/>
+            </w:pPr>
+            <w:r>
+              <w:rPr>
+                <w:sz w:val="14"/>
+                <w:szCs w:val="14"/>
+              </w:rPr>
+              <w:t xml:space="preserve">Task and branch exist.</w:t>
+            </w:r>
+          </w:p>
+        </w:tc>
+        <w:tc>
+          <w:tcPr>
+            <w:tcW w:w="1124" w:type="dxa"/>
+            <w:vAlign w:val="top"/>
+          </w:tcPr>
+          <w:p>
+            <w:pPr>
+              <w:spacing w:before="10" w:after="10"/>
+            </w:pPr>
+            <w:r>
+              <w:rPr>
+                <w:sz w:val="14"/>
+                <w:szCs w:val="14"/>
               </w:rPr>
               <w:t xml:space="preserve">Partly</w:t>
             </w:r>
@@ -3522,17 +4170,17 @@
       <w:tr>
         <w:tc>
           <w:tcPr>
-            <w:tcW w:w="616" w:type="dxa"/>
-            <w:vAlign w:val="top"/>
-          </w:tcPr>
-          <w:p>
-            <w:pPr>
-              <w:spacing w:before="20" w:after="20"/>
-            </w:pPr>
-            <w:r>
-              <w:rPr>
-                <w:sz w:val="21"/>
-                <w:szCs w:val="21"/>
+            <w:tcW w:w="652" w:type="dxa"/>
+            <w:vAlign w:val="top"/>
+          </w:tcPr>
+          <w:p>
+            <w:pPr>
+              <w:spacing w:before="10" w:after="10"/>
+            </w:pPr>
+            <w:r>
+              <w:rPr>
+                <w:sz w:val="14"/>
+                <w:szCs w:val="14"/>
               </w:rPr>
               <w:t xml:space="preserve">REQ-36</w:t>
             </w:r>
@@ -3540,71 +4188,89 @@
         </w:tc>
         <w:tc>
           <w:tcPr>
-            <w:tcW w:w="2561" w:type="dxa"/>
-            <w:vAlign w:val="top"/>
-          </w:tcPr>
-          <w:p>
-            <w:pPr>
-              <w:spacing w:before="20" w:after="20"/>
-            </w:pPr>
-            <w:r>
-              <w:rPr>
-                <w:sz w:val="21"/>
-                <w:szCs w:val="21"/>
-              </w:rPr>
-              <w:t xml:space="preserve">Staff must only access the information required for their roles; users must be authenticated and external e...</w:t>
-            </w:r>
-          </w:p>
-        </w:tc>
-        <w:tc>
-          <w:tcPr>
-            <w:tcW w:w="2809" w:type="dxa"/>
-            <w:vAlign w:val="top"/>
-          </w:tcPr>
-          <w:p>
-            <w:pPr>
-              <w:spacing w:before="20" w:after="20"/>
-            </w:pPr>
-            <w:r>
-              <w:rPr>
-                <w:sz w:val="21"/>
-                <w:szCs w:val="21"/>
-              </w:rPr>
-              <w:t xml:space="preserve">Not represented in S1, S2 or S3; only implied by lane assignm...</w:t>
-            </w:r>
-          </w:p>
-        </w:tc>
-        <w:tc>
-          <w:tcPr>
-            <w:tcW w:w="2576" w:type="dxa"/>
-            <w:vAlign w:val="top"/>
-          </w:tcPr>
-          <w:p>
-            <w:pPr>
-              <w:spacing w:before="20" w:after="20"/>
-            </w:pPr>
-            <w:r>
-              <w:rPr>
-                <w:sz w:val="21"/>
-                <w:szCs w:val="21"/>
-              </w:rPr>
-              <w:t xml:space="preserve">Not implemented in the initial release; RBAC tests are scheduled but not...</w:t>
-            </w:r>
-          </w:p>
-        </w:tc>
-        <w:tc>
-          <w:tcPr>
-            <w:tcW w:w="1076" w:type="dxa"/>
-            <w:vAlign w:val="top"/>
-          </w:tcPr>
-          <w:p>
-            <w:pPr>
-              <w:spacing w:before="20" w:after="20"/>
-            </w:pPr>
-            <w:r>
-              <w:rPr>
-                <w:sz w:val="21"/>
-                <w:szCs w:val="21"/>
+            <w:tcW w:w="1882" w:type="dxa"/>
+            <w:vAlign w:val="top"/>
+          </w:tcPr>
+          <w:p>
+            <w:pPr>
+              <w:spacing w:before="10" w:after="10"/>
+            </w:pPr>
+            <w:r>
+              <w:rPr>
+                <w:sz w:val="14"/>
+                <w:szCs w:val="14"/>
+              </w:rPr>
+              <w:t xml:space="preserve">RBAC, authentication, external protection</w:t>
+            </w:r>
+          </w:p>
+        </w:tc>
+        <w:tc>
+          <w:tcPr>
+            <w:tcW w:w="1956" w:type="dxa"/>
+            <w:vAlign w:val="top"/>
+          </w:tcPr>
+          <w:p>
+            <w:pPr>
+              <w:spacing w:before="10" w:after="10"/>
+            </w:pPr>
+            <w:r>
+              <w:rPr>
+                <w:sz w:val="14"/>
+                <w:szCs w:val="14"/>
+              </w:rPr>
+              <w:t xml:space="preserve">Not represented in S1, S2 or S3.</w:t>
+            </w:r>
+          </w:p>
+        </w:tc>
+        <w:tc>
+          <w:tcPr>
+            <w:tcW w:w="2068" w:type="dxa"/>
+            <w:vAlign w:val="top"/>
+          </w:tcPr>
+          <w:p>
+            <w:pPr>
+              <w:spacing w:before="10" w:after="10"/>
+            </w:pPr>
+            <w:r>
+              <w:rPr>
+                <w:sz w:val="14"/>
+                <w:szCs w:val="14"/>
+              </w:rPr>
+              <w:t xml:space="preserve">no i* evidence — platform property, not an actor dependency</w:t>
+            </w:r>
+          </w:p>
+        </w:tc>
+        <w:tc>
+          <w:tcPr>
+            <w:tcW w:w="1956" w:type="dxa"/>
+            <w:vAlign w:val="top"/>
+          </w:tcPr>
+          <w:p>
+            <w:pPr>
+              <w:spacing w:before="10" w:after="10"/>
+            </w:pPr>
+            <w:r>
+              <w:rPr>
+                <w:sz w:val="14"/>
+                <w:szCs w:val="14"/>
+              </w:rPr>
+              <w:t xml:space="preserve">Not implemented in the initial release. [not executed in build 1.0]</w:t>
+            </w:r>
+          </w:p>
+        </w:tc>
+        <w:tc>
+          <w:tcPr>
+            <w:tcW w:w="1124" w:type="dxa"/>
+            <w:vAlign w:val="top"/>
+          </w:tcPr>
+          <w:p>
+            <w:pPr>
+              <w:spacing w:before="10" w:after="10"/>
+            </w:pPr>
+            <w:r>
+              <w:rPr>
+                <w:sz w:val="14"/>
+                <w:szCs w:val="14"/>
               </w:rPr>
               <w:t xml:space="preserve">Not supported</w:t>
             </w:r>
@@ -3614,17 +4280,17 @@
       <w:tr>
         <w:tc>
           <w:tcPr>
-            <w:tcW w:w="616" w:type="dxa"/>
-            <w:vAlign w:val="top"/>
-          </w:tcPr>
-          <w:p>
-            <w:pPr>
-              <w:spacing w:before="20" w:after="20"/>
-            </w:pPr>
-            <w:r>
-              <w:rPr>
-                <w:sz w:val="21"/>
-                <w:szCs w:val="21"/>
+            <w:tcW w:w="652" w:type="dxa"/>
+            <w:vAlign w:val="top"/>
+          </w:tcPr>
+          <w:p>
+            <w:pPr>
+              <w:spacing w:before="10" w:after="10"/>
+            </w:pPr>
+            <w:r>
+              <w:rPr>
+                <w:sz w:val="14"/>
+                <w:szCs w:val="14"/>
               </w:rPr>
               <w:t xml:space="preserve">REQ-37</w:t>
             </w:r>
@@ -3632,17 +4298,17 @@
         </w:tc>
         <w:tc>
           <w:tcPr>
-            <w:tcW w:w="2561" w:type="dxa"/>
-            <w:vAlign w:val="top"/>
-          </w:tcPr>
-          <w:p>
-            <w:pPr>
-              <w:spacing w:before="20" w:after="20"/>
-            </w:pPr>
-            <w:r>
-              <w:rPr>
-                <w:sz w:val="21"/>
-                <w:szCs w:val="21"/>
+            <w:tcW w:w="1882" w:type="dxa"/>
+            <w:vAlign w:val="top"/>
+          </w:tcPr>
+          <w:p>
+            <w:pPr>
+              <w:spacing w:before="10" w:after="10"/>
+            </w:pPr>
+            <w:r>
+              <w:rPr>
+                <w:sz w:val="14"/>
+                <w:szCs w:val="14"/>
               </w:rPr>
               <w:t xml:space="preserve">Audit records must identify user, date, time and action, and must not be editable by ordinary users</w:t>
             </w:r>
@@ -3650,53 +4316,71 @@
         </w:tc>
         <w:tc>
           <w:tcPr>
-            <w:tcW w:w="2809" w:type="dxa"/>
-            <w:vAlign w:val="top"/>
-          </w:tcPr>
-          <w:p>
-            <w:pPr>
-              <w:spacing w:before="20" w:after="20"/>
-            </w:pPr>
-            <w:r>
-              <w:rPr>
-                <w:sz w:val="21"/>
-                <w:szCs w:val="21"/>
-              </w:rPr>
-              <w:t xml:space="preserve">Not represented as an activity; user tasks carry assignment m...</w:t>
-            </w:r>
-          </w:p>
-        </w:tc>
-        <w:tc>
-          <w:tcPr>
-            <w:tcW w:w="2576" w:type="dxa"/>
-            <w:vAlign w:val="top"/>
-          </w:tcPr>
-          <w:p>
-            <w:pPr>
-              <w:spacing w:before="20" w:after="20"/>
-            </w:pPr>
-            <w:r>
-              <w:rPr>
-                <w:sz w:val="21"/>
-                <w:szCs w:val="21"/>
-              </w:rPr>
-              <w:t xml:space="preserve">Partially evidenced: forms capture the actor, but immutability depends on...</w:t>
-            </w:r>
-          </w:p>
-        </w:tc>
-        <w:tc>
-          <w:tcPr>
-            <w:tcW w:w="1076" w:type="dxa"/>
-            <w:vAlign w:val="top"/>
-          </w:tcPr>
-          <w:p>
-            <w:pPr>
-              <w:spacing w:before="20" w:after="20"/>
-            </w:pPr>
-            <w:r>
-              <w:rPr>
-                <w:sz w:val="21"/>
-                <w:szCs w:val="21"/>
+            <w:tcW w:w="1956" w:type="dxa"/>
+            <w:vAlign w:val="top"/>
+          </w:tcPr>
+          <w:p>
+            <w:pPr>
+              <w:spacing w:before="10" w:after="10"/>
+            </w:pPr>
+            <w:r>
+              <w:rPr>
+                <w:sz w:val="14"/>
+                <w:szCs w:val="14"/>
+              </w:rPr>
+              <w:t xml:space="preserve">Not represented as an activity.</w:t>
+            </w:r>
+          </w:p>
+        </w:tc>
+        <w:tc>
+          <w:tcPr>
+            <w:tcW w:w="2068" w:type="dxa"/>
+            <w:vAlign w:val="top"/>
+          </w:tcPr>
+          <w:p>
+            <w:pPr>
+              <w:spacing w:before="10" w:after="10"/>
+            </w:pPr>
+            <w:r>
+              <w:rPr>
+                <w:sz w:val="14"/>
+                <w:szCs w:val="14"/>
+              </w:rPr>
+              <w:t xml:space="preserve">no i* evidence — platform property; SR accountability soft goal</w:t>
+            </w:r>
+          </w:p>
+        </w:tc>
+        <w:tc>
+          <w:tcPr>
+            <w:tcW w:w="1956" w:type="dxa"/>
+            <w:vAlign w:val="top"/>
+          </w:tcPr>
+          <w:p>
+            <w:pPr>
+              <w:spacing w:before="10" w:after="10"/>
+            </w:pPr>
+            <w:r>
+              <w:rPr>
+                <w:sz w:val="14"/>
+                <w:szCs w:val="14"/>
+              </w:rPr>
+              <w:t xml:space="preserve">Partially evidenced: forms capture the actor. [not executed in build 1.0]</w:t>
+            </w:r>
+          </w:p>
+        </w:tc>
+        <w:tc>
+          <w:tcPr>
+            <w:tcW w:w="1124" w:type="dxa"/>
+            <w:vAlign w:val="top"/>
+          </w:tcPr>
+          <w:p>
+            <w:pPr>
+              <w:spacing w:before="10" w:after="10"/>
+            </w:pPr>
+            <w:r>
+              <w:rPr>
+                <w:sz w:val="14"/>
+                <w:szCs w:val="14"/>
               </w:rPr>
               <w:t xml:space="preserve">Partly</w:t>
             </w:r>
@@ -3706,17 +4390,17 @@
       <w:tr>
         <w:tc>
           <w:tcPr>
-            <w:tcW w:w="616" w:type="dxa"/>
-            <w:vAlign w:val="top"/>
-          </w:tcPr>
-          <w:p>
-            <w:pPr>
-              <w:spacing w:before="20" w:after="20"/>
-            </w:pPr>
-            <w:r>
-              <w:rPr>
-                <w:sz w:val="21"/>
-                <w:szCs w:val="21"/>
+            <w:tcW w:w="652" w:type="dxa"/>
+            <w:vAlign w:val="top"/>
+          </w:tcPr>
+          <w:p>
+            <w:pPr>
+              <w:spacing w:before="10" w:after="10"/>
+            </w:pPr>
+            <w:r>
+              <w:rPr>
+                <w:sz w:val="14"/>
+                <w:szCs w:val="14"/>
               </w:rPr>
               <w:t xml:space="preserve">REQ-38</w:t>
             </w:r>
@@ -3724,71 +4408,89 @@
         </w:tc>
         <w:tc>
           <w:tcPr>
-            <w:tcW w:w="2561" w:type="dxa"/>
-            <w:vAlign w:val="top"/>
-          </w:tcPr>
-          <w:p>
-            <w:pPr>
-              <w:spacing w:before="20" w:after="20"/>
-            </w:pPr>
-            <w:r>
-              <w:rPr>
-                <w:sz w:val="21"/>
-                <w:szCs w:val="21"/>
-              </w:rPr>
-              <w:t xml:space="preserve">Accurate patient identification must be maintained and mis-association of records from other organisations...</w:t>
-            </w:r>
-          </w:p>
-        </w:tc>
-        <w:tc>
-          <w:tcPr>
-            <w:tcW w:w="2809" w:type="dxa"/>
-            <w:vAlign w:val="top"/>
-          </w:tcPr>
-          <w:p>
-            <w:pPr>
-              <w:spacing w:before="20" w:after="20"/>
-            </w:pPr>
-            <w:r>
-              <w:rPr>
-                <w:sz w:val="21"/>
-                <w:szCs w:val="21"/>
-              </w:rPr>
-              <w:t xml:space="preserve">S2 T_RegisterReferral states "confirm patient identification"...</w:t>
-            </w:r>
-          </w:p>
-        </w:tc>
-        <w:tc>
-          <w:tcPr>
-            <w:tcW w:w="2576" w:type="dxa"/>
-            <w:vAlign w:val="top"/>
-          </w:tcPr>
-          <w:p>
-            <w:pPr>
-              <w:spacing w:before="20" w:after="20"/>
-            </w:pPr>
-            <w:r>
-              <w:rPr>
-                <w:sz w:val="21"/>
-                <w:szCs w:val="21"/>
-              </w:rPr>
-              <w:t xml:space="preserve">A form field exists; no identity-matching step, demographic check or dupl...</w:t>
-            </w:r>
-          </w:p>
-        </w:tc>
-        <w:tc>
-          <w:tcPr>
-            <w:tcW w:w="1076" w:type="dxa"/>
-            <w:vAlign w:val="top"/>
-          </w:tcPr>
-          <w:p>
-            <w:pPr>
-              <w:spacing w:before="20" w:after="20"/>
-            </w:pPr>
-            <w:r>
-              <w:rPr>
-                <w:sz w:val="21"/>
-                <w:szCs w:val="21"/>
+            <w:tcW w:w="1882" w:type="dxa"/>
+            <w:vAlign w:val="top"/>
+          </w:tcPr>
+          <w:p>
+            <w:pPr>
+              <w:spacing w:before="10" w:after="10"/>
+            </w:pPr>
+            <w:r>
+              <w:rPr>
+                <w:sz w:val="14"/>
+                <w:szCs w:val="14"/>
+              </w:rPr>
+              <w:t xml:space="preserve">Accurate patient identification across organisations</w:t>
+            </w:r>
+          </w:p>
+        </w:tc>
+        <w:tc>
+          <w:tcPr>
+            <w:tcW w:w="1956" w:type="dxa"/>
+            <w:vAlign w:val="top"/>
+          </w:tcPr>
+          <w:p>
+            <w:pPr>
+              <w:spacing w:before="10" w:after="10"/>
+            </w:pPr>
+            <w:r>
+              <w:rPr>
+                <w:sz w:val="14"/>
+                <w:szCs w:val="14"/>
+              </w:rPr>
+              <w:t xml:space="preserve">S2 T_RegisterReferral states "confirm patient identification".</w:t>
+            </w:r>
+          </w:p>
+        </w:tc>
+        <w:tc>
+          <w:tcPr>
+            <w:tcW w:w="2068" w:type="dxa"/>
+            <w:vAlign w:val="top"/>
+          </w:tcPr>
+          <w:p>
+            <w:pPr>
+              <w:spacing w:before="10" w:after="10"/>
+            </w:pPr>
+            <w:r>
+              <w:rPr>
+                <w:sz w:val="14"/>
+                <w:szCs w:val="14"/>
+              </w:rPr>
+              <w:t xml:space="preserve">SD-07 Secretary→Patient [resource: accurate patient identification]</w:t>
+            </w:r>
+          </w:p>
+        </w:tc>
+        <w:tc>
+          <w:tcPr>
+            <w:tcW w:w="1956" w:type="dxa"/>
+            <w:vAlign w:val="top"/>
+          </w:tcPr>
+          <w:p>
+            <w:pPr>
+              <w:spacing w:before="10" w:after="10"/>
+            </w:pPr>
+            <w:r>
+              <w:rPr>
+                <w:sz w:val="14"/>
+                <w:szCs w:val="14"/>
+              </w:rPr>
+              <w:t xml:space="preserve">A form field exists. [TC-01 (form field only)]</w:t>
+            </w:r>
+          </w:p>
+        </w:tc>
+        <w:tc>
+          <w:tcPr>
+            <w:tcW w:w="1124" w:type="dxa"/>
+            <w:vAlign w:val="top"/>
+          </w:tcPr>
+          <w:p>
+            <w:pPr>
+              <w:spacing w:before="10" w:after="10"/>
+            </w:pPr>
+            <w:r>
+              <w:rPr>
+                <w:sz w:val="14"/>
+                <w:szCs w:val="14"/>
               </w:rPr>
               <w:t xml:space="preserve">Partly</w:t>
             </w:r>
@@ -3798,17 +4500,17 @@
       <w:tr>
         <w:tc>
           <w:tcPr>
-            <w:tcW w:w="616" w:type="dxa"/>
-            <w:vAlign w:val="top"/>
-          </w:tcPr>
-          <w:p>
-            <w:pPr>
-              <w:spacing w:before="20" w:after="20"/>
-            </w:pPr>
-            <w:r>
-              <w:rPr>
-                <w:sz w:val="21"/>
-                <w:szCs w:val="21"/>
+            <w:tcW w:w="652" w:type="dxa"/>
+            <w:vAlign w:val="top"/>
+          </w:tcPr>
+          <w:p>
+            <w:pPr>
+              <w:spacing w:before="10" w:after="10"/>
+            </w:pPr>
+            <w:r>
+              <w:rPr>
+                <w:sz w:val="14"/>
+                <w:szCs w:val="14"/>
               </w:rPr>
               <w:t xml:space="preserve">REQ-39</w:t>
             </w:r>
@@ -3816,71 +4518,89 @@
         </w:tc>
         <w:tc>
           <w:tcPr>
-            <w:tcW w:w="2561" w:type="dxa"/>
-            <w:vAlign w:val="top"/>
-          </w:tcPr>
-          <w:p>
-            <w:pPr>
-              <w:spacing w:before="20" w:after="20"/>
-            </w:pPr>
-            <w:r>
-              <w:rPr>
-                <w:sz w:val="21"/>
-                <w:szCs w:val="21"/>
-              </w:rPr>
-              <w:t xml:space="preserve">The system must remain available for time-sensitive work and provide a procedure for recording activity dur...</w:t>
-            </w:r>
-          </w:p>
-        </w:tc>
-        <w:tc>
-          <w:tcPr>
-            <w:tcW w:w="2809" w:type="dxa"/>
-            <w:vAlign w:val="top"/>
-          </w:tcPr>
-          <w:p>
-            <w:pPr>
-              <w:spacing w:before="20" w:after="20"/>
-            </w:pPr>
-            <w:r>
-              <w:rPr>
-                <w:sz w:val="21"/>
-                <w:szCs w:val="21"/>
-              </w:rPr>
-              <w:t xml:space="preserve">Not represented; service tasks have job types but no timeout...</w:t>
-            </w:r>
-          </w:p>
-        </w:tc>
-        <w:tc>
-          <w:tcPr>
-            <w:tcW w:w="2576" w:type="dxa"/>
-            <w:vAlign w:val="top"/>
-          </w:tcPr>
-          <w:p>
-            <w:pPr>
-              <w:spacing w:before="20" w:after="20"/>
-            </w:pPr>
-            <w:r>
-              <w:rPr>
-                <w:sz w:val="21"/>
-                <w:szCs w:val="21"/>
-              </w:rPr>
-              <w:t xml:space="preserve">Not implemented; unavailability of external services is only handled for...</w:t>
-            </w:r>
-          </w:p>
-        </w:tc>
-        <w:tc>
-          <w:tcPr>
-            <w:tcW w:w="1076" w:type="dxa"/>
-            <w:vAlign w:val="top"/>
-          </w:tcPr>
-          <w:p>
-            <w:pPr>
-              <w:spacing w:before="20" w:after="20"/>
-            </w:pPr>
-            <w:r>
-              <w:rPr>
-                <w:sz w:val="21"/>
-                <w:szCs w:val="21"/>
+            <w:tcW w:w="1882" w:type="dxa"/>
+            <w:vAlign w:val="top"/>
+          </w:tcPr>
+          <w:p>
+            <w:pPr>
+              <w:spacing w:before="10" w:after="10"/>
+            </w:pPr>
+            <w:r>
+              <w:rPr>
+                <w:sz w:val="14"/>
+                <w:szCs w:val="14"/>
+              </w:rPr>
+              <w:t xml:space="preserve">Availability/downtime procedure</w:t>
+            </w:r>
+          </w:p>
+        </w:tc>
+        <w:tc>
+          <w:tcPr>
+            <w:tcW w:w="1956" w:type="dxa"/>
+            <w:vAlign w:val="top"/>
+          </w:tcPr>
+          <w:p>
+            <w:pPr>
+              <w:spacing w:before="10" w:after="10"/>
+            </w:pPr>
+            <w:r>
+              <w:rPr>
+                <w:sz w:val="14"/>
+                <w:szCs w:val="14"/>
+              </w:rPr>
+              <w:t xml:space="preserve">Not represented; service tasks have job types but no timeout.</w:t>
+            </w:r>
+          </w:p>
+        </w:tc>
+        <w:tc>
+          <w:tcPr>
+            <w:tcW w:w="2068" w:type="dxa"/>
+            <w:vAlign w:val="top"/>
+          </w:tcPr>
+          <w:p>
+            <w:pPr>
+              <w:spacing w:before="10" w:after="10"/>
+            </w:pPr>
+            <w:r>
+              <w:rPr>
+                <w:sz w:val="14"/>
+                <w:szCs w:val="14"/>
+              </w:rPr>
+              <w:t xml:space="preserve">no i* evidence — platform/operational property</w:t>
+            </w:r>
+          </w:p>
+        </w:tc>
+        <w:tc>
+          <w:tcPr>
+            <w:tcW w:w="1956" w:type="dxa"/>
+            <w:vAlign w:val="top"/>
+          </w:tcPr>
+          <w:p>
+            <w:pPr>
+              <w:spacing w:before="10" w:after="10"/>
+            </w:pPr>
+            <w:r>
+              <w:rPr>
+                <w:sz w:val="14"/>
+                <w:szCs w:val="14"/>
+              </w:rPr>
+              <w:t xml:space="preserve">Not implemented; unavailability of external services is only handled for.</w:t>
+            </w:r>
+          </w:p>
+        </w:tc>
+        <w:tc>
+          <w:tcPr>
+            <w:tcW w:w="1124" w:type="dxa"/>
+            <w:vAlign w:val="top"/>
+          </w:tcPr>
+          <w:p>
+            <w:pPr>
+              <w:spacing w:before="10" w:after="10"/>
+            </w:pPr>
+            <w:r>
+              <w:rPr>
+                <w:sz w:val="14"/>
+                <w:szCs w:val="14"/>
               </w:rPr>
               <w:t xml:space="preserve">Not supported</w:t>
             </w:r>
@@ -3890,17 +4610,17 @@
       <w:tr>
         <w:tc>
           <w:tcPr>
-            <w:tcW w:w="616" w:type="dxa"/>
-            <w:vAlign w:val="top"/>
-          </w:tcPr>
-          <w:p>
-            <w:pPr>
-              <w:spacing w:before="20" w:after="20"/>
-            </w:pPr>
-            <w:r>
-              <w:rPr>
-                <w:sz w:val="21"/>
-                <w:szCs w:val="21"/>
+            <w:tcW w:w="652" w:type="dxa"/>
+            <w:vAlign w:val="top"/>
+          </w:tcPr>
+          <w:p>
+            <w:pPr>
+              <w:spacing w:before="10" w:after="10"/>
+            </w:pPr>
+            <w:r>
+              <w:rPr>
+                <w:sz w:val="14"/>
+                <w:szCs w:val="14"/>
               </w:rPr>
               <w:t xml:space="preserve">REQ-40</w:t>
             </w:r>
@@ -3908,35 +4628,35 @@
         </w:tc>
         <w:tc>
           <w:tcPr>
-            <w:tcW w:w="2561" w:type="dxa"/>
-            <w:vAlign w:val="top"/>
-          </w:tcPr>
-          <w:p>
-            <w:pPr>
-              <w:spacing w:before="20" w:after="20"/>
-            </w:pPr>
-            <w:r>
-              <w:rPr>
-                <w:sz w:val="21"/>
-                <w:szCs w:val="21"/>
-              </w:rPr>
-              <w:t xml:space="preserve">Management reports must be produced for referral volumes, waiting times, contact attempts, delayed letters...</w:t>
-            </w:r>
-          </w:p>
-        </w:tc>
-        <w:tc>
-          <w:tcPr>
-            <w:tcW w:w="2809" w:type="dxa"/>
-            <w:vAlign w:val="top"/>
-          </w:tcPr>
-          <w:p>
-            <w:pPr>
-              <w:spacing w:before="20" w:after="20"/>
-            </w:pPr>
-            <w:r>
-              <w:rPr>
-                <w:sz w:val="21"/>
-                <w:szCs w:val="21"/>
+            <w:tcW w:w="1882" w:type="dxa"/>
+            <w:vAlign w:val="top"/>
+          </w:tcPr>
+          <w:p>
+            <w:pPr>
+              <w:spacing w:before="10" w:after="10"/>
+            </w:pPr>
+            <w:r>
+              <w:rPr>
+                <w:sz w:val="14"/>
+                <w:szCs w:val="14"/>
+              </w:rPr>
+              <w:t xml:space="preserve">Management reports (volumes, waits, contact attempts, letters, enquiries…)</w:t>
+            </w:r>
+          </w:p>
+        </w:tc>
+        <w:tc>
+          <w:tcPr>
+            <w:tcW w:w="1956" w:type="dxa"/>
+            <w:vAlign w:val="top"/>
+          </w:tcPr>
+          <w:p>
+            <w:pPr>
+              <w:spacing w:before="10" w:after="10"/>
+            </w:pPr>
+            <w:r>
+              <w:rPr>
+                <w:sz w:val="14"/>
+                <w:szCs w:val="14"/>
               </w:rPr>
               <w:t xml:space="preserve">Not represented in any strategic model</w:t>
             </w:r>
@@ -3944,35 +4664,53 @@
         </w:tc>
         <w:tc>
           <w:tcPr>
-            <w:tcW w:w="2576" w:type="dxa"/>
-            <w:vAlign w:val="top"/>
-          </w:tcPr>
-          <w:p>
-            <w:pPr>
-              <w:spacing w:before="20" w:after="20"/>
-            </w:pPr>
-            <w:r>
-              <w:rPr>
-                <w:sz w:val="21"/>
-                <w:szCs w:val="21"/>
-              </w:rPr>
-              <w:t xml:space="preserve">Out of scope for the initial release; no report, KPI or read model exists</w:t>
-            </w:r>
-          </w:p>
-        </w:tc>
-        <w:tc>
-          <w:tcPr>
-            <w:tcW w:w="1076" w:type="dxa"/>
-            <w:vAlign w:val="top"/>
-          </w:tcPr>
-          <w:p>
-            <w:pPr>
-              <w:spacing w:before="20" w:after="20"/>
-            </w:pPr>
-            <w:r>
-              <w:rPr>
-                <w:sz w:val="21"/>
-                <w:szCs w:val="21"/>
+            <w:tcW w:w="2068" w:type="dxa"/>
+            <w:vAlign w:val="top"/>
+          </w:tcPr>
+          <w:p>
+            <w:pPr>
+              <w:spacing w:before="10" w:after="10"/>
+            </w:pPr>
+            <w:r>
+              <w:rPr>
+                <w:sz w:val="14"/>
+                <w:szCs w:val="14"/>
+              </w:rPr>
+              <w:t xml:space="preserve">SD-27 Management→Finance [resource: funding/payment/refund reports]; SD-28 Management→Bookings [resource: waiting time/contact attempt reports]</w:t>
+            </w:r>
+          </w:p>
+        </w:tc>
+        <w:tc>
+          <w:tcPr>
+            <w:tcW w:w="1956" w:type="dxa"/>
+            <w:vAlign w:val="top"/>
+          </w:tcPr>
+          <w:p>
+            <w:pPr>
+              <w:spacing w:before="10" w:after="10"/>
+            </w:pPr>
+            <w:r>
+              <w:rPr>
+                <w:sz w:val="14"/>
+                <w:szCs w:val="14"/>
+              </w:rPr>
+              <w:t xml:space="preserve">Out of scope for the initial release; no report, KPI or read model exists [design inspection; PR_ManagementReporting not driven]</w:t>
+            </w:r>
+          </w:p>
+        </w:tc>
+        <w:tc>
+          <w:tcPr>
+            <w:tcW w:w="1124" w:type="dxa"/>
+            <w:vAlign w:val="top"/>
+          </w:tcPr>
+          <w:p>
+            <w:pPr>
+              <w:spacing w:before="10" w:after="10"/>
+            </w:pPr>
+            <w:r>
+              <w:rPr>
+                <w:sz w:val="14"/>
+                <w:szCs w:val="14"/>
               </w:rPr>
               <w:t xml:space="preserve">Out of scope</w:t>
             </w:r>
@@ -3982,17 +4720,17 @@
       <w:tr>
         <w:tc>
           <w:tcPr>
-            <w:tcW w:w="616" w:type="dxa"/>
-            <w:vAlign w:val="top"/>
-          </w:tcPr>
-          <w:p>
-            <w:pPr>
-              <w:spacing w:before="20" w:after="20"/>
-            </w:pPr>
-            <w:r>
-              <w:rPr>
-                <w:sz w:val="21"/>
-                <w:szCs w:val="21"/>
+            <w:tcW w:w="652" w:type="dxa"/>
+            <w:vAlign w:val="top"/>
+          </w:tcPr>
+          <w:p>
+            <w:pPr>
+              <w:spacing w:before="10" w:after="10"/>
+            </w:pPr>
+            <w:r>
+              <w:rPr>
+                <w:sz w:val="14"/>
+                <w:szCs w:val="14"/>
               </w:rPr>
               <w:t xml:space="preserve">REQ-41</w:t>
             </w:r>
@@ -4000,53 +4738,71 @@
         </w:tc>
         <w:tc>
           <w:tcPr>
-            <w:tcW w:w="2561" w:type="dxa"/>
-            <w:vAlign w:val="top"/>
-          </w:tcPr>
-          <w:p>
-            <w:pPr>
-              <w:spacing w:before="20" w:after="20"/>
-            </w:pPr>
-            <w:r>
-              <w:rPr>
-                <w:sz w:val="21"/>
-                <w:szCs w:val="21"/>
-              </w:rPr>
-              <w:t xml:space="preserve">Patient communication preferences, including postal, digital, accessible formats, translation and represent...</w:t>
-            </w:r>
-          </w:p>
-        </w:tc>
-        <w:tc>
-          <w:tcPr>
-            <w:tcW w:w="2809" w:type="dxa"/>
-            <w:vAlign w:val="top"/>
-          </w:tcPr>
-          <w:p>
-            <w:pPr>
-              <w:spacing w:before="20" w:after="20"/>
-            </w:pPr>
-            <w:r>
-              <w:rPr>
-                <w:sz w:val="21"/>
-                <w:szCs w:val="21"/>
-              </w:rPr>
-              <w:t xml:space="preserve">Not represented; T_SendAppointmentLetter and T_DistributeClin...</w:t>
-            </w:r>
-          </w:p>
-        </w:tc>
-        <w:tc>
-          <w:tcPr>
-            <w:tcW w:w="2576" w:type="dxa"/>
-            <w:vAlign w:val="top"/>
-          </w:tcPr>
-          <w:p>
-            <w:pPr>
-              <w:spacing w:before="20" w:after="20"/>
-            </w:pPr>
-            <w:r>
-              <w:rPr>
-                <w:sz w:val="21"/>
-                <w:szCs w:val="21"/>
+            <w:tcW w:w="1882" w:type="dxa"/>
+            <w:vAlign w:val="top"/>
+          </w:tcPr>
+          <w:p>
+            <w:pPr>
+              <w:spacing w:before="10" w:after="10"/>
+            </w:pPr>
+            <w:r>
+              <w:rPr>
+                <w:sz w:val="14"/>
+                <w:szCs w:val="14"/>
+              </w:rPr>
+              <w:t xml:space="preserve">Communication preferences/accessible formats</w:t>
+            </w:r>
+          </w:p>
+        </w:tc>
+        <w:tc>
+          <w:tcPr>
+            <w:tcW w:w="1956" w:type="dxa"/>
+            <w:vAlign w:val="top"/>
+          </w:tcPr>
+          <w:p>
+            <w:pPr>
+              <w:spacing w:before="10" w:after="10"/>
+            </w:pPr>
+            <w:r>
+              <w:rPr>
+                <w:sz w:val="14"/>
+                <w:szCs w:val="14"/>
+              </w:rPr>
+              <w:t xml:space="preserve">Not represented; T_SendAppointmentLetter and T_DistributeClin.</w:t>
+            </w:r>
+          </w:p>
+        </w:tc>
+        <w:tc>
+          <w:tcPr>
+            <w:tcW w:w="2068" w:type="dxa"/>
+            <w:vAlign w:val="top"/>
+          </w:tcPr>
+          <w:p>
+            <w:pPr>
+              <w:spacing w:before="10" w:after="10"/>
+            </w:pPr>
+            <w:r>
+              <w:rPr>
+                <w:sz w:val="14"/>
+                <w:szCs w:val="14"/>
+              </w:rPr>
+              <w:t xml:space="preserve">SD-24 Pathway→Patient [resource: accessible communication preferences]</w:t>
+            </w:r>
+          </w:p>
+        </w:tc>
+        <w:tc>
+          <w:tcPr>
+            <w:tcW w:w="1956" w:type="dxa"/>
+            <w:vAlign w:val="top"/>
+          </w:tcPr>
+          <w:p>
+            <w:pPr>
+              <w:spacing w:before="10" w:after="10"/>
+            </w:pPr>
+            <w:r>
+              <w:rPr>
+                <w:sz w:val="14"/>
+                <w:szCs w:val="14"/>
               </w:rPr>
               <w:t xml:space="preserve">Out of scope for the initial release; no preference attribute is modelled</w:t>
             </w:r>
@@ -4054,17 +4810,17 @@
         </w:tc>
         <w:tc>
           <w:tcPr>
-            <w:tcW w:w="1076" w:type="dxa"/>
-            <w:vAlign w:val="top"/>
-          </w:tcPr>
-          <w:p>
-            <w:pPr>
-              <w:spacing w:before="20" w:after="20"/>
-            </w:pPr>
-            <w:r>
-              <w:rPr>
-                <w:sz w:val="21"/>
-                <w:szCs w:val="21"/>
+            <w:tcW w:w="1124" w:type="dxa"/>
+            <w:vAlign w:val="top"/>
+          </w:tcPr>
+          <w:p>
+            <w:pPr>
+              <w:spacing w:before="10" w:after="10"/>
+            </w:pPr>
+            <w:r>
+              <w:rPr>
+                <w:sz w:val="14"/>
+                <w:szCs w:val="14"/>
               </w:rPr>
               <w:t xml:space="preserve">Out of scope</w:t>
             </w:r>
@@ -4074,17 +4830,17 @@
       <w:tr>
         <w:tc>
           <w:tcPr>
-            <w:tcW w:w="616" w:type="dxa"/>
-            <w:vAlign w:val="top"/>
-          </w:tcPr>
-          <w:p>
-            <w:pPr>
-              <w:spacing w:before="20" w:after="20"/>
-            </w:pPr>
-            <w:r>
-              <w:rPr>
-                <w:sz w:val="21"/>
-                <w:szCs w:val="21"/>
+            <w:tcW w:w="652" w:type="dxa"/>
+            <w:vAlign w:val="top"/>
+          </w:tcPr>
+          <w:p>
+            <w:pPr>
+              <w:spacing w:before="10" w:after="10"/>
+            </w:pPr>
+            <w:r>
+              <w:rPr>
+                <w:sz w:val="14"/>
+                <w:szCs w:val="14"/>
               </w:rPr>
               <w:t xml:space="preserve">REQ-42</w:t>
             </w:r>
@@ -4092,53 +4848,71 @@
         </w:tc>
         <w:tc>
           <w:tcPr>
-            <w:tcW w:w="2561" w:type="dxa"/>
-            <w:vAlign w:val="top"/>
-          </w:tcPr>
-          <w:p>
-            <w:pPr>
-              <w:spacing w:before="20" w:after="20"/>
-            </w:pPr>
-            <w:r>
-              <w:rPr>
-                <w:sz w:val="21"/>
-                <w:szCs w:val="21"/>
-              </w:rPr>
-              <w:t xml:space="preserve">Cancellation, decline and non-attendance must be recorded, and a decision taken on a further appointment, p...</w:t>
-            </w:r>
-          </w:p>
-        </w:tc>
-        <w:tc>
-          <w:tcPr>
-            <w:tcW w:w="2809" w:type="dxa"/>
-            <w:vAlign w:val="top"/>
-          </w:tcPr>
-          <w:p>
-            <w:pPr>
-              <w:spacing w:before="20" w:after="20"/>
-            </w:pPr>
-            <w:r>
-              <w:rPr>
-                <w:sz w:val="21"/>
-                <w:szCs w:val="21"/>
-              </w:rPr>
-              <w:t xml:space="preserve">S3 B_NotAttending, T_RecordNonAttendance, T_OfferAnotherAppoi...</w:t>
-            </w:r>
-          </w:p>
-        </w:tc>
-        <w:tc>
-          <w:tcPr>
-            <w:tcW w:w="2576" w:type="dxa"/>
-            <w:vAlign w:val="top"/>
-          </w:tcPr>
-          <w:p>
-            <w:pPr>
-              <w:spacing w:before="20" w:after="20"/>
-            </w:pPr>
-            <w:r>
-              <w:rPr>
-                <w:sz w:val="21"/>
-                <w:szCs w:val="21"/>
+            <w:tcW w:w="1882" w:type="dxa"/>
+            <w:vAlign w:val="top"/>
+          </w:tcPr>
+          <w:p>
+            <w:pPr>
+              <w:spacing w:before="10" w:after="10"/>
+            </w:pPr>
+            <w:r>
+              <w:rPr>
+                <w:sz w:val="14"/>
+                <w:szCs w:val="14"/>
+              </w:rPr>
+              <w:t xml:space="preserve">Cancellation, decline, non-attendance recorded and decided</w:t>
+            </w:r>
+          </w:p>
+        </w:tc>
+        <w:tc>
+          <w:tcPr>
+            <w:tcW w:w="1956" w:type="dxa"/>
+            <w:vAlign w:val="top"/>
+          </w:tcPr>
+          <w:p>
+            <w:pPr>
+              <w:spacing w:before="10" w:after="10"/>
+            </w:pPr>
+            <w:r>
+              <w:rPr>
+                <w:sz w:val="14"/>
+                <w:szCs w:val="14"/>
+              </w:rPr>
+              <w:t xml:space="preserve">S3 B_NotAttending, T_RecordNonAttendance.</w:t>
+            </w:r>
+          </w:p>
+        </w:tc>
+        <w:tc>
+          <w:tcPr>
+            <w:tcW w:w="2068" w:type="dxa"/>
+            <w:vAlign w:val="top"/>
+          </w:tcPr>
+          <w:p>
+            <w:pPr>
+              <w:spacing w:before="10" w:after="10"/>
+            </w:pPr>
+            <w:r>
+              <w:rPr>
+                <w:sz w:val="14"/>
+                <w:szCs w:val="14"/>
+              </w:rPr>
+              <w:t xml:space="preserve">SD-19 Finance→Bookings [task: refer paid appointment changes]; SD-38 Bookings→Patient [task: confirm attendance]</w:t>
+            </w:r>
+          </w:p>
+        </w:tc>
+        <w:tc>
+          <w:tcPr>
+            <w:tcW w:w="1956" w:type="dxa"/>
+            <w:vAlign w:val="top"/>
+          </w:tcPr>
+          <w:p>
+            <w:pPr>
+              <w:spacing w:before="10" w:after="10"/>
+            </w:pPr>
+            <w:r>
+              <w:rPr>
+                <w:sz w:val="14"/>
+                <w:szCs w:val="14"/>
               </w:rPr>
               <w:t xml:space="preserve">Modelled with an event-triggered branch and a pathway review outcome</w:t>
             </w:r>
@@ -4146,17 +4920,17 @@
         </w:tc>
         <w:tc>
           <w:tcPr>
-            <w:tcW w:w="1076" w:type="dxa"/>
-            <w:vAlign w:val="top"/>
-          </w:tcPr>
-          <w:p>
-            <w:pPr>
-              <w:spacing w:before="20" w:after="20"/>
-            </w:pPr>
-            <w:r>
-              <w:rPr>
-                <w:sz w:val="21"/>
-                <w:szCs w:val="21"/>
+            <w:tcW w:w="1124" w:type="dxa"/>
+            <w:vAlign w:val="top"/>
+          </w:tcPr>
+          <w:p>
+            <w:pPr>
+              <w:spacing w:before="10" w:after="10"/>
+            </w:pPr>
+            <w:r>
+              <w:rPr>
+                <w:sz w:val="14"/>
+                <w:szCs w:val="14"/>
               </w:rPr>
               <w:t xml:space="preserve">Fully</w:t>
             </w:r>
@@ -4166,17 +4940,17 @@
       <w:tr>
         <w:tc>
           <w:tcPr>
-            <w:tcW w:w="616" w:type="dxa"/>
-            <w:vAlign w:val="top"/>
-          </w:tcPr>
-          <w:p>
-            <w:pPr>
-              <w:spacing w:before="20" w:after="20"/>
-            </w:pPr>
-            <w:r>
-              <w:rPr>
-                <w:sz w:val="21"/>
-                <w:szCs w:val="21"/>
+            <w:tcW w:w="652" w:type="dxa"/>
+            <w:vAlign w:val="top"/>
+          </w:tcPr>
+          <w:p>
+            <w:pPr>
+              <w:spacing w:before="10" w:after="10"/>
+            </w:pPr>
+            <w:r>
+              <w:rPr>
+                <w:sz w:val="14"/>
+                <w:szCs w:val="14"/>
               </w:rPr>
               <w:t xml:space="preserve">REQ-43</w:t>
             </w:r>
@@ -4184,53 +4958,71 @@
         </w:tc>
         <w:tc>
           <w:tcPr>
-            <w:tcW w:w="2561" w:type="dxa"/>
-            <w:vAlign w:val="top"/>
-          </w:tcPr>
-          <w:p>
-            <w:pPr>
-              <w:spacing w:before="20" w:after="20"/>
-            </w:pPr>
-            <w:r>
-              <w:rPr>
-                <w:sz w:val="21"/>
-                <w:szCs w:val="21"/>
-              </w:rPr>
-              <w:t xml:space="preserve">A follow-up appointment must be arranged within the clinically specified period or escalated rather than si...</w:t>
-            </w:r>
-          </w:p>
-        </w:tc>
-        <w:tc>
-          <w:tcPr>
-            <w:tcW w:w="2809" w:type="dxa"/>
-            <w:vAlign w:val="top"/>
-          </w:tcPr>
-          <w:p>
-            <w:pPr>
-              <w:spacing w:before="20" w:after="20"/>
-            </w:pPr>
-            <w:r>
-              <w:rPr>
-                <w:sz w:val="21"/>
-                <w:szCs w:val="21"/>
-              </w:rPr>
-              <w:t xml:space="preserve">S3 T_RequestFollowUp, T_ArrangeFollowUp, G_FollowUpWithinPeri...</w:t>
-            </w:r>
-          </w:p>
-        </w:tc>
-        <w:tc>
-          <w:tcPr>
-            <w:tcW w:w="2576" w:type="dxa"/>
-            <w:vAlign w:val="top"/>
-          </w:tcPr>
-          <w:p>
-            <w:pPr>
-              <w:spacing w:before="20" w:after="20"/>
-            </w:pPr>
-            <w:r>
-              <w:rPr>
-                <w:sz w:val="21"/>
-                <w:szCs w:val="21"/>
+            <w:tcW w:w="1882" w:type="dxa"/>
+            <w:vAlign w:val="top"/>
+          </w:tcPr>
+          <w:p>
+            <w:pPr>
+              <w:spacing w:before="10" w:after="10"/>
+            </w:pPr>
+            <w:r>
+              <w:rPr>
+                <w:sz w:val="14"/>
+                <w:szCs w:val="14"/>
+              </w:rPr>
+              <w:t xml:space="preserve">Follow-up within clinical period or escalated</w:t>
+            </w:r>
+          </w:p>
+        </w:tc>
+        <w:tc>
+          <w:tcPr>
+            <w:tcW w:w="1956" w:type="dxa"/>
+            <w:vAlign w:val="top"/>
+          </w:tcPr>
+          <w:p>
+            <w:pPr>
+              <w:spacing w:before="10" w:after="10"/>
+            </w:pPr>
+            <w:r>
+              <w:rPr>
+                <w:sz w:val="14"/>
+                <w:szCs w:val="14"/>
+              </w:rPr>
+              <w:t xml:space="preserve">S3 T_RequestFollowUp, T_ArrangeFollowUp.</w:t>
+            </w:r>
+          </w:p>
+        </w:tc>
+        <w:tc>
+          <w:tcPr>
+            <w:tcW w:w="2068" w:type="dxa"/>
+            <w:vAlign w:val="top"/>
+          </w:tcPr>
+          <w:p>
+            <w:pPr>
+              <w:spacing w:before="10" w:after="10"/>
+            </w:pPr>
+            <w:r>
+              <w:rPr>
+                <w:sz w:val="14"/>
+                <w:szCs w:val="14"/>
+              </w:rPr>
+              <w:t xml:space="preserve">SD-02 Patient→Bookings [task: offer a timely new patient appointment]; SD-39 Pathway→Referrer [task: inform pathway changes]</w:t>
+            </w:r>
+          </w:p>
+        </w:tc>
+        <w:tc>
+          <w:tcPr>
+            <w:tcW w:w="1956" w:type="dxa"/>
+            <w:vAlign w:val="top"/>
+          </w:tcPr>
+          <w:p>
+            <w:pPr>
+              <w:spacing w:before="10" w:after="10"/>
+            </w:pPr>
+            <w:r>
+              <w:rPr>
+                <w:sz w:val="14"/>
+                <w:szCs w:val="14"/>
               </w:rPr>
               <w:t xml:space="preserve">Modelled with an explicit escalation branch</w:t>
             </w:r>
@@ -4238,17 +5030,17 @@
         </w:tc>
         <w:tc>
           <w:tcPr>
-            <w:tcW w:w="1076" w:type="dxa"/>
-            <w:vAlign w:val="top"/>
-          </w:tcPr>
-          <w:p>
-            <w:pPr>
-              <w:spacing w:before="20" w:after="20"/>
-            </w:pPr>
-            <w:r>
-              <w:rPr>
-                <w:sz w:val="21"/>
-                <w:szCs w:val="21"/>
+            <w:tcW w:w="1124" w:type="dxa"/>
+            <w:vAlign w:val="top"/>
+          </w:tcPr>
+          <w:p>
+            <w:pPr>
+              <w:spacing w:before="10" w:after="10"/>
+            </w:pPr>
+            <w:r>
+              <w:rPr>
+                <w:sz w:val="14"/>
+                <w:szCs w:val="14"/>
               </w:rPr>
               <w:t xml:space="preserve">Fully</w:t>
             </w:r>
@@ -4258,17 +5050,17 @@
       <w:tr>
         <w:tc>
           <w:tcPr>
-            <w:tcW w:w="616" w:type="dxa"/>
-            <w:vAlign w:val="top"/>
-          </w:tcPr>
-          <w:p>
-            <w:pPr>
-              <w:spacing w:before="20" w:after="20"/>
-            </w:pPr>
-            <w:r>
-              <w:rPr>
-                <w:sz w:val="21"/>
-                <w:szCs w:val="21"/>
+            <w:tcW w:w="652" w:type="dxa"/>
+            <w:vAlign w:val="top"/>
+          </w:tcPr>
+          <w:p>
+            <w:pPr>
+              <w:spacing w:before="10" w:after="10"/>
+            </w:pPr>
+            <w:r>
+              <w:rPr>
+                <w:sz w:val="14"/>
+                <w:szCs w:val="14"/>
               </w:rPr>
               <w:t xml:space="preserve">REQ-44</w:t>
             </w:r>
@@ -4276,71 +5068,89 @@
         </w:tc>
         <w:tc>
           <w:tcPr>
-            <w:tcW w:w="2561" w:type="dxa"/>
-            <w:vAlign w:val="top"/>
-          </w:tcPr>
-          <w:p>
-            <w:pPr>
-              <w:spacing w:before="20" w:after="20"/>
-            </w:pPr>
-            <w:r>
-              <w:rPr>
-                <w:sz w:val="21"/>
-                <w:szCs w:val="21"/>
-              </w:rPr>
-              <w:t xml:space="preserve">The system must maintain an auditable relationship between patient, referral, treatment request, appointmen...</w:t>
-            </w:r>
-          </w:p>
-        </w:tc>
-        <w:tc>
-          <w:tcPr>
-            <w:tcW w:w="2809" w:type="dxa"/>
-            <w:vAlign w:val="top"/>
-          </w:tcPr>
-          <w:p>
-            <w:pPr>
-              <w:spacing w:before="20" w:after="20"/>
-            </w:pPr>
-            <w:r>
-              <w:rPr>
-                <w:sz w:val="21"/>
-                <w:szCs w:val="21"/>
-              </w:rPr>
-              <w:t xml:space="preserve">Distributed across S2 and S3 tasks; no single process correla...</w:t>
-            </w:r>
-          </w:p>
-        </w:tc>
-        <w:tc>
-          <w:tcPr>
-            <w:tcW w:w="2576" w:type="dxa"/>
-            <w:vAlign w:val="top"/>
-          </w:tcPr>
-          <w:p>
-            <w:pPr>
-              <w:spacing w:before="20" w:after="20"/>
-            </w:pPr>
-            <w:r>
-              <w:rPr>
-                <w:sz w:val="21"/>
-                <w:szCs w:val="21"/>
-              </w:rPr>
-              <w:t xml:space="preserve">Each element exists somewhere in the models, but there is no correlation...</w:t>
-            </w:r>
-          </w:p>
-        </w:tc>
-        <w:tc>
-          <w:tcPr>
-            <w:tcW w:w="1076" w:type="dxa"/>
-            <w:vAlign w:val="top"/>
-          </w:tcPr>
-          <w:p>
-            <w:pPr>
-              <w:spacing w:before="20" w:after="20"/>
-            </w:pPr>
-            <w:r>
-              <w:rPr>
-                <w:sz w:val="21"/>
-                <w:szCs w:val="21"/>
+            <w:tcW w:w="1882" w:type="dxa"/>
+            <w:vAlign w:val="top"/>
+          </w:tcPr>
+          <w:p>
+            <w:pPr>
+              <w:spacing w:before="10" w:after="10"/>
+            </w:pPr>
+            <w:r>
+              <w:rPr>
+                <w:sz w:val="14"/>
+                <w:szCs w:val="14"/>
+              </w:rPr>
+              <w:t xml:space="preserve">Auditable episode across patient/referral/request/appointment/funding/payment/refund</w:t>
+            </w:r>
+          </w:p>
+        </w:tc>
+        <w:tc>
+          <w:tcPr>
+            <w:tcW w:w="1956" w:type="dxa"/>
+            <w:vAlign w:val="top"/>
+          </w:tcPr>
+          <w:p>
+            <w:pPr>
+              <w:spacing w:before="10" w:after="10"/>
+            </w:pPr>
+            <w:r>
+              <w:rPr>
+                <w:sz w:val="14"/>
+                <w:szCs w:val="14"/>
+              </w:rPr>
+              <w:t xml:space="preserve">Distributed across S2 and S3 tasks.</w:t>
+            </w:r>
+          </w:p>
+        </w:tc>
+        <w:tc>
+          <w:tcPr>
+            <w:tcW w:w="2068" w:type="dxa"/>
+            <w:vAlign w:val="top"/>
+          </w:tcPr>
+          <w:p>
+            <w:pPr>
+              <w:spacing w:before="10" w:after="10"/>
+            </w:pPr>
+            <w:r>
+              <w:rPr>
+                <w:sz w:val="14"/>
+                <w:szCs w:val="14"/>
+              </w:rPr>
+              <w:t xml:space="preserve">SR Finance/Secretary: episode handle; SD-07 patient identification</w:t>
+            </w:r>
+          </w:p>
+        </w:tc>
+        <w:tc>
+          <w:tcPr>
+            <w:tcW w:w="1956" w:type="dxa"/>
+            <w:vAlign w:val="top"/>
+          </w:tcPr>
+          <w:p>
+            <w:pPr>
+              <w:spacing w:before="10" w:after="10"/>
+            </w:pPr>
+            <w:r>
+              <w:rPr>
+                <w:sz w:val="14"/>
+                <w:szCs w:val="14"/>
+              </w:rPr>
+              <w:t xml:space="preserve">Each element exists somewhere in the models. [design inspection; H2 episode record]</w:t>
+            </w:r>
+          </w:p>
+        </w:tc>
+        <w:tc>
+          <w:tcPr>
+            <w:tcW w:w="1124" w:type="dxa"/>
+            <w:vAlign w:val="top"/>
+          </w:tcPr>
+          <w:p>
+            <w:pPr>
+              <w:spacing w:before="10" w:after="10"/>
+            </w:pPr>
+            <w:r>
+              <w:rPr>
+                <w:sz w:val="14"/>
+                <w:szCs w:val="14"/>
               </w:rPr>
               <w:t xml:space="preserve">Partly</w:t>
             </w:r>
